--- a/electron/database/generate-document/templates/party-packing.docx
+++ b/electron/database/generate-document/templates/party-packing.docx
@@ -3645,17 +3645,6 @@
               <w:right w:val="nil"/>
             </w:tcBorders>
           </w:tcPr>
-          <w:p>
-            <w:pPr>
-              <w:pStyle w:val="NoSpacing"/>
-              <w:spacing w:line="276" w:lineRule="auto"/>
-              <w:rPr>
-                <w:rFonts w:cstheme="minorHAnsi"/>
-                <w:sz w:val="20"/>
-                <w:szCs w:val="20"/>
-              </w:rPr>
-            </w:pPr>
-          </w:p>
           <w:p>
             <w:pPr>
               <w:pStyle w:val="NoSpacing"/>
@@ -4002,7 +3991,7 @@
         <w:spacing w:val="80"/>
         <w:sz w:val="24"/>
       </w:rPr>
-      <w:t>INVOICE</w:t>
+      <w:t>PACKING LIST</w:t>
     </w:r>
   </w:p>
 </w:hdr>

--- a/electron/database/generate-document/templates/party-packing.docx
+++ b/electron/database/generate-document/templates/party-packing.docx
@@ -6,20 +6,14 @@
       <w:tblPr>
         <w:tblStyle w:val="TableGrid"/>
         <w:tblpPr w:leftFromText="180" w:rightFromText="180" w:vertAnchor="page" w:horzAnchor="margin" w:tblpY="481"/>
-        <w:tblW w:w="11096" w:type="dxa"/>
+        <w:tblW w:w="11106" w:type="dxa"/>
         <w:tblLook w:val="04A0" w:firstRow="1" w:lastRow="0" w:firstColumn="1" w:lastColumn="0" w:noHBand="0" w:noVBand="1"/>
       </w:tblPr>
       <w:tblGrid>
-        <w:gridCol w:w="2583"/>
-        <w:gridCol w:w="340"/>
-        <w:gridCol w:w="873"/>
-        <w:gridCol w:w="1384"/>
-        <w:gridCol w:w="367"/>
-        <w:gridCol w:w="1691"/>
-        <w:gridCol w:w="1050"/>
-        <w:gridCol w:w="216"/>
-        <w:gridCol w:w="642"/>
-        <w:gridCol w:w="1960"/>
+        <w:gridCol w:w="3122"/>
+        <w:gridCol w:w="2596"/>
+        <w:gridCol w:w="2742"/>
+        <w:gridCol w:w="2646"/>
       </w:tblGrid>
       <w:tr>
         <w:trPr>
@@ -27,8 +21,8 @@
         </w:trPr>
         <w:tc>
           <w:tcPr>
-            <w:tcW w:w="5451" w:type="dxa"/>
-            <w:gridSpan w:val="5"/>
+            <w:tcW w:w="5622" w:type="dxa"/>
+            <w:gridSpan w:val="2"/>
             <w:vMerge w:val="restart"/>
             <w:tcBorders>
               <w:left w:val="nil"/>
@@ -192,8 +186,7 @@
         </w:tc>
         <w:tc>
           <w:tcPr>
-            <w:tcW w:w="2718" w:type="dxa"/>
-            <w:gridSpan w:val="2"/>
+            <w:tcW w:w="2769" w:type="dxa"/>
           </w:tcPr>
           <w:p>
             <w:pPr>
@@ -238,8 +231,7 @@
         </w:tc>
         <w:tc>
           <w:tcPr>
-            <w:tcW w:w="2927" w:type="dxa"/>
-            <w:gridSpan w:val="3"/>
+            <w:tcW w:w="2715" w:type="dxa"/>
             <w:tcBorders>
               <w:right w:val="nil"/>
             </w:tcBorders>
@@ -292,8 +284,8 @@
         </w:trPr>
         <w:tc>
           <w:tcPr>
-            <w:tcW w:w="5451" w:type="dxa"/>
-            <w:gridSpan w:val="5"/>
+            <w:tcW w:w="5622" w:type="dxa"/>
+            <w:gridSpan w:val="2"/>
             <w:vMerge/>
             <w:tcBorders>
               <w:left w:val="nil"/>
@@ -309,8 +301,7 @@
         </w:tc>
         <w:tc>
           <w:tcPr>
-            <w:tcW w:w="2718" w:type="dxa"/>
-            <w:gridSpan w:val="2"/>
+            <w:tcW w:w="2769" w:type="dxa"/>
             <w:tcBorders>
               <w:bottom w:val="single" w:sz="4" w:space="0" w:color="auto"/>
             </w:tcBorders>
@@ -358,8 +349,7 @@
         </w:tc>
         <w:tc>
           <w:tcPr>
-            <w:tcW w:w="2927" w:type="dxa"/>
-            <w:gridSpan w:val="3"/>
+            <w:tcW w:w="2715" w:type="dxa"/>
             <w:tcBorders>
               <w:bottom w:val="single" w:sz="4" w:space="0" w:color="auto"/>
               <w:right w:val="nil"/>
@@ -413,8 +403,8 @@
         </w:trPr>
         <w:tc>
           <w:tcPr>
-            <w:tcW w:w="5451" w:type="dxa"/>
-            <w:gridSpan w:val="5"/>
+            <w:tcW w:w="5622" w:type="dxa"/>
+            <w:gridSpan w:val="2"/>
             <w:vMerge w:val="restart"/>
             <w:tcBorders>
               <w:left w:val="nil"/>
@@ -678,8 +668,8 @@
         </w:tc>
         <w:tc>
           <w:tcPr>
-            <w:tcW w:w="5645" w:type="dxa"/>
-            <w:gridSpan w:val="5"/>
+            <w:tcW w:w="5484" w:type="dxa"/>
+            <w:gridSpan w:val="2"/>
             <w:tcBorders>
               <w:left w:val="single" w:sz="4" w:space="0" w:color="auto"/>
               <w:right w:val="nil"/>
@@ -869,8 +859,8 @@
         </w:trPr>
         <w:tc>
           <w:tcPr>
-            <w:tcW w:w="5451" w:type="dxa"/>
-            <w:gridSpan w:val="5"/>
+            <w:tcW w:w="5622" w:type="dxa"/>
+            <w:gridSpan w:val="2"/>
             <w:vMerge/>
             <w:tcBorders>
               <w:left w:val="nil"/>
@@ -888,8 +878,7 @@
         </w:tc>
         <w:tc>
           <w:tcPr>
-            <w:tcW w:w="2718" w:type="dxa"/>
-            <w:gridSpan w:val="2"/>
+            <w:tcW w:w="2769" w:type="dxa"/>
           </w:tcPr>
           <w:p>
             <w:pPr>
@@ -946,8 +935,7 @@
         </w:tc>
         <w:tc>
           <w:tcPr>
-            <w:tcW w:w="2927" w:type="dxa"/>
-            <w:gridSpan w:val="3"/>
+            <w:tcW w:w="2715" w:type="dxa"/>
             <w:tcBorders>
               <w:right w:val="nil"/>
             </w:tcBorders>
@@ -1012,8 +1000,8 @@
         </w:trPr>
         <w:tc>
           <w:tcPr>
-            <w:tcW w:w="5451" w:type="dxa"/>
-            <w:gridSpan w:val="5"/>
+            <w:tcW w:w="5622" w:type="dxa"/>
+            <w:gridSpan w:val="2"/>
             <w:vMerge/>
             <w:tcBorders>
               <w:left w:val="nil"/>
@@ -1031,8 +1019,8 @@
         </w:tc>
         <w:tc>
           <w:tcPr>
-            <w:tcW w:w="5645" w:type="dxa"/>
-            <w:gridSpan w:val="5"/>
+            <w:tcW w:w="5484" w:type="dxa"/>
+            <w:gridSpan w:val="2"/>
             <w:vMerge w:val="restart"/>
             <w:tcBorders>
               <w:right w:val="nil"/>
@@ -1115,8 +1103,7 @@
         </w:trPr>
         <w:tc>
           <w:tcPr>
-            <w:tcW w:w="2841" w:type="dxa"/>
-            <w:gridSpan w:val="2"/>
+            <w:tcW w:w="2991" w:type="dxa"/>
             <w:tcBorders>
               <w:left w:val="nil"/>
             </w:tcBorders>
@@ -1194,8 +1181,7 @@
         </w:tc>
         <w:tc>
           <w:tcPr>
-            <w:tcW w:w="2610" w:type="dxa"/>
-            <w:gridSpan w:val="3"/>
+            <w:tcW w:w="2631" w:type="dxa"/>
           </w:tcPr>
           <w:p>
             <w:pPr>
@@ -1267,8 +1253,8 @@
         </w:tc>
         <w:tc>
           <w:tcPr>
-            <w:tcW w:w="5645" w:type="dxa"/>
-            <w:gridSpan w:val="5"/>
+            <w:tcW w:w="5484" w:type="dxa"/>
+            <w:gridSpan w:val="2"/>
             <w:vMerge/>
             <w:tcBorders>
               <w:right w:val="nil"/>
@@ -1291,8 +1277,7 @@
         </w:trPr>
         <w:tc>
           <w:tcPr>
-            <w:tcW w:w="2841" w:type="dxa"/>
-            <w:gridSpan w:val="2"/>
+            <w:tcW w:w="2991" w:type="dxa"/>
             <w:tcBorders>
               <w:left w:val="nil"/>
             </w:tcBorders>
@@ -1368,8 +1353,7 @@
         </w:tc>
         <w:tc>
           <w:tcPr>
-            <w:tcW w:w="2610" w:type="dxa"/>
-            <w:gridSpan w:val="3"/>
+            <w:tcW w:w="2631" w:type="dxa"/>
           </w:tcPr>
           <w:p>
             <w:pPr>
@@ -1441,8 +1425,8 @@
         </w:tc>
         <w:tc>
           <w:tcPr>
-            <w:tcW w:w="5645" w:type="dxa"/>
-            <w:gridSpan w:val="5"/>
+            <w:tcW w:w="5484" w:type="dxa"/>
+            <w:gridSpan w:val="2"/>
             <w:vMerge/>
             <w:tcBorders>
               <w:right w:val="nil"/>
@@ -1465,8 +1449,7 @@
         </w:trPr>
         <w:tc>
           <w:tcPr>
-            <w:tcW w:w="2841" w:type="dxa"/>
-            <w:gridSpan w:val="2"/>
+            <w:tcW w:w="2991" w:type="dxa"/>
             <w:tcBorders>
               <w:left w:val="nil"/>
             </w:tcBorders>
@@ -1537,8 +1520,7 @@
         </w:tc>
         <w:tc>
           <w:tcPr>
-            <w:tcW w:w="2610" w:type="dxa"/>
-            <w:gridSpan w:val="3"/>
+            <w:tcW w:w="2631" w:type="dxa"/>
           </w:tcPr>
           <w:p>
             <w:pPr>
@@ -1606,8 +1588,8 @@
         </w:tc>
         <w:tc>
           <w:tcPr>
-            <w:tcW w:w="5645" w:type="dxa"/>
-            <w:gridSpan w:val="5"/>
+            <w:tcW w:w="5484" w:type="dxa"/>
+            <w:gridSpan w:val="2"/>
             <w:vMerge/>
             <w:tcBorders>
               <w:right w:val="nil"/>
@@ -1630,8 +1612,8 @@
         </w:trPr>
         <w:tc>
           <w:tcPr>
-            <w:tcW w:w="11096" w:type="dxa"/>
-            <w:gridSpan w:val="10"/>
+            <w:tcW w:w="11106" w:type="dxa"/>
+            <w:gridSpan w:val="4"/>
             <w:tcBorders>
               <w:left w:val="nil"/>
               <w:right w:val="nil"/>
@@ -1690,8 +1672,8 @@
         </w:trPr>
         <w:tc>
           <w:tcPr>
-            <w:tcW w:w="11096" w:type="dxa"/>
-            <w:gridSpan w:val="10"/>
+            <w:tcW w:w="11106" w:type="dxa"/>
+            <w:gridSpan w:val="4"/>
             <w:tcBorders>
               <w:left w:val="nil"/>
               <w:right w:val="nil"/>
@@ -1707,16 +1689,16 @@
               <w:tblLook w:val="04A0" w:firstRow="1" w:lastRow="0" w:firstColumn="1" w:lastColumn="0" w:noHBand="0" w:noVBand="1"/>
             </w:tblPr>
             <w:tblGrid>
-              <w:gridCol w:w="1171"/>
-              <w:gridCol w:w="1470"/>
-              <w:gridCol w:w="691"/>
-              <w:gridCol w:w="1247"/>
-              <w:gridCol w:w="1201"/>
-              <w:gridCol w:w="1117"/>
-              <w:gridCol w:w="979"/>
-              <w:gridCol w:w="739"/>
-              <w:gridCol w:w="894"/>
-              <w:gridCol w:w="1381"/>
+              <w:gridCol w:w="1099"/>
+              <w:gridCol w:w="1378"/>
+              <w:gridCol w:w="1298"/>
+              <w:gridCol w:w="1172"/>
+              <w:gridCol w:w="1129"/>
+              <w:gridCol w:w="1051"/>
+              <w:gridCol w:w="923"/>
+              <w:gridCol w:w="700"/>
+              <w:gridCol w:w="844"/>
+              <w:gridCol w:w="1296"/>
             </w:tblGrid>
             <w:tr>
               <w:trPr>
@@ -1782,7 +1764,7 @@
               </w:tc>
               <w:tc>
                 <w:tcPr>
-                  <w:tcW w:w="650" w:type="dxa"/>
+                  <w:tcW w:w="1046" w:type="dxa"/>
                   <w:tcBorders>
                     <w:top w:val="nil"/>
                     <w:left w:val="nil"/>
@@ -1816,7 +1798,7 @@
               </w:tc>
               <w:tc>
                 <w:tcPr>
-                  <w:tcW w:w="1158" w:type="dxa"/>
+                  <w:tcW w:w="850" w:type="dxa"/>
                   <w:tcBorders>
                     <w:top w:val="nil"/>
                     <w:left w:val="nil"/>
@@ -1850,7 +1832,7 @@
               </w:tc>
               <w:tc>
                 <w:tcPr>
-                  <w:tcW w:w="1115" w:type="dxa"/>
+                  <w:tcW w:w="1134" w:type="dxa"/>
                   <w:tcBorders>
                     <w:top w:val="nil"/>
                     <w:left w:val="nil"/>
@@ -1884,7 +1866,7 @@
               </w:tc>
               <w:tc>
                 <w:tcPr>
-                  <w:tcW w:w="1039" w:type="dxa"/>
+                  <w:tcW w:w="993" w:type="dxa"/>
                   <w:tcBorders>
                     <w:top w:val="nil"/>
                     <w:left w:val="nil"/>
@@ -1917,7 +1899,7 @@
               </w:tc>
               <w:tc>
                 <w:tcPr>
-                  <w:tcW w:w="913" w:type="dxa"/>
+                  <w:tcW w:w="992" w:type="dxa"/>
                   <w:tcBorders>
                     <w:top w:val="nil"/>
                     <w:bottom w:val="nil"/>
@@ -1949,7 +1931,7 @@
               </w:tc>
               <w:tc>
                 <w:tcPr>
-                  <w:tcW w:w="693" w:type="dxa"/>
+                  <w:tcW w:w="850" w:type="dxa"/>
                   <w:tcBorders>
                     <w:top w:val="nil"/>
                     <w:bottom w:val="nil"/>
@@ -2003,7 +1985,7 @@
               </w:tc>
               <w:tc>
                 <w:tcPr>
-                  <w:tcW w:w="835" w:type="dxa"/>
+                  <w:tcW w:w="851" w:type="dxa"/>
                   <w:tcBorders>
                     <w:top w:val="nil"/>
                     <w:bottom w:val="nil"/>
@@ -2057,7 +2039,7 @@
               </w:tc>
               <w:tc>
                 <w:tcPr>
-                  <w:tcW w:w="1280" w:type="dxa"/>
+                  <w:tcW w:w="967" w:type="dxa"/>
                   <w:tcBorders>
                     <w:top w:val="nil"/>
                     <w:bottom w:val="nil"/>
@@ -2117,7 +2099,7 @@
               </w:trPr>
               <w:tc>
                 <w:tcPr>
-                  <w:tcW w:w="7169" w:type="dxa"/>
+                  <w:tcW w:w="7230" w:type="dxa"/>
                   <w:gridSpan w:val="6"/>
                   <w:tcBorders>
                     <w:top w:val="nil"/>
@@ -2208,7 +2190,7 @@
               </w:tc>
               <w:tc>
                 <w:tcPr>
-                  <w:tcW w:w="913" w:type="dxa"/>
+                  <w:tcW w:w="992" w:type="dxa"/>
                   <w:tcBorders>
                     <w:top w:val="nil"/>
                     <w:bottom w:val="nil"/>
@@ -2228,7 +2210,7 @@
               </w:tc>
               <w:tc>
                 <w:tcPr>
-                  <w:tcW w:w="693" w:type="dxa"/>
+                  <w:tcW w:w="850" w:type="dxa"/>
                   <w:tcBorders>
                     <w:top w:val="nil"/>
                     <w:bottom w:val="nil"/>
@@ -2248,7 +2230,7 @@
               </w:tc>
               <w:tc>
                 <w:tcPr>
-                  <w:tcW w:w="835" w:type="dxa"/>
+                  <w:tcW w:w="851" w:type="dxa"/>
                   <w:tcBorders>
                     <w:top w:val="nil"/>
                     <w:bottom w:val="nil"/>
@@ -2268,7 +2250,7 @@
               </w:tc>
               <w:tc>
                 <w:tcPr>
-                  <w:tcW w:w="1280" w:type="dxa"/>
+                  <w:tcW w:w="967" w:type="dxa"/>
                   <w:tcBorders>
                     <w:top w:val="nil"/>
                     <w:bottom w:val="nil"/>
@@ -2416,7 +2398,7 @@
               </w:tc>
               <w:tc>
                 <w:tcPr>
-                  <w:tcW w:w="650" w:type="dxa"/>
+                  <w:tcW w:w="1046" w:type="dxa"/>
                   <w:tcBorders>
                     <w:top w:val="nil"/>
                     <w:left w:val="nil"/>
@@ -2434,11 +2416,48 @@
                       <w:szCs w:val="20"/>
                     </w:rPr>
                   </w:pPr>
+                  <w:r>
+                    <w:rPr>
+                      <w:rFonts w:cstheme="minorHAnsi"/>
+                      <w:sz w:val="20"/>
+                      <w:szCs w:val="20"/>
+                    </w:rPr>
+                    <w:t>{</w:t>
+                  </w:r>
+                  <w:proofErr w:type="spellStart"/>
+                  <w:r>
+                    <w:rPr>
+                      <w:rFonts w:cstheme="minorHAnsi"/>
+                      <w:sz w:val="20"/>
+                      <w:szCs w:val="20"/>
+                    </w:rPr>
+                    <w:t>materialGrade</w:t>
+                  </w:r>
+                  <w:proofErr w:type="spellEnd"/>
+                </w:p>
+                <w:p>
+                  <w:pPr>
+                    <w:pStyle w:val="NoSpacing"/>
+                    <w:spacing w:line="276" w:lineRule="auto"/>
+                    <w:rPr>
+                      <w:rFonts w:cstheme="minorHAnsi"/>
+                      <w:sz w:val="20"/>
+                      <w:szCs w:val="20"/>
+                    </w:rPr>
+                  </w:pPr>
+                  <w:r>
+                    <w:rPr>
+                      <w:rFonts w:cstheme="minorHAnsi"/>
+                      <w:sz w:val="20"/>
+                      <w:szCs w:val="20"/>
+                    </w:rPr>
+                    <w:t>}</w:t>
+                  </w:r>
                 </w:p>
               </w:tc>
               <w:tc>
                 <w:tcPr>
-                  <w:tcW w:w="1158" w:type="dxa"/>
+                  <w:tcW w:w="850" w:type="dxa"/>
                   <w:tcBorders>
                     <w:top w:val="nil"/>
                     <w:left w:val="nil"/>
@@ -2486,7 +2505,7 @@
               </w:tc>
               <w:tc>
                 <w:tcPr>
-                  <w:tcW w:w="1115" w:type="dxa"/>
+                  <w:tcW w:w="1134" w:type="dxa"/>
                   <w:tcBorders>
                     <w:top w:val="nil"/>
                     <w:left w:val="nil"/>
@@ -2534,7 +2553,7 @@
               </w:tc>
               <w:tc>
                 <w:tcPr>
-                  <w:tcW w:w="1039" w:type="dxa"/>
+                  <w:tcW w:w="993" w:type="dxa"/>
                   <w:tcBorders>
                     <w:top w:val="nil"/>
                     <w:left w:val="nil"/>
@@ -2581,7 +2600,7 @@
               </w:tc>
               <w:tc>
                 <w:tcPr>
-                  <w:tcW w:w="913" w:type="dxa"/>
+                  <w:tcW w:w="992" w:type="dxa"/>
                   <w:tcBorders>
                     <w:top w:val="nil"/>
                     <w:bottom w:val="nil"/>
@@ -2626,7 +2645,7 @@
               </w:tc>
               <w:tc>
                 <w:tcPr>
-                  <w:tcW w:w="693" w:type="dxa"/>
+                  <w:tcW w:w="850" w:type="dxa"/>
                   <w:tcBorders>
                     <w:top w:val="nil"/>
                     <w:bottom w:val="nil"/>
@@ -2647,7 +2666,7 @@
               </w:tc>
               <w:tc>
                 <w:tcPr>
-                  <w:tcW w:w="835" w:type="dxa"/>
+                  <w:tcW w:w="851" w:type="dxa"/>
                   <w:tcBorders>
                     <w:top w:val="nil"/>
                     <w:bottom w:val="nil"/>
@@ -2668,7 +2687,7 @@
               </w:tc>
               <w:tc>
                 <w:tcPr>
-                  <w:tcW w:w="1280" w:type="dxa"/>
+                  <w:tcW w:w="967" w:type="dxa"/>
                   <w:tcBorders>
                     <w:top w:val="nil"/>
                     <w:bottom w:val="nil"/>
@@ -2736,15 +2755,15 @@
       </w:tr>
       <w:tr>
         <w:trPr>
-          <w:trHeight w:val="197"/>
+          <w:trHeight w:val="298"/>
         </w:trPr>
         <w:tc>
           <w:tcPr>
-            <w:tcW w:w="11096" w:type="dxa"/>
-            <w:gridSpan w:val="10"/>
+            <w:tcW w:w="11106" w:type="dxa"/>
+            <w:gridSpan w:val="4"/>
             <w:tcBorders>
               <w:left w:val="nil"/>
-              <w:bottom w:val="single" w:sz="4" w:space="0" w:color="auto"/>
+              <w:bottom w:val="nil"/>
               <w:right w:val="nil"/>
             </w:tcBorders>
           </w:tcPr>
@@ -2752,31 +2771,12 @@
             <w:pPr>
               <w:pStyle w:val="NoSpacing"/>
               <w:spacing w:line="276" w:lineRule="auto"/>
-              <w:jc w:val="right"/>
-              <w:rPr>
-                <w:rFonts w:cstheme="minorHAnsi"/>
-              </w:rPr>
-            </w:pPr>
-            <w:r>
-              <w:rPr>
-                <w:rFonts w:cstheme="minorHAnsi"/>
-              </w:rPr>
-              <w:t>{</w:t>
-            </w:r>
-            <w:proofErr w:type="spellStart"/>
-            <w:r>
-              <w:rPr>
-                <w:rFonts w:cstheme="minorHAnsi"/>
-              </w:rPr>
-              <w:t>totalAmount</w:t>
-            </w:r>
-            <w:proofErr w:type="spellEnd"/>
-            <w:r>
-              <w:rPr>
-                <w:rFonts w:cstheme="minorHAnsi"/>
-              </w:rPr>
-              <w:t>}</w:t>
-            </w:r>
+              <w:rPr>
+                <w:rFonts w:cstheme="minorHAnsi"/>
+                <w:sz w:val="20"/>
+                <w:szCs w:val="20"/>
+              </w:rPr>
+            </w:pPr>
           </w:p>
         </w:tc>
       </w:tr>
@@ -2786,444 +2786,8 @@
         </w:trPr>
         <w:tc>
           <w:tcPr>
-            <w:tcW w:w="2481" w:type="dxa"/>
-            <w:tcBorders>
-              <w:left w:val="nil"/>
-              <w:bottom w:val="single" w:sz="4" w:space="0" w:color="auto"/>
-              <w:right w:val="nil"/>
-            </w:tcBorders>
-          </w:tcPr>
-          <w:p>
-            <w:pPr>
-              <w:pStyle w:val="NoSpacing"/>
-              <w:spacing w:line="276" w:lineRule="auto"/>
-              <w:jc w:val="right"/>
-              <w:rPr>
-                <w:rFonts w:cstheme="minorHAnsi"/>
-              </w:rPr>
-            </w:pPr>
-          </w:p>
-        </w:tc>
-        <w:tc>
-          <w:tcPr>
-            <w:tcW w:w="1232" w:type="dxa"/>
-            <w:gridSpan w:val="2"/>
-            <w:tcBorders>
-              <w:left w:val="nil"/>
-              <w:bottom w:val="single" w:sz="4" w:space="0" w:color="auto"/>
-              <w:right w:val="nil"/>
-            </w:tcBorders>
-          </w:tcPr>
-          <w:p>
-            <w:pPr>
-              <w:pStyle w:val="NoSpacing"/>
-              <w:spacing w:line="276" w:lineRule="auto"/>
-              <w:jc w:val="right"/>
-              <w:rPr>
-                <w:rFonts w:cstheme="minorHAnsi"/>
-              </w:rPr>
-            </w:pPr>
-            <w:r>
-              <w:rPr>
-                <w:rFonts w:cstheme="minorHAnsi"/>
-              </w:rPr>
-              <w:t xml:space="preserve">  </w:t>
-            </w:r>
-          </w:p>
-        </w:tc>
-        <w:tc>
-          <w:tcPr>
-            <w:tcW w:w="1386" w:type="dxa"/>
-            <w:tcBorders>
-              <w:left w:val="nil"/>
-              <w:bottom w:val="single" w:sz="4" w:space="0" w:color="auto"/>
-              <w:right w:val="nil"/>
-            </w:tcBorders>
-          </w:tcPr>
-          <w:p>
-            <w:pPr>
-              <w:pStyle w:val="NoSpacing"/>
-              <w:spacing w:line="276" w:lineRule="auto"/>
-              <w:jc w:val="right"/>
-              <w:rPr>
-                <w:rFonts w:cstheme="minorHAnsi"/>
-              </w:rPr>
-            </w:pPr>
-          </w:p>
-        </w:tc>
-        <w:tc>
-          <w:tcPr>
-            <w:tcW w:w="1893" w:type="dxa"/>
-            <w:gridSpan w:val="2"/>
-            <w:tcBorders>
-              <w:left w:val="nil"/>
-              <w:bottom w:val="single" w:sz="4" w:space="0" w:color="auto"/>
-              <w:right w:val="nil"/>
-            </w:tcBorders>
-          </w:tcPr>
-          <w:p>
-            <w:pPr>
-              <w:pStyle w:val="NoSpacing"/>
-              <w:spacing w:line="276" w:lineRule="auto"/>
-              <w:jc w:val="right"/>
-              <w:rPr>
-                <w:rFonts w:cstheme="minorHAnsi"/>
-              </w:rPr>
-            </w:pPr>
-          </w:p>
-        </w:tc>
-        <w:tc>
-          <w:tcPr>
-            <w:tcW w:w="2501" w:type="dxa"/>
-            <w:gridSpan w:val="3"/>
-            <w:tcBorders>
-              <w:left w:val="nil"/>
-              <w:bottom w:val="single" w:sz="4" w:space="0" w:color="auto"/>
-              <w:right w:val="nil"/>
-            </w:tcBorders>
-          </w:tcPr>
-          <w:p>
-            <w:pPr>
-              <w:pStyle w:val="NoSpacing"/>
-              <w:spacing w:line="276" w:lineRule="auto"/>
-              <w:jc w:val="right"/>
-              <w:rPr>
-                <w:rFonts w:cstheme="minorHAnsi"/>
-              </w:rPr>
-            </w:pPr>
-            <w:r>
-              <w:rPr>
-                <w:rFonts w:cstheme="minorHAnsi"/>
-              </w:rPr>
-              <w:t xml:space="preserve">Addition </w:t>
-            </w:r>
-          </w:p>
-          <w:p>
-            <w:pPr>
-              <w:pStyle w:val="NoSpacing"/>
-              <w:spacing w:line="276" w:lineRule="auto"/>
-              <w:jc w:val="right"/>
-              <w:rPr>
-                <w:rFonts w:cstheme="minorHAnsi"/>
-              </w:rPr>
-            </w:pPr>
-            <w:r>
-              <w:rPr>
-                <w:rFonts w:cstheme="minorHAnsi"/>
-              </w:rPr>
-              <w:t xml:space="preserve">Discount </w:t>
-            </w:r>
-          </w:p>
-          <w:p>
-            <w:pPr>
-              <w:pStyle w:val="NoSpacing"/>
-              <w:spacing w:line="276" w:lineRule="auto"/>
-              <w:jc w:val="right"/>
-              <w:rPr>
-                <w:rFonts w:cstheme="minorHAnsi"/>
-              </w:rPr>
-            </w:pPr>
-            <w:r>
-              <w:rPr>
-                <w:rFonts w:cstheme="minorHAnsi"/>
-              </w:rPr>
-              <w:t xml:space="preserve">Rounding                 </w:t>
-            </w:r>
-          </w:p>
-        </w:tc>
-        <w:tc>
-          <w:tcPr>
-            <w:tcW w:w="1603" w:type="dxa"/>
-            <w:tcBorders>
-              <w:left w:val="nil"/>
-              <w:bottom w:val="single" w:sz="4" w:space="0" w:color="auto"/>
-              <w:right w:val="nil"/>
-            </w:tcBorders>
-          </w:tcPr>
-          <w:p>
-            <w:pPr>
-              <w:pStyle w:val="NoSpacing"/>
-              <w:spacing w:line="276" w:lineRule="auto"/>
-              <w:jc w:val="right"/>
-              <w:rPr>
-                <w:rFonts w:cstheme="minorHAnsi"/>
-              </w:rPr>
-            </w:pPr>
-            <w:r>
-              <w:rPr>
-                <w:rFonts w:cstheme="minorHAnsi"/>
-              </w:rPr>
-              <w:t>{</w:t>
-            </w:r>
-            <w:proofErr w:type="spellStart"/>
-            <w:r>
-              <w:rPr>
-                <w:rFonts w:cstheme="minorHAnsi"/>
-              </w:rPr>
-              <w:t>totalAddition</w:t>
-            </w:r>
-            <w:proofErr w:type="spellEnd"/>
-            <w:r>
-              <w:rPr>
-                <w:rFonts w:cstheme="minorHAnsi"/>
-              </w:rPr>
-              <w:t>}</w:t>
-            </w:r>
-          </w:p>
-          <w:p>
-            <w:pPr>
-              <w:pStyle w:val="NoSpacing"/>
-              <w:spacing w:line="276" w:lineRule="auto"/>
-              <w:jc w:val="right"/>
-              <w:rPr>
-                <w:rFonts w:cstheme="minorHAnsi"/>
-              </w:rPr>
-            </w:pPr>
-            <w:r>
-              <w:rPr>
-                <w:rFonts w:cstheme="minorHAnsi"/>
-              </w:rPr>
-              <w:t>{</w:t>
-            </w:r>
-            <w:proofErr w:type="spellStart"/>
-            <w:r>
-              <w:rPr>
-                <w:rFonts w:cstheme="minorHAnsi"/>
-              </w:rPr>
-              <w:t>totalDiscount</w:t>
-            </w:r>
-            <w:proofErr w:type="spellEnd"/>
-            <w:r>
-              <w:rPr>
-                <w:rFonts w:cstheme="minorHAnsi"/>
-              </w:rPr>
-              <w:t>}</w:t>
-            </w:r>
-          </w:p>
-          <w:p>
-            <w:pPr>
-              <w:pStyle w:val="NoSpacing"/>
-              <w:spacing w:line="276" w:lineRule="auto"/>
-              <w:jc w:val="right"/>
-              <w:rPr>
-                <w:rFonts w:cstheme="minorHAnsi"/>
-              </w:rPr>
-            </w:pPr>
-            <w:r>
-              <w:rPr>
-                <w:rFonts w:cstheme="minorHAnsi"/>
-              </w:rPr>
-              <w:t>{</w:t>
-            </w:r>
-            <w:r>
-              <w:rPr>
-                <w:rFonts w:cstheme="minorHAnsi"/>
-              </w:rPr>
-              <w:t>rounding</w:t>
-            </w:r>
-            <w:r>
-              <w:rPr>
-                <w:rFonts w:cstheme="minorHAnsi"/>
-              </w:rPr>
-              <w:t>}</w:t>
-            </w:r>
-          </w:p>
-        </w:tc>
-      </w:tr>
-      <w:tr>
-        <w:trPr>
-          <w:trHeight w:val="298"/>
-        </w:trPr>
-        <w:tc>
-          <w:tcPr>
-            <w:tcW w:w="8385" w:type="dxa"/>
-            <w:gridSpan w:val="8"/>
-            <w:tcBorders>
-              <w:left w:val="nil"/>
-              <w:bottom w:val="single" w:sz="4" w:space="0" w:color="auto"/>
-              <w:right w:val="nil"/>
-            </w:tcBorders>
-          </w:tcPr>
-          <w:p>
-            <w:pPr>
-              <w:pStyle w:val="NoSpacing"/>
-              <w:spacing w:line="276" w:lineRule="auto"/>
-              <w:rPr>
-                <w:rFonts w:cstheme="minorHAnsi"/>
-              </w:rPr>
-            </w:pPr>
-            <w:r>
-              <w:rPr>
-                <w:rFonts w:cstheme="minorHAnsi"/>
-              </w:rPr>
-              <w:t xml:space="preserve">Total </w:t>
-            </w:r>
-            <w:r>
-              <w:rPr>
-                <w:rFonts w:cstheme="minorHAnsi"/>
-              </w:rPr>
-              <w:t>{</w:t>
-            </w:r>
-            <w:proofErr w:type="spellStart"/>
-            <w:r>
-              <w:rPr>
-                <w:rFonts w:cstheme="minorHAnsi"/>
-              </w:rPr>
-              <w:t>currencyChar</w:t>
-            </w:r>
-            <w:proofErr w:type="spellEnd"/>
-            <w:r>
-              <w:rPr>
-                <w:rFonts w:cstheme="minorHAnsi"/>
-              </w:rPr>
-              <w:t>}</w:t>
-            </w:r>
-            <w:r>
-              <w:rPr>
-                <w:rFonts w:cstheme="minorHAnsi"/>
-              </w:rPr>
-              <w:t xml:space="preserve"> </w:t>
-            </w:r>
-            <w:r>
-              <w:rPr>
-                <w:rFonts w:cstheme="minorHAnsi"/>
-              </w:rPr>
-              <w:t>{</w:t>
-            </w:r>
-            <w:proofErr w:type="spellStart"/>
-            <w:r>
-              <w:rPr>
-                <w:rFonts w:cstheme="minorHAnsi"/>
-              </w:rPr>
-              <w:t>netAmountWords</w:t>
-            </w:r>
-            <w:proofErr w:type="spellEnd"/>
-            <w:r>
-              <w:rPr>
-                <w:rFonts w:cstheme="minorHAnsi"/>
-              </w:rPr>
-              <w:t>}</w:t>
-            </w:r>
-          </w:p>
-        </w:tc>
-        <w:tc>
-          <w:tcPr>
-            <w:tcW w:w="2711" w:type="dxa"/>
-            <w:gridSpan w:val="2"/>
-            <w:tcBorders>
-              <w:left w:val="nil"/>
-              <w:bottom w:val="single" w:sz="4" w:space="0" w:color="auto"/>
-              <w:right w:val="nil"/>
-            </w:tcBorders>
-          </w:tcPr>
-          <w:p>
-            <w:pPr>
-              <w:pStyle w:val="NoSpacing"/>
-              <w:spacing w:line="276" w:lineRule="auto"/>
-              <w:jc w:val="right"/>
-              <w:rPr>
-                <w:rFonts w:cstheme="minorHAnsi"/>
-              </w:rPr>
-            </w:pPr>
-            <w:r>
-              <w:rPr>
-                <w:rFonts w:cstheme="minorHAnsi"/>
-              </w:rPr>
-              <w:t>{</w:t>
-            </w:r>
-            <w:proofErr w:type="spellStart"/>
-            <w:r>
-              <w:rPr>
-                <w:rFonts w:cstheme="minorHAnsi"/>
-              </w:rPr>
-              <w:t>netAmount</w:t>
-            </w:r>
-            <w:proofErr w:type="spellEnd"/>
-            <w:r>
-              <w:rPr>
-                <w:rFonts w:cstheme="minorHAnsi"/>
-              </w:rPr>
-              <w:t>}</w:t>
-            </w:r>
-          </w:p>
-        </w:tc>
-      </w:tr>
-      <w:tr>
-        <w:trPr>
-          <w:trHeight w:val="298"/>
-        </w:trPr>
-        <w:tc>
-          <w:tcPr>
-            <w:tcW w:w="11096" w:type="dxa"/>
-            <w:gridSpan w:val="10"/>
-            <w:tcBorders>
-              <w:left w:val="nil"/>
-              <w:bottom w:val="nil"/>
-              <w:right w:val="nil"/>
-            </w:tcBorders>
-          </w:tcPr>
-          <w:p>
-            <w:pPr>
-              <w:pStyle w:val="NoSpacing"/>
-              <w:spacing w:line="276" w:lineRule="auto"/>
-              <w:rPr>
-                <w:rFonts w:cstheme="minorHAnsi"/>
-                <w:sz w:val="20"/>
-                <w:szCs w:val="20"/>
-              </w:rPr>
-            </w:pPr>
-          </w:p>
-          <w:p>
-            <w:pPr>
-              <w:pStyle w:val="NoSpacing"/>
-              <w:spacing w:line="276" w:lineRule="auto"/>
-              <w:rPr>
-                <w:rFonts w:cstheme="minorHAnsi"/>
-              </w:rPr>
-            </w:pPr>
-            <w:r>
-              <w:rPr>
-                <w:rFonts w:cstheme="minorHAnsi"/>
-              </w:rPr>
-              <w:t>Quality is deemed to be acceptable within 30 days of receipt of container if no complaint is raised against supplier.</w:t>
-            </w:r>
-          </w:p>
-          <w:p>
-            <w:pPr>
-              <w:pStyle w:val="NoSpacing"/>
-              <w:spacing w:line="276" w:lineRule="auto"/>
-              <w:rPr>
-                <w:rFonts w:cstheme="minorHAnsi"/>
-              </w:rPr>
-            </w:pPr>
-            <w:r>
-              <w:rPr>
-                <w:rFonts w:cstheme="minorHAnsi"/>
-              </w:rPr>
-              <w:t>Title of goods will remain with Alfa Ica till full payment of the invoice is received by supplier.</w:t>
-            </w:r>
-          </w:p>
-          <w:p>
-            <w:pPr>
-              <w:pStyle w:val="NoSpacing"/>
-              <w:spacing w:line="276" w:lineRule="auto"/>
-              <w:rPr>
-                <w:rFonts w:cstheme="minorHAnsi"/>
-                <w:sz w:val="20"/>
-                <w:szCs w:val="20"/>
-              </w:rPr>
-            </w:pPr>
-          </w:p>
-        </w:tc>
-      </w:tr>
-      <w:tr>
-        <w:trPr>
-          <w:trHeight w:val="298"/>
-        </w:trPr>
-        <w:tc>
-          <w:tcPr>
-            <w:tcW w:w="11096" w:type="dxa"/>
-            <w:gridSpan w:val="10"/>
+            <w:tcW w:w="11106" w:type="dxa"/>
+            <w:gridSpan w:val="4"/>
             <w:tcBorders>
               <w:top w:val="nil"/>
               <w:left w:val="nil"/>
@@ -3607,8 +3171,8 @@
         </w:trPr>
         <w:tc>
           <w:tcPr>
-            <w:tcW w:w="11096" w:type="dxa"/>
-            <w:gridSpan w:val="10"/>
+            <w:tcW w:w="11106" w:type="dxa"/>
+            <w:gridSpan w:val="4"/>
             <w:tcBorders>
               <w:top w:val="nil"/>
               <w:left w:val="nil"/>
@@ -3636,8 +3200,8 @@
         </w:trPr>
         <w:tc>
           <w:tcPr>
-            <w:tcW w:w="11096" w:type="dxa"/>
-            <w:gridSpan w:val="10"/>
+            <w:tcW w:w="11106" w:type="dxa"/>
+            <w:gridSpan w:val="4"/>
             <w:tcBorders>
               <w:top w:val="nil"/>
               <w:left w:val="nil"/>
@@ -4601,7 +4165,6 @@
   <w:style w:type="character" w:default="1" w:styleId="DefaultParagraphFont">
     <w:name w:val="Default Paragraph Font"/>
     <w:uiPriority w:val="1"/>
-    <w:semiHidden/>
     <w:unhideWhenUsed/>
   </w:style>
   <w:style w:type="table" w:default="1" w:styleId="TableNormal">

--- a/electron/database/generate-document/templates/party-packing.docx
+++ b/electron/database/generate-document/templates/party-packing.docx
@@ -10,10 +10,10 @@
         <w:tblLook w:val="04A0" w:firstRow="1" w:lastRow="0" w:firstColumn="1" w:lastColumn="0" w:noHBand="0" w:noVBand="1"/>
       </w:tblPr>
       <w:tblGrid>
-        <w:gridCol w:w="3122"/>
-        <w:gridCol w:w="2596"/>
-        <w:gridCol w:w="2742"/>
-        <w:gridCol w:w="2646"/>
+        <w:gridCol w:w="3201"/>
+        <w:gridCol w:w="2575"/>
+        <w:gridCol w:w="2726"/>
+        <w:gridCol w:w="2604"/>
       </w:tblGrid>
       <w:tr>
         <w:trPr>
@@ -21,7 +21,7 @@
         </w:trPr>
         <w:tc>
           <w:tcPr>
-            <w:tcW w:w="5622" w:type="dxa"/>
+            <w:tcW w:w="5718" w:type="dxa"/>
             <w:gridSpan w:val="2"/>
             <w:vMerge w:val="restart"/>
             <w:tcBorders>
@@ -186,7 +186,7 @@
         </w:tc>
         <w:tc>
           <w:tcPr>
-            <w:tcW w:w="2769" w:type="dxa"/>
+            <w:tcW w:w="2742" w:type="dxa"/>
           </w:tcPr>
           <w:p>
             <w:pPr>
@@ -231,7 +231,7 @@
         </w:tc>
         <w:tc>
           <w:tcPr>
-            <w:tcW w:w="2715" w:type="dxa"/>
+            <w:tcW w:w="2646" w:type="dxa"/>
             <w:tcBorders>
               <w:right w:val="nil"/>
             </w:tcBorders>
@@ -284,7 +284,7 @@
         </w:trPr>
         <w:tc>
           <w:tcPr>
-            <w:tcW w:w="5622" w:type="dxa"/>
+            <w:tcW w:w="5718" w:type="dxa"/>
             <w:gridSpan w:val="2"/>
             <w:vMerge/>
             <w:tcBorders>
@@ -301,7 +301,7 @@
         </w:tc>
         <w:tc>
           <w:tcPr>
-            <w:tcW w:w="2769" w:type="dxa"/>
+            <w:tcW w:w="2742" w:type="dxa"/>
             <w:tcBorders>
               <w:bottom w:val="single" w:sz="4" w:space="0" w:color="auto"/>
             </w:tcBorders>
@@ -349,7 +349,7 @@
         </w:tc>
         <w:tc>
           <w:tcPr>
-            <w:tcW w:w="2715" w:type="dxa"/>
+            <w:tcW w:w="2646" w:type="dxa"/>
             <w:tcBorders>
               <w:bottom w:val="single" w:sz="4" w:space="0" w:color="auto"/>
               <w:right w:val="nil"/>
@@ -403,7 +403,7 @@
         </w:trPr>
         <w:tc>
           <w:tcPr>
-            <w:tcW w:w="5622" w:type="dxa"/>
+            <w:tcW w:w="5718" w:type="dxa"/>
             <w:gridSpan w:val="2"/>
             <w:vMerge w:val="restart"/>
             <w:tcBorders>
@@ -668,7 +668,7 @@
         </w:tc>
         <w:tc>
           <w:tcPr>
-            <w:tcW w:w="5484" w:type="dxa"/>
+            <w:tcW w:w="5388" w:type="dxa"/>
             <w:gridSpan w:val="2"/>
             <w:tcBorders>
               <w:left w:val="single" w:sz="4" w:space="0" w:color="auto"/>
@@ -859,7 +859,7 @@
         </w:trPr>
         <w:tc>
           <w:tcPr>
-            <w:tcW w:w="5622" w:type="dxa"/>
+            <w:tcW w:w="5718" w:type="dxa"/>
             <w:gridSpan w:val="2"/>
             <w:vMerge/>
             <w:tcBorders>
@@ -878,7 +878,7 @@
         </w:tc>
         <w:tc>
           <w:tcPr>
-            <w:tcW w:w="2769" w:type="dxa"/>
+            <w:tcW w:w="2742" w:type="dxa"/>
           </w:tcPr>
           <w:p>
             <w:pPr>
@@ -935,7 +935,7 @@
         </w:tc>
         <w:tc>
           <w:tcPr>
-            <w:tcW w:w="2715" w:type="dxa"/>
+            <w:tcW w:w="2646" w:type="dxa"/>
             <w:tcBorders>
               <w:right w:val="nil"/>
             </w:tcBorders>
@@ -1000,7 +1000,7 @@
         </w:trPr>
         <w:tc>
           <w:tcPr>
-            <w:tcW w:w="5622" w:type="dxa"/>
+            <w:tcW w:w="5718" w:type="dxa"/>
             <w:gridSpan w:val="2"/>
             <w:vMerge/>
             <w:tcBorders>
@@ -1019,7 +1019,7 @@
         </w:tc>
         <w:tc>
           <w:tcPr>
-            <w:tcW w:w="5484" w:type="dxa"/>
+            <w:tcW w:w="5388" w:type="dxa"/>
             <w:gridSpan w:val="2"/>
             <w:vMerge w:val="restart"/>
             <w:tcBorders>
@@ -1103,7 +1103,7 @@
         </w:trPr>
         <w:tc>
           <w:tcPr>
-            <w:tcW w:w="2991" w:type="dxa"/>
+            <w:tcW w:w="3122" w:type="dxa"/>
             <w:tcBorders>
               <w:left w:val="nil"/>
             </w:tcBorders>
@@ -1181,7 +1181,7 @@
         </w:tc>
         <w:tc>
           <w:tcPr>
-            <w:tcW w:w="2631" w:type="dxa"/>
+            <w:tcW w:w="2596" w:type="dxa"/>
           </w:tcPr>
           <w:p>
             <w:pPr>
@@ -1253,7 +1253,7 @@
         </w:tc>
         <w:tc>
           <w:tcPr>
-            <w:tcW w:w="5484" w:type="dxa"/>
+            <w:tcW w:w="5388" w:type="dxa"/>
             <w:gridSpan w:val="2"/>
             <w:vMerge/>
             <w:tcBorders>
@@ -1277,7 +1277,7 @@
         </w:trPr>
         <w:tc>
           <w:tcPr>
-            <w:tcW w:w="2991" w:type="dxa"/>
+            <w:tcW w:w="3122" w:type="dxa"/>
             <w:tcBorders>
               <w:left w:val="nil"/>
             </w:tcBorders>
@@ -1353,7 +1353,7 @@
         </w:tc>
         <w:tc>
           <w:tcPr>
-            <w:tcW w:w="2631" w:type="dxa"/>
+            <w:tcW w:w="2596" w:type="dxa"/>
           </w:tcPr>
           <w:p>
             <w:pPr>
@@ -1425,7 +1425,7 @@
         </w:tc>
         <w:tc>
           <w:tcPr>
-            <w:tcW w:w="5484" w:type="dxa"/>
+            <w:tcW w:w="5388" w:type="dxa"/>
             <w:gridSpan w:val="2"/>
             <w:vMerge/>
             <w:tcBorders>
@@ -1449,7 +1449,7 @@
         </w:trPr>
         <w:tc>
           <w:tcPr>
-            <w:tcW w:w="2991" w:type="dxa"/>
+            <w:tcW w:w="3122" w:type="dxa"/>
             <w:tcBorders>
               <w:left w:val="nil"/>
             </w:tcBorders>
@@ -1520,7 +1520,7 @@
         </w:tc>
         <w:tc>
           <w:tcPr>
-            <w:tcW w:w="2631" w:type="dxa"/>
+            <w:tcW w:w="2596" w:type="dxa"/>
           </w:tcPr>
           <w:p>
             <w:pPr>
@@ -1588,7 +1588,7 @@
         </w:tc>
         <w:tc>
           <w:tcPr>
-            <w:tcW w:w="5484" w:type="dxa"/>
+            <w:tcW w:w="5388" w:type="dxa"/>
             <w:gridSpan w:val="2"/>
             <w:vMerge/>
             <w:tcBorders>
@@ -2066,29 +2066,7 @@
                       <w:sz w:val="20"/>
                       <w:szCs w:val="20"/>
                     </w:rPr>
-                    <w:t xml:space="preserve">Box Size </w:t>
-                  </w:r>
-                  <w:proofErr w:type="gramStart"/>
-                  <w:r>
-                    <w:rPr>
-                      <w:rFonts w:cstheme="minorHAnsi"/>
-                      <w:b/>
-                      <w:bCs/>
-                      <w:sz w:val="20"/>
-                      <w:szCs w:val="20"/>
-                    </w:rPr>
-                    <w:t>In</w:t>
-                  </w:r>
-                  <w:proofErr w:type="gramEnd"/>
-                  <w:r>
-                    <w:rPr>
-                      <w:rFonts w:cstheme="minorHAnsi"/>
-                      <w:b/>
-                      <w:bCs/>
-                      <w:sz w:val="20"/>
-                      <w:szCs w:val="20"/>
-                    </w:rPr>
-                    <w:t xml:space="preserve"> Inch</w:t>
+                    <w:t>Box Size In Inch</w:t>
                   </w:r>
                 </w:p>
               </w:tc>
@@ -2127,7 +2105,6 @@
                     </w:rPr>
                     <w:t>{#</w:t>
                   </w:r>
-                  <w:proofErr w:type="gramStart"/>
                   <w:r>
                     <w:rPr>
                       <w:rFonts w:cstheme="minorHAnsi"/>
@@ -2152,18 +2129,7 @@
                       <w:sz w:val="20"/>
                       <w:szCs w:val="20"/>
                     </w:rPr>
-                    <w:t>{</w:t>
-                  </w:r>
-                  <w:proofErr w:type="gramEnd"/>
-                  <w:r>
-                    <w:rPr>
-                      <w:rFonts w:cstheme="minorHAnsi"/>
-                      <w:b/>
-                      <w:bCs/>
-                      <w:sz w:val="20"/>
-                      <w:szCs w:val="20"/>
-                    </w:rPr>
-                    <w:t>thicknessDetail}</w:t>
+                    <w:t>{thicknessDetail}</w:t>
                   </w:r>
                 </w:p>
                 <w:p>
@@ -3167,35 +3133,6 @@
       </w:tr>
       <w:tr>
         <w:trPr>
-          <w:trHeight w:val="298"/>
-        </w:trPr>
-        <w:tc>
-          <w:tcPr>
-            <w:tcW w:w="11106" w:type="dxa"/>
-            <w:gridSpan w:val="4"/>
-            <w:tcBorders>
-              <w:top w:val="nil"/>
-              <w:left w:val="nil"/>
-              <w:bottom w:val="nil"/>
-              <w:right w:val="nil"/>
-            </w:tcBorders>
-          </w:tcPr>
-          <w:p>
-            <w:pPr>
-              <w:pStyle w:val="NoSpacing"/>
-              <w:spacing w:line="276" w:lineRule="auto"/>
-              <w:rPr>
-                <w:rFonts w:cstheme="minorHAnsi"/>
-                <w:sz w:val="20"/>
-                <w:szCs w:val="20"/>
-              </w:rPr>
-            </w:pPr>
-          </w:p>
-        </w:tc>
-      </w:tr>
-      <w:tr>
-        <w:trPr>
-          <w:cantSplit/>
           <w:trHeight w:val="298"/>
         </w:trPr>
         <w:tc>
@@ -4165,6 +4102,7 @@
   <w:style w:type="character" w:default="1" w:styleId="DefaultParagraphFont">
     <w:name w:val="Default Paragraph Font"/>
     <w:uiPriority w:val="1"/>
+    <w:semiHidden/>
     <w:unhideWhenUsed/>
   </w:style>
   <w:style w:type="table" w:default="1" w:styleId="TableNormal">

--- a/electron/database/generate-document/templates/party-packing.docx
+++ b/electron/database/generate-document/templates/party-packing.docx
@@ -10,10 +10,10 @@
         <w:tblLook w:val="04A0" w:firstRow="1" w:lastRow="0" w:firstColumn="1" w:lastColumn="0" w:noHBand="0" w:noVBand="1"/>
       </w:tblPr>
       <w:tblGrid>
-        <w:gridCol w:w="3201"/>
-        <w:gridCol w:w="2575"/>
-        <w:gridCol w:w="2726"/>
-        <w:gridCol w:w="2604"/>
+        <w:gridCol w:w="3444"/>
+        <w:gridCol w:w="2496"/>
+        <w:gridCol w:w="2641"/>
+        <w:gridCol w:w="2525"/>
       </w:tblGrid>
       <w:tr>
         <w:trPr>
@@ -1689,16 +1689,16 @@
               <w:tblLook w:val="04A0" w:firstRow="1" w:lastRow="0" w:firstColumn="1" w:lastColumn="0" w:noHBand="0" w:noVBand="1"/>
             </w:tblPr>
             <w:tblGrid>
-              <w:gridCol w:w="1099"/>
-              <w:gridCol w:w="1378"/>
-              <w:gridCol w:w="1298"/>
-              <w:gridCol w:w="1172"/>
-              <w:gridCol w:w="1129"/>
-              <w:gridCol w:w="1051"/>
-              <w:gridCol w:w="923"/>
-              <w:gridCol w:w="700"/>
-              <w:gridCol w:w="844"/>
-              <w:gridCol w:w="1296"/>
+              <w:gridCol w:w="949"/>
+              <w:gridCol w:w="2045"/>
+              <w:gridCol w:w="1115"/>
+              <w:gridCol w:w="1010"/>
+              <w:gridCol w:w="974"/>
+              <w:gridCol w:w="910"/>
+              <w:gridCol w:w="803"/>
+              <w:gridCol w:w="930"/>
+              <w:gridCol w:w="1041"/>
+              <w:gridCol w:w="1113"/>
             </w:tblGrid>
             <w:tr>
               <w:trPr>
@@ -2066,7 +2066,29 @@
                       <w:sz w:val="20"/>
                       <w:szCs w:val="20"/>
                     </w:rPr>
-                    <w:t>Box Size In Inch</w:t>
+                    <w:t xml:space="preserve">Box Size </w:t>
+                  </w:r>
+                  <w:proofErr w:type="gramStart"/>
+                  <w:r>
+                    <w:rPr>
+                      <w:rFonts w:cstheme="minorHAnsi"/>
+                      <w:b/>
+                      <w:bCs/>
+                      <w:sz w:val="20"/>
+                      <w:szCs w:val="20"/>
+                    </w:rPr>
+                    <w:t>In</w:t>
+                  </w:r>
+                  <w:proofErr w:type="gramEnd"/>
+                  <w:r>
+                    <w:rPr>
+                      <w:rFonts w:cstheme="minorHAnsi"/>
+                      <w:b/>
+                      <w:bCs/>
+                      <w:sz w:val="20"/>
+                      <w:szCs w:val="20"/>
+                    </w:rPr>
+                    <w:t xml:space="preserve"> Inch</w:t>
                   </w:r>
                 </w:p>
               </w:tc>
@@ -2105,6 +2127,7 @@
                     </w:rPr>
                     <w:t>{#</w:t>
                   </w:r>
+                  <w:proofErr w:type="gramStart"/>
                   <w:r>
                     <w:rPr>
                       <w:rFonts w:cstheme="minorHAnsi"/>
@@ -2129,7 +2152,18 @@
                       <w:sz w:val="20"/>
                       <w:szCs w:val="20"/>
                     </w:rPr>
-                    <w:t>{thicknessDetail}</w:t>
+                    <w:t>{</w:t>
+                  </w:r>
+                  <w:proofErr w:type="gramEnd"/>
+                  <w:r>
+                    <w:rPr>
+                      <w:rFonts w:cstheme="minorHAnsi"/>
+                      <w:b/>
+                      <w:bCs/>
+                      <w:sz w:val="20"/>
+                      <w:szCs w:val="20"/>
+                    </w:rPr>
+                    <w:t>thicknessDetail}</w:t>
                   </w:r>
                 </w:p>
                 <w:p>
@@ -2340,7 +2374,25 @@
                       <w:sz w:val="20"/>
                       <w:szCs w:val="20"/>
                     </w:rPr>
-                    <w:t>} to {</w:t>
+                    <w:t>}{#containerTo} to {</w:t>
+                  </w:r>
+                  <w:proofErr w:type="spellStart"/>
+                  <w:r>
+                    <w:rPr>
+                      <w:rFonts w:cstheme="minorHAnsi"/>
+                      <w:sz w:val="20"/>
+                      <w:szCs w:val="20"/>
+                    </w:rPr>
+                    <w:t>containerTo</w:t>
+                  </w:r>
+                  <w:proofErr w:type="spellEnd"/>
+                  <w:r>
+                    <w:rPr>
+                      <w:rFonts w:cstheme="minorHAnsi"/>
+                      <w:sz w:val="20"/>
+                      <w:szCs w:val="20"/>
+                    </w:rPr>
+                    <w:t>}{/</w:t>
                   </w:r>
                   <w:proofErr w:type="spellStart"/>
                   <w:r>
@@ -2628,6 +2680,32 @@
                       <w:szCs w:val="20"/>
                     </w:rPr>
                   </w:pPr>
+                  <w:r>
+                    <w:rPr>
+                      <w:rFonts w:cstheme="minorHAnsi"/>
+                      <w:sz w:val="20"/>
+                      <w:szCs w:val="20"/>
+                    </w:rPr>
+                    <w:t>{</w:t>
+                  </w:r>
+                  <w:proofErr w:type="spellStart"/>
+                  <w:r>
+                    <w:rPr>
+                      <w:rFonts w:cstheme="minorHAnsi"/>
+                      <w:sz w:val="20"/>
+                      <w:szCs w:val="20"/>
+                    </w:rPr>
+                    <w:t>netWeight</w:t>
+                  </w:r>
+                  <w:proofErr w:type="spellEnd"/>
+                  <w:r>
+                    <w:rPr>
+                      <w:rFonts w:cstheme="minorHAnsi"/>
+                      <w:sz w:val="20"/>
+                      <w:szCs w:val="20"/>
+                    </w:rPr>
+                    <w:t>}</w:t>
+                  </w:r>
                 </w:p>
               </w:tc>
               <w:tc>
@@ -2649,6 +2727,32 @@
                       <w:szCs w:val="20"/>
                     </w:rPr>
                   </w:pPr>
+                  <w:r>
+                    <w:rPr>
+                      <w:rFonts w:cstheme="minorHAnsi"/>
+                      <w:sz w:val="20"/>
+                      <w:szCs w:val="20"/>
+                    </w:rPr>
+                    <w:t>{</w:t>
+                  </w:r>
+                  <w:proofErr w:type="spellStart"/>
+                  <w:r>
+                    <w:rPr>
+                      <w:rFonts w:cstheme="minorHAnsi"/>
+                      <w:sz w:val="20"/>
+                      <w:szCs w:val="20"/>
+                    </w:rPr>
+                    <w:t>grossWeight</w:t>
+                  </w:r>
+                  <w:proofErr w:type="spellEnd"/>
+                  <w:r>
+                    <w:rPr>
+                      <w:rFonts w:cstheme="minorHAnsi"/>
+                      <w:sz w:val="20"/>
+                      <w:szCs w:val="20"/>
+                    </w:rPr>
+                    <w:t>}</w:t>
+                  </w:r>
                 </w:p>
               </w:tc>
               <w:tc>
@@ -3037,6 +3141,38 @@
                       <w:sz w:val="20"/>
                       <w:szCs w:val="20"/>
                     </w:rPr>
+                    <w:t>{</w:t>
+                  </w:r>
+                  <w:proofErr w:type="spellStart"/>
+                  <w:r>
+                    <w:rPr>
+                      <w:rFonts w:cstheme="minorHAnsi"/>
+                      <w:b/>
+                      <w:bCs/>
+                      <w:sz w:val="20"/>
+                      <w:szCs w:val="20"/>
+                    </w:rPr>
+                    <w:t>totalNetWeight</w:t>
+                  </w:r>
+                  <w:proofErr w:type="spellEnd"/>
+                  <w:r>
+                    <w:rPr>
+                      <w:rFonts w:cstheme="minorHAnsi"/>
+                      <w:b/>
+                      <w:bCs/>
+                      <w:sz w:val="20"/>
+                      <w:szCs w:val="20"/>
+                    </w:rPr>
+                    <w:t xml:space="preserve">} </w:t>
+                  </w:r>
+                  <w:r>
+                    <w:rPr>
+                      <w:rFonts w:cstheme="minorHAnsi"/>
+                      <w:b/>
+                      <w:bCs/>
+                      <w:sz w:val="20"/>
+                      <w:szCs w:val="20"/>
+                    </w:rPr>
                     <w:t>Kg</w:t>
                   </w:r>
                   <w:r>
@@ -3104,6 +3240,38 @@
                       <w:szCs w:val="20"/>
                     </w:rPr>
                   </w:pPr>
+                  <w:r>
+                    <w:rPr>
+                      <w:rFonts w:cstheme="minorHAnsi"/>
+                      <w:b/>
+                      <w:bCs/>
+                      <w:sz w:val="20"/>
+                      <w:szCs w:val="20"/>
+                    </w:rPr>
+                    <w:t>{</w:t>
+                  </w:r>
+                  <w:proofErr w:type="spellStart"/>
+                  <w:r>
+                    <w:rPr>
+                      <w:rFonts w:cstheme="minorHAnsi"/>
+                      <w:b/>
+                      <w:bCs/>
+                      <w:sz w:val="20"/>
+                      <w:szCs w:val="20"/>
+                    </w:rPr>
+                    <w:t>totalGrossWeight</w:t>
+                  </w:r>
+                  <w:proofErr w:type="spellEnd"/>
+                  <w:r>
+                    <w:rPr>
+                      <w:rFonts w:cstheme="minorHAnsi"/>
+                      <w:b/>
+                      <w:bCs/>
+                      <w:sz w:val="20"/>
+                      <w:szCs w:val="20"/>
+                    </w:rPr>
+                    <w:t xml:space="preserve">} </w:t>
+                  </w:r>
                   <w:r>
                     <w:rPr>
                       <w:rFonts w:cstheme="minorHAnsi"/>

--- a/electron/database/generate-document/templates/party-packing.docx
+++ b/electron/database/generate-document/templates/party-packing.docx
@@ -2066,29 +2066,7 @@
                       <w:sz w:val="20"/>
                       <w:szCs w:val="20"/>
                     </w:rPr>
-                    <w:t xml:space="preserve">Box Size </w:t>
-                  </w:r>
-                  <w:proofErr w:type="gramStart"/>
-                  <w:r>
-                    <w:rPr>
-                      <w:rFonts w:cstheme="minorHAnsi"/>
-                      <w:b/>
-                      <w:bCs/>
-                      <w:sz w:val="20"/>
-                      <w:szCs w:val="20"/>
-                    </w:rPr>
-                    <w:t>In</w:t>
-                  </w:r>
-                  <w:proofErr w:type="gramEnd"/>
-                  <w:r>
-                    <w:rPr>
-                      <w:rFonts w:cstheme="minorHAnsi"/>
-                      <w:b/>
-                      <w:bCs/>
-                      <w:sz w:val="20"/>
-                      <w:szCs w:val="20"/>
-                    </w:rPr>
-                    <w:t xml:space="preserve"> Inch</w:t>
+                    <w:t>Box Size In Inch</w:t>
                   </w:r>
                 </w:p>
               </w:tc>
@@ -2127,7 +2105,6 @@
                     </w:rPr>
                     <w:t>{#</w:t>
                   </w:r>
-                  <w:proofErr w:type="gramStart"/>
                   <w:r>
                     <w:rPr>
                       <w:rFonts w:cstheme="minorHAnsi"/>
@@ -2152,18 +2129,7 @@
                       <w:sz w:val="20"/>
                       <w:szCs w:val="20"/>
                     </w:rPr>
-                    <w:t>{</w:t>
-                  </w:r>
-                  <w:proofErr w:type="gramEnd"/>
-                  <w:r>
-                    <w:rPr>
-                      <w:rFonts w:cstheme="minorHAnsi"/>
-                      <w:b/>
-                      <w:bCs/>
-                      <w:sz w:val="20"/>
-                      <w:szCs w:val="20"/>
-                    </w:rPr>
-                    <w:t>thicknessDetail}</w:t>
+                    <w:t>{thicknessDetail}</w:t>
                   </w:r>
                 </w:p>
                 <w:p>
@@ -2767,13 +2733,90 @@
                 <w:p>
                   <w:pPr>
                     <w:pStyle w:val="NoSpacing"/>
-                    <w:jc w:val="right"/>
                     <w:rPr>
                       <w:rFonts w:cstheme="minorHAnsi"/>
                       <w:sz w:val="20"/>
                       <w:szCs w:val="20"/>
                     </w:rPr>
                   </w:pPr>
+                  <w:r>
+                    <w:rPr>
+                      <w:rFonts w:cstheme="minorHAnsi"/>
+                      <w:sz w:val="20"/>
+                      <w:szCs w:val="20"/>
+                    </w:rPr>
+                    <w:t>{</w:t>
+                  </w:r>
+                  <w:proofErr w:type="spellStart"/>
+                  <w:r>
+                    <w:rPr>
+                      <w:rFonts w:cstheme="minorHAnsi"/>
+                      <w:sz w:val="20"/>
+                      <w:szCs w:val="20"/>
+                    </w:rPr>
+                    <w:t>lengthInch</w:t>
+                  </w:r>
+                  <w:proofErr w:type="spellEnd"/>
+                  <w:r>
+                    <w:rPr>
+                      <w:rFonts w:cstheme="minorHAnsi"/>
+                      <w:sz w:val="20"/>
+                      <w:szCs w:val="20"/>
+                    </w:rPr>
+                    <w:t>} X {</w:t>
+                  </w:r>
+                  <w:proofErr w:type="spellStart"/>
+                  <w:r>
+                    <w:rPr>
+                      <w:rFonts w:cstheme="minorHAnsi"/>
+                      <w:sz w:val="20"/>
+                      <w:szCs w:val="20"/>
+                    </w:rPr>
+                    <w:t>widthInch</w:t>
+                  </w:r>
+                  <w:proofErr w:type="spellEnd"/>
+                  <w:r>
+                    <w:rPr>
+                      <w:rFonts w:cstheme="minorHAnsi"/>
+                      <w:sz w:val="20"/>
+                      <w:szCs w:val="20"/>
+                    </w:rPr>
+                    <w:t>} X {</w:t>
+                  </w:r>
+                  <w:proofErr w:type="spellStart"/>
+                  <w:r>
+                    <w:rPr>
+                      <w:rFonts w:cstheme="minorHAnsi"/>
+                      <w:sz w:val="20"/>
+                      <w:szCs w:val="20"/>
+                    </w:rPr>
+                    <w:t>heightInc</w:t>
+                  </w:r>
+                  <w:r>
+                    <w:rPr>
+                      <w:rFonts w:cstheme="minorHAnsi"/>
+                      <w:sz w:val="20"/>
+                      <w:szCs w:val="20"/>
+                    </w:rPr>
+                    <w:t>h</w:t>
+                  </w:r>
+                  <w:proofErr w:type="spellEnd"/>
+                  <w:r>
+                    <w:rPr>
+                      <w:rFonts w:cstheme="minorHAnsi"/>
+                      <w:sz w:val="20"/>
+                      <w:szCs w:val="20"/>
+                    </w:rPr>
+                    <w:t>}</w:t>
+                  </w:r>
+                  <w:r>
+                    <w:rPr>
+                      <w:rFonts w:cstheme="minorHAnsi"/>
+                      <w:sz w:val="20"/>
+                      <w:szCs w:val="20"/>
+                    </w:rPr>
+                    <w:t>"</w:t>
+                  </w:r>
                   <w:r>
                     <w:rPr>
                       <w:rFonts w:cstheme="minorHAnsi"/>

--- a/electron/database/generate-document/templates/party-packing.docx
+++ b/electron/database/generate-document/templates/party-packing.docx
@@ -10,10 +10,10 @@
         <w:tblLook w:val="04A0" w:firstRow="1" w:lastRow="0" w:firstColumn="1" w:lastColumn="0" w:noHBand="0" w:noVBand="1"/>
       </w:tblPr>
       <w:tblGrid>
-        <w:gridCol w:w="3444"/>
-        <w:gridCol w:w="2496"/>
-        <w:gridCol w:w="2641"/>
-        <w:gridCol w:w="2525"/>
+        <w:gridCol w:w="3605"/>
+        <w:gridCol w:w="2444"/>
+        <w:gridCol w:w="2585"/>
+        <w:gridCol w:w="2472"/>
       </w:tblGrid>
       <w:tr>
         <w:trPr>
@@ -433,77 +433,7 @@
                 <w:sz w:val="20"/>
                 <w:szCs w:val="20"/>
               </w:rPr>
-              <w:br/>
-              <w:t xml:space="preserve">TO THE ORDER, </w:t>
-            </w:r>
-            <w:r>
-              <w:rPr>
-                <w:rFonts w:cstheme="minorHAnsi"/>
-                <w:sz w:val="20"/>
-                <w:szCs w:val="20"/>
-              </w:rPr>
-              <w:t>{</w:t>
-            </w:r>
-            <w:proofErr w:type="spellStart"/>
-            <w:r>
-              <w:rPr>
-                <w:rFonts w:cstheme="minorHAnsi"/>
-                <w:sz w:val="20"/>
-                <w:szCs w:val="20"/>
-              </w:rPr>
-              <w:t>consigneeCountry</w:t>
-            </w:r>
-            <w:proofErr w:type="spellEnd"/>
-            <w:r>
-              <w:rPr>
-                <w:rFonts w:cstheme="minorHAnsi"/>
-                <w:sz w:val="20"/>
-                <w:szCs w:val="20"/>
-              </w:rPr>
-              <w:t>}</w:t>
-            </w:r>
-          </w:p>
-          <w:p>
-            <w:pPr>
-              <w:rPr>
-                <w:rFonts w:cstheme="minorHAnsi"/>
-                <w:sz w:val="20"/>
-                <w:szCs w:val="20"/>
-              </w:rPr>
-            </w:pPr>
-          </w:p>
-          <w:p>
-            <w:pPr>
-              <w:rPr>
-                <w:rFonts w:cstheme="minorHAnsi"/>
-                <w:sz w:val="20"/>
-                <w:szCs w:val="20"/>
-              </w:rPr>
-            </w:pPr>
-          </w:p>
-          <w:p>
-            <w:pPr>
-              <w:rPr>
-                <w:rFonts w:cstheme="minorHAnsi"/>
-                <w:sz w:val="20"/>
-                <w:szCs w:val="20"/>
-              </w:rPr>
-            </w:pPr>
-            <w:r>
-              <w:rPr>
-                <w:rFonts w:cstheme="minorHAnsi"/>
-                <w:sz w:val="20"/>
-                <w:szCs w:val="20"/>
-              </w:rPr>
-              <w:t xml:space="preserve">NOTIFY </w:t>
-            </w:r>
-            <w:r>
-              <w:rPr>
-                <w:rFonts w:cstheme="minorHAnsi"/>
-                <w:sz w:val="20"/>
-                <w:szCs w:val="20"/>
-              </w:rPr>
-              <w:t>–</w:t>
+              <w:t xml:space="preserve"> </w:t>
             </w:r>
           </w:p>
           <w:p>
@@ -1041,23 +971,6 @@
                 <w:szCs w:val="20"/>
               </w:rPr>
               <w:t>Term Of Delivery &amp; Payment</w:t>
-            </w:r>
-          </w:p>
-          <w:p>
-            <w:pPr>
-              <w:rPr>
-                <w:rFonts w:cstheme="minorHAnsi"/>
-                <w:sz w:val="20"/>
-                <w:szCs w:val="20"/>
-              </w:rPr>
-            </w:pPr>
-            <w:r>
-              <w:rPr>
-                <w:rFonts w:cstheme="minorHAnsi"/>
-                <w:sz w:val="20"/>
-                <w:szCs w:val="20"/>
-              </w:rPr>
-              <w:t>BY T.T.</w:t>
             </w:r>
           </w:p>
           <w:p>
@@ -1608,7 +1521,7 @@
       </w:tr>
       <w:tr>
         <w:trPr>
-          <w:trHeight w:val="478"/>
+          <w:trHeight w:val="305"/>
         </w:trPr>
         <w:tc>
           <w:tcPr>
@@ -1689,16 +1602,16 @@
               <w:tblLook w:val="04A0" w:firstRow="1" w:lastRow="0" w:firstColumn="1" w:lastColumn="0" w:noHBand="0" w:noVBand="1"/>
             </w:tblPr>
             <w:tblGrid>
-              <w:gridCol w:w="949"/>
-              <w:gridCol w:w="2045"/>
-              <w:gridCol w:w="1115"/>
-              <w:gridCol w:w="1010"/>
-              <w:gridCol w:w="974"/>
-              <w:gridCol w:w="910"/>
-              <w:gridCol w:w="803"/>
-              <w:gridCol w:w="930"/>
-              <w:gridCol w:w="1041"/>
-              <w:gridCol w:w="1113"/>
+              <w:gridCol w:w="849"/>
+              <w:gridCol w:w="1792"/>
+              <w:gridCol w:w="991"/>
+              <w:gridCol w:w="900"/>
+              <w:gridCol w:w="869"/>
+              <w:gridCol w:w="814"/>
+              <w:gridCol w:w="722"/>
+              <w:gridCol w:w="831"/>
+              <w:gridCol w:w="926"/>
+              <w:gridCol w:w="2196"/>
             </w:tblGrid>
             <w:tr>
               <w:trPr>
@@ -2066,7 +1979,29 @@
                       <w:sz w:val="20"/>
                       <w:szCs w:val="20"/>
                     </w:rPr>
-                    <w:t>Box Size In Inch</w:t>
+                    <w:t xml:space="preserve">Box Size </w:t>
+                  </w:r>
+                  <w:proofErr w:type="gramStart"/>
+                  <w:r>
+                    <w:rPr>
+                      <w:rFonts w:cstheme="minorHAnsi"/>
+                      <w:b/>
+                      <w:bCs/>
+                      <w:sz w:val="20"/>
+                      <w:szCs w:val="20"/>
+                    </w:rPr>
+                    <w:t>In</w:t>
+                  </w:r>
+                  <w:proofErr w:type="gramEnd"/>
+                  <w:r>
+                    <w:rPr>
+                      <w:rFonts w:cstheme="minorHAnsi"/>
+                      <w:b/>
+                      <w:bCs/>
+                      <w:sz w:val="20"/>
+                      <w:szCs w:val="20"/>
+                    </w:rPr>
+                    <w:t xml:space="preserve"> Inch</w:t>
                   </w:r>
                 </w:p>
               </w:tc>
@@ -2091,8 +2026,6 @@
                     <w:spacing w:line="276" w:lineRule="auto"/>
                     <w:rPr>
                       <w:rFonts w:cstheme="minorHAnsi"/>
-                      <w:b/>
-                      <w:bCs/>
                       <w:sz w:val="20"/>
                       <w:szCs w:val="20"/>
                     </w:rPr>
@@ -2100,11 +2033,140 @@
                   <w:r>
                     <w:rPr>
                       <w:rFonts w:cstheme="minorHAnsi"/>
+                      <w:b/>
+                      <w:bCs/>
+                      <w:sz w:val="20"/>
+                      <w:szCs w:val="20"/>
+                    </w:rPr>
+                    <w:t>DECORATIVE LAMINATES</w:t>
+                  </w:r>
+                  <w:r>
+                    <w:rPr>
+                      <w:rFonts w:cstheme="minorHAnsi"/>
+                      <w:b/>
+                      <w:bCs/>
+                      <w:sz w:val="20"/>
+                      <w:szCs w:val="20"/>
+                    </w:rPr>
+                    <w:t>-</w:t>
+                  </w:r>
+                </w:p>
+              </w:tc>
+              <w:tc>
+                <w:tcPr>
+                  <w:tcW w:w="992" w:type="dxa"/>
+                  <w:tcBorders>
+                    <w:top w:val="nil"/>
+                    <w:bottom w:val="nil"/>
+                  </w:tcBorders>
+                </w:tcPr>
+                <w:p>
+                  <w:pPr>
+                    <w:pStyle w:val="NoSpacing"/>
+                    <w:spacing w:line="276" w:lineRule="auto"/>
+                    <w:rPr>
+                      <w:rFonts w:cstheme="minorHAnsi"/>
+                      <w:sz w:val="20"/>
+                      <w:szCs w:val="20"/>
+                    </w:rPr>
+                  </w:pPr>
+                </w:p>
+              </w:tc>
+              <w:tc>
+                <w:tcPr>
+                  <w:tcW w:w="850" w:type="dxa"/>
+                  <w:tcBorders>
+                    <w:top w:val="nil"/>
+                    <w:bottom w:val="nil"/>
+                  </w:tcBorders>
+                </w:tcPr>
+                <w:p>
+                  <w:pPr>
+                    <w:pStyle w:val="NoSpacing"/>
+                    <w:spacing w:line="276" w:lineRule="auto"/>
+                    <w:rPr>
+                      <w:rFonts w:cstheme="minorHAnsi"/>
+                      <w:sz w:val="20"/>
+                      <w:szCs w:val="20"/>
+                    </w:rPr>
+                  </w:pPr>
+                </w:p>
+              </w:tc>
+              <w:tc>
+                <w:tcPr>
+                  <w:tcW w:w="851" w:type="dxa"/>
+                  <w:tcBorders>
+                    <w:top w:val="nil"/>
+                    <w:bottom w:val="nil"/>
+                  </w:tcBorders>
+                </w:tcPr>
+                <w:p>
+                  <w:pPr>
+                    <w:pStyle w:val="NoSpacing"/>
+                    <w:spacing w:line="276" w:lineRule="auto"/>
+                    <w:rPr>
+                      <w:rFonts w:cstheme="minorHAnsi"/>
+                      <w:sz w:val="20"/>
+                      <w:szCs w:val="20"/>
+                    </w:rPr>
+                  </w:pPr>
+                </w:p>
+              </w:tc>
+              <w:tc>
+                <w:tcPr>
+                  <w:tcW w:w="967" w:type="dxa"/>
+                  <w:tcBorders>
+                    <w:top w:val="nil"/>
+                    <w:bottom w:val="nil"/>
+                    <w:right w:val="nil"/>
+                  </w:tcBorders>
+                </w:tcPr>
+                <w:p>
+                  <w:pPr>
+                    <w:pStyle w:val="NoSpacing"/>
+                    <w:spacing w:line="276" w:lineRule="auto"/>
+                    <w:rPr>
+                      <w:rFonts w:cstheme="minorHAnsi"/>
+                      <w:sz w:val="20"/>
+                      <w:szCs w:val="20"/>
+                    </w:rPr>
+                  </w:pPr>
+                </w:p>
+              </w:tc>
+            </w:tr>
+            <w:tr>
+              <w:trPr>
+                <w:trHeight w:val="90"/>
+              </w:trPr>
+              <w:tc>
+                <w:tcPr>
+                  <w:tcW w:w="7230" w:type="dxa"/>
+                  <w:gridSpan w:val="6"/>
+                  <w:tcBorders>
+                    <w:top w:val="nil"/>
+                    <w:left w:val="nil"/>
+                    <w:bottom w:val="nil"/>
+                  </w:tcBorders>
+                </w:tcPr>
+                <w:p>
+                  <w:pPr>
+                    <w:pStyle w:val="NoSpacing"/>
+                    <w:spacing w:line="276" w:lineRule="auto"/>
+                    <w:rPr>
+                      <w:rFonts w:cstheme="minorHAnsi"/>
+                      <w:sz w:val="20"/>
+                      <w:szCs w:val="20"/>
+                    </w:rPr>
+                  </w:pPr>
+                  <w:r>
+                    <w:rPr>
+                      <w:rFonts w:cstheme="minorHAnsi"/>
                       <w:sz w:val="20"/>
                       <w:szCs w:val="20"/>
                     </w:rPr>
                     <w:t>{#</w:t>
                   </w:r>
+                  <w:proofErr w:type="gramStart"/>
                   <w:r>
                     <w:rPr>
                       <w:rFonts w:cstheme="minorHAnsi"/>
@@ -2124,12 +2186,75 @@
                   <w:r>
                     <w:rPr>
                       <w:rFonts w:cstheme="minorHAnsi"/>
-                      <w:b/>
-                      <w:bCs/>
-                      <w:sz w:val="20"/>
-                      <w:szCs w:val="20"/>
-                    </w:rPr>
-                    <w:t>{thicknessDetail}</w:t>
+                      <w:sz w:val="20"/>
+                      <w:szCs w:val="20"/>
+                    </w:rPr>
+                    <w:t>{</w:t>
+                  </w:r>
+                  <w:proofErr w:type="gramEnd"/>
+                  <w:r>
+                    <w:rPr>
+                      <w:rFonts w:cstheme="minorHAnsi"/>
+                      <w:sz w:val="20"/>
+                      <w:szCs w:val="20"/>
+                    </w:rPr>
+                    <w:t>#</w:t>
+                  </w:r>
+                  <w:proofErr w:type="gramStart"/>
+                  <w:r>
+                    <w:rPr>
+                      <w:rFonts w:cstheme="minorHAnsi"/>
+                      <w:sz w:val="20"/>
+                      <w:szCs w:val="20"/>
+                    </w:rPr>
+                    <w:t>showThickness</w:t>
+                  </w:r>
+                  <w:r>
+                    <w:rPr>
+                      <w:rFonts w:cstheme="minorHAnsi"/>
+                      <w:sz w:val="20"/>
+                      <w:szCs w:val="20"/>
+                    </w:rPr>
+                    <w:t>}</w:t>
+                  </w:r>
+                  <w:r>
+                    <w:rPr>
+                      <w:rFonts w:cstheme="minorHAnsi"/>
+                      <w:b/>
+                      <w:bCs/>
+                      <w:sz w:val="20"/>
+                      <w:szCs w:val="20"/>
+                    </w:rPr>
+                    <w:t>{</w:t>
+                  </w:r>
+                  <w:proofErr w:type="gramEnd"/>
+                  <w:r>
+                    <w:rPr>
+                      <w:rFonts w:cstheme="minorHAnsi"/>
+                      <w:b/>
+                      <w:bCs/>
+                      <w:sz w:val="20"/>
+                      <w:szCs w:val="20"/>
+                    </w:rPr>
+                    <w:t>thic</w:t>
+                  </w:r>
+                  <w:r>
+                    <w:rPr>
+                      <w:rFonts w:cstheme="minorHAnsi"/>
+                      <w:b/>
+                      <w:bCs/>
+                      <w:sz w:val="20"/>
+                      <w:szCs w:val="20"/>
+                    </w:rPr>
+                    <w:t>knessDetail</w:t>
+                  </w:r>
+                  <w:r>
+                    <w:rPr>
+                      <w:rFonts w:cstheme="minorHAnsi"/>
+                      <w:sz w:val="20"/>
+                      <w:szCs w:val="20"/>
+                    </w:rPr>
+                    <w:t>}{/showThickness}</w:t>
                   </w:r>
                 </w:p>
                 <w:p>
@@ -2823,15 +2948,25 @@
                       <w:sz w:val="20"/>
                       <w:szCs w:val="20"/>
                     </w:rPr>
-                    <w:t xml:space="preserve"> </w:t>
-                  </w:r>
-                  <w:r>
-                    <w:rPr>
-                      <w:rFonts w:cstheme="minorHAnsi"/>
-                      <w:sz w:val="20"/>
-                      <w:szCs w:val="20"/>
-                    </w:rPr>
-                    <w:t>{/invoices} {/</w:t>
+                    <w:t>{/</w:t>
+                  </w:r>
+                  <w:proofErr w:type="gramStart"/>
+                  <w:r>
+                    <w:rPr>
+                      <w:rFonts w:cstheme="minorHAnsi"/>
+                      <w:sz w:val="20"/>
+                      <w:szCs w:val="20"/>
+                    </w:rPr>
+                    <w:t>invoices}{</w:t>
+                  </w:r>
+                  <w:proofErr w:type="gramEnd"/>
+                  <w:r>
+                    <w:rPr>
+                      <w:rFonts w:cstheme="minorHAnsi"/>
+                      <w:sz w:val="20"/>
+                      <w:szCs w:val="20"/>
+                    </w:rPr>
+                    <w:t>/</w:t>
                   </w:r>
                   <w:proofErr w:type="spellStart"/>
                   <w:r>

--- a/electron/database/generate-document/templates/party-packing.docx
+++ b/electron/database/generate-document/templates/party-packing.docx
@@ -10,10 +10,10 @@
         <w:tblLook w:val="04A0" w:firstRow="1" w:lastRow="0" w:firstColumn="1" w:lastColumn="0" w:noHBand="0" w:noVBand="1"/>
       </w:tblPr>
       <w:tblGrid>
-        <w:gridCol w:w="3605"/>
-        <w:gridCol w:w="2444"/>
-        <w:gridCol w:w="2585"/>
-        <w:gridCol w:w="2472"/>
+        <w:gridCol w:w="3802"/>
+        <w:gridCol w:w="2381"/>
+        <w:gridCol w:w="2516"/>
+        <w:gridCol w:w="2407"/>
       </w:tblGrid>
       <w:tr>
         <w:trPr>
@@ -1602,16 +1602,16 @@
               <w:tblLook w:val="04A0" w:firstRow="1" w:lastRow="0" w:firstColumn="1" w:lastColumn="0" w:noHBand="0" w:noVBand="1"/>
             </w:tblPr>
             <w:tblGrid>
-              <w:gridCol w:w="849"/>
-              <w:gridCol w:w="1792"/>
-              <w:gridCol w:w="991"/>
-              <w:gridCol w:w="900"/>
-              <w:gridCol w:w="869"/>
-              <w:gridCol w:w="814"/>
-              <w:gridCol w:w="722"/>
-              <w:gridCol w:w="831"/>
-              <w:gridCol w:w="926"/>
-              <w:gridCol w:w="2196"/>
+              <w:gridCol w:w="724"/>
+              <w:gridCol w:w="1479"/>
+              <w:gridCol w:w="1596"/>
+              <w:gridCol w:w="1739"/>
+              <w:gridCol w:w="739"/>
+              <w:gridCol w:w="695"/>
+              <w:gridCol w:w="621"/>
+              <w:gridCol w:w="709"/>
+              <w:gridCol w:w="785"/>
+              <w:gridCol w:w="1803"/>
             </w:tblGrid>
             <w:tr>
               <w:trPr>
@@ -1705,7 +1705,119 @@
                       <w:sz w:val="20"/>
                       <w:szCs w:val="20"/>
                     </w:rPr>
-                    <w:t>Grade</w:t>
+                    <w:t>{#</w:t>
+                  </w:r>
+                  <w:proofErr w:type="gramStart"/>
+                  <w:r>
+                    <w:rPr>
+                      <w:rFonts w:cstheme="minorHAnsi"/>
+                      <w:b/>
+                      <w:bCs/>
+                      <w:sz w:val="20"/>
+                      <w:szCs w:val="20"/>
+                    </w:rPr>
+                    <w:t>isAus}ASW</w:t>
+                  </w:r>
+                  <w:proofErr w:type="gramEnd"/>
+                  <w:r>
+                    <w:rPr>
+                      <w:rFonts w:cstheme="minorHAnsi"/>
+                      <w:b/>
+                      <w:bCs/>
+                      <w:sz w:val="20"/>
+                      <w:szCs w:val="20"/>
+                    </w:rPr>
+                    <w:t xml:space="preserve"> No{/</w:t>
+                  </w:r>
+                  <w:proofErr w:type="spellStart"/>
+                  <w:proofErr w:type="gramStart"/>
+                  <w:r>
+                    <w:rPr>
+                      <w:rFonts w:cstheme="minorHAnsi"/>
+                      <w:b/>
+                      <w:bCs/>
+                      <w:sz w:val="20"/>
+                      <w:szCs w:val="20"/>
+                    </w:rPr>
+                    <w:t>isAus</w:t>
+                  </w:r>
+                  <w:proofErr w:type="spellEnd"/>
+                  <w:r>
+                    <w:rPr>
+                      <w:rFonts w:cstheme="minorHAnsi"/>
+                      <w:b/>
+                      <w:bCs/>
+                      <w:sz w:val="20"/>
+                      <w:szCs w:val="20"/>
+                    </w:rPr>
+                    <w:t>}{</w:t>
+                  </w:r>
+                  <w:proofErr w:type="gramEnd"/>
+                  <w:r>
+                    <w:rPr>
+                      <w:rFonts w:cstheme="minorHAnsi"/>
+                      <w:b/>
+                      <w:bCs/>
+                      <w:sz w:val="20"/>
+                      <w:szCs w:val="20"/>
+                    </w:rPr>
+                    <w:t>^</w:t>
+                  </w:r>
+                  <w:proofErr w:type="spellStart"/>
+                  <w:proofErr w:type="gramStart"/>
+                  <w:r>
+                    <w:rPr>
+                      <w:rFonts w:cstheme="minorHAnsi"/>
+                      <w:b/>
+                      <w:bCs/>
+                      <w:sz w:val="20"/>
+                      <w:szCs w:val="20"/>
+                    </w:rPr>
+                    <w:t>isAus</w:t>
+                  </w:r>
+                  <w:proofErr w:type="spellEnd"/>
+                  <w:r>
+                    <w:rPr>
+                      <w:rFonts w:cstheme="minorHAnsi"/>
+                      <w:b/>
+                      <w:bCs/>
+                      <w:sz w:val="20"/>
+                      <w:szCs w:val="20"/>
+                    </w:rPr>
+                    <w:t>}Grade</w:t>
+                  </w:r>
+                  <w:proofErr w:type="gramEnd"/>
+                  <w:r>
+                    <w:rPr>
+                      <w:rFonts w:cstheme="minorHAnsi"/>
+                      <w:b/>
+                      <w:bCs/>
+                      <w:sz w:val="20"/>
+                      <w:szCs w:val="20"/>
+                    </w:rPr>
+                    <w:t>{/</w:t>
+                  </w:r>
+                  <w:proofErr w:type="spellStart"/>
+                  <w:r>
+                    <w:rPr>
+                      <w:rFonts w:cstheme="minorHAnsi"/>
+                      <w:b/>
+                      <w:bCs/>
+                      <w:sz w:val="20"/>
+                      <w:szCs w:val="20"/>
+                    </w:rPr>
+                    <w:t>isAus</w:t>
+                  </w:r>
+                  <w:proofErr w:type="spellEnd"/>
+                  <w:r>
+                    <w:rPr>
+                      <w:rFonts w:cstheme="minorHAnsi"/>
+                      <w:b/>
+                      <w:bCs/>
+                      <w:sz w:val="20"/>
+                      <w:szCs w:val="20"/>
+                    </w:rPr>
+                    <w:t>}</w:t>
                   </w:r>
                 </w:p>
               </w:tc>
@@ -1739,7 +1851,163 @@
                       <w:sz w:val="20"/>
                       <w:szCs w:val="20"/>
                     </w:rPr>
+                    <w:t>{#</w:t>
+                  </w:r>
+                  <w:proofErr w:type="gramStart"/>
+                  <w:r>
+                    <w:rPr>
+                      <w:rFonts w:cstheme="minorHAnsi"/>
+                      <w:b/>
+                      <w:bCs/>
+                      <w:sz w:val="20"/>
+                      <w:szCs w:val="20"/>
+                    </w:rPr>
+                    <w:t>isAus}ASW</w:t>
+                  </w:r>
+                  <w:proofErr w:type="gramEnd"/>
+                  <w:r>
+                    <w:rPr>
+                      <w:rFonts w:cstheme="minorHAnsi"/>
+                      <w:b/>
+                      <w:bCs/>
+                      <w:sz w:val="20"/>
+                      <w:szCs w:val="20"/>
+                    </w:rPr>
+                    <w:t xml:space="preserve"> </w:t>
+                  </w:r>
+                  <w:proofErr w:type="spellStart"/>
+                  <w:proofErr w:type="gramStart"/>
+                  <w:r>
+                    <w:rPr>
+                      <w:rFonts w:cstheme="minorHAnsi"/>
+                      <w:b/>
+                      <w:bCs/>
+                      <w:sz w:val="20"/>
+                      <w:szCs w:val="20"/>
+                    </w:rPr>
+                    <w:t>PO.</w:t>
+                  </w:r>
+                  <w:r>
+                    <w:rPr>
+                      <w:rFonts w:cstheme="minorHAnsi"/>
+                      <w:b/>
+                      <w:bCs/>
+                      <w:sz w:val="20"/>
+                      <w:szCs w:val="20"/>
+                    </w:rPr>
+                    <w:t>No</w:t>
+                  </w:r>
+                  <w:proofErr w:type="spellEnd"/>
+                  <w:proofErr w:type="gramEnd"/>
+                  <w:r>
+                    <w:rPr>
+                      <w:rFonts w:cstheme="minorHAnsi"/>
+                      <w:b/>
+                      <w:bCs/>
+                      <w:sz w:val="20"/>
+                      <w:szCs w:val="20"/>
+                    </w:rPr>
+                    <w:t>{/</w:t>
+                  </w:r>
+                  <w:proofErr w:type="spellStart"/>
+                  <w:proofErr w:type="gramStart"/>
+                  <w:r>
+                    <w:rPr>
+                      <w:rFonts w:cstheme="minorHAnsi"/>
+                      <w:b/>
+                      <w:bCs/>
+                      <w:sz w:val="20"/>
+                      <w:szCs w:val="20"/>
+                    </w:rPr>
+                    <w:t>isAus</w:t>
+                  </w:r>
+                  <w:proofErr w:type="spellEnd"/>
+                  <w:r>
+                    <w:rPr>
+                      <w:rFonts w:cstheme="minorHAnsi"/>
+                      <w:b/>
+                      <w:bCs/>
+                      <w:sz w:val="20"/>
+                      <w:szCs w:val="20"/>
+                    </w:rPr>
+                    <w:t>}{</w:t>
+                  </w:r>
+                  <w:proofErr w:type="gramEnd"/>
+                  <w:r>
+                    <w:rPr>
+                      <w:rFonts w:cstheme="minorHAnsi"/>
+                      <w:b/>
+                      <w:bCs/>
+                      <w:sz w:val="20"/>
+                      <w:szCs w:val="20"/>
+                    </w:rPr>
+                    <w:t>^</w:t>
+                  </w:r>
+                  <w:proofErr w:type="spellStart"/>
+                  <w:proofErr w:type="gramStart"/>
+                  <w:r>
+                    <w:rPr>
+                      <w:rFonts w:cstheme="minorHAnsi"/>
+                      <w:b/>
+                      <w:bCs/>
+                      <w:sz w:val="20"/>
+                      <w:szCs w:val="20"/>
+                    </w:rPr>
+                    <w:t>isAus</w:t>
+                  </w:r>
+                  <w:proofErr w:type="spellEnd"/>
+                  <w:r>
+                    <w:rPr>
+                      <w:rFonts w:cstheme="minorHAnsi"/>
+                      <w:b/>
+                      <w:bCs/>
+                      <w:sz w:val="20"/>
+                      <w:szCs w:val="20"/>
+                    </w:rPr>
+                    <w:t>}</w:t>
+                  </w:r>
+                  <w:r>
+                    <w:rPr>
+                      <w:rFonts w:cstheme="minorHAnsi"/>
+                      <w:b/>
+                      <w:bCs/>
+                      <w:sz w:val="20"/>
+                      <w:szCs w:val="20"/>
+                    </w:rPr>
                     <w:t>Brand</w:t>
+                  </w:r>
+                  <w:proofErr w:type="gramEnd"/>
+                  <w:r>
+                    <w:rPr>
+                      <w:rFonts w:cstheme="minorHAnsi"/>
+                      <w:b/>
+                      <w:bCs/>
+                      <w:sz w:val="20"/>
+                      <w:szCs w:val="20"/>
+                    </w:rPr>
+                    <w:t>{/</w:t>
+                  </w:r>
+                  <w:proofErr w:type="spellStart"/>
+                  <w:r>
+                    <w:rPr>
+                      <w:rFonts w:cstheme="minorHAnsi"/>
+                      <w:b/>
+                      <w:bCs/>
+                      <w:sz w:val="20"/>
+                      <w:szCs w:val="20"/>
+                    </w:rPr>
+                    <w:t>isAus</w:t>
+                  </w:r>
+                  <w:proofErr w:type="spellEnd"/>
+                  <w:r>
+                    <w:rPr>
+                      <w:rFonts w:cstheme="minorHAnsi"/>
+                      <w:b/>
+                      <w:bCs/>
+                      <w:sz w:val="20"/>
+                      <w:szCs w:val="20"/>
+                    </w:rPr>
+                    <w:t>}</w:t>
                   </w:r>
                 </w:p>
               </w:tc>

--- a/electron/database/generate-document/templates/party-packing.docx
+++ b/electron/database/generate-document/templates/party-packing.docx
@@ -3788,7 +3788,7 @@
       <w:headerReference w:type="default" r:id="rId8"/>
       <w:footerReference w:type="default" r:id="rId9"/>
       <w:pgSz w:w="12240" w:h="15840" w:code="1"/>
-      <w:pgMar w:top="567" w:right="567" w:bottom="1701" w:left="567" w:header="113" w:footer="510" w:gutter="0"/>
+      <w:pgMar w:top="482" w:right="567" w:bottom="1701" w:left="567" w:header="113" w:footer="510" w:gutter="0"/>
       <w:pgBorders w:offsetFrom="page">
         <w:top w:val="single" w:sz="4" w:space="24" w:color="auto"/>
         <w:left w:val="single" w:sz="4" w:space="28" w:color="auto"/>

--- a/electron/database/generate-document/templates/party-packing.docx
+++ b/electron/database/generate-document/templates/party-packing.docx
@@ -10,10 +10,10 @@
         <w:tblLook w:val="04A0" w:firstRow="1" w:lastRow="0" w:firstColumn="1" w:lastColumn="0" w:noHBand="0" w:noVBand="1"/>
       </w:tblPr>
       <w:tblGrid>
-        <w:gridCol w:w="3802"/>
-        <w:gridCol w:w="2381"/>
-        <w:gridCol w:w="2516"/>
-        <w:gridCol w:w="2407"/>
+        <w:gridCol w:w="3746"/>
+        <w:gridCol w:w="2399"/>
+        <w:gridCol w:w="2535"/>
+        <w:gridCol w:w="2426"/>
       </w:tblGrid>
       <w:tr>
         <w:trPr>
@@ -1602,16 +1602,16 @@
               <w:tblLook w:val="04A0" w:firstRow="1" w:lastRow="0" w:firstColumn="1" w:lastColumn="0" w:noHBand="0" w:noVBand="1"/>
             </w:tblPr>
             <w:tblGrid>
-              <w:gridCol w:w="724"/>
-              <w:gridCol w:w="1479"/>
-              <w:gridCol w:w="1596"/>
-              <w:gridCol w:w="1739"/>
-              <w:gridCol w:w="739"/>
-              <w:gridCol w:w="695"/>
-              <w:gridCol w:w="621"/>
-              <w:gridCol w:w="709"/>
-              <w:gridCol w:w="785"/>
-              <w:gridCol w:w="1803"/>
+              <w:gridCol w:w="704"/>
+              <w:gridCol w:w="1434"/>
+              <w:gridCol w:w="1694"/>
+              <w:gridCol w:w="1847"/>
+              <w:gridCol w:w="721"/>
+              <w:gridCol w:w="678"/>
+              <w:gridCol w:w="610"/>
+              <w:gridCol w:w="691"/>
+              <w:gridCol w:w="765"/>
+              <w:gridCol w:w="1746"/>
             </w:tblGrid>
             <w:tr>
               <w:trPr>
@@ -2294,8 +2294,8 @@
                     <w:spacing w:line="276" w:lineRule="auto"/>
                     <w:rPr>
                       <w:rFonts w:cstheme="minorHAnsi"/>
-                      <w:sz w:val="20"/>
-                      <w:szCs w:val="20"/>
+                      <w:sz w:val="18"/>
+                      <w:szCs w:val="18"/>
                     </w:rPr>
                   </w:pPr>
                   <w:r>
@@ -2303,20 +2303,10 @@
                       <w:rFonts w:cstheme="minorHAnsi"/>
                       <w:b/>
                       <w:bCs/>
-                      <w:sz w:val="20"/>
-                      <w:szCs w:val="20"/>
-                    </w:rPr>
-                    <w:t>DECORATIVE LAMINATES</w:t>
-                  </w:r>
-                  <w:r>
-                    <w:rPr>
-                      <w:rFonts w:cstheme="minorHAnsi"/>
-                      <w:b/>
-                      <w:bCs/>
-                      <w:sz w:val="20"/>
-                      <w:szCs w:val="20"/>
-                    </w:rPr>
-                    <w:t>-</w:t>
+                      <w:sz w:val="18"/>
+                      <w:szCs w:val="18"/>
+                    </w:rPr>
+                    <w:t>DECORATIVE LAMINATES-</w:t>
                   </w:r>
                 </w:p>
               </w:tc>
@@ -2334,8 +2324,8 @@
                     <w:spacing w:line="276" w:lineRule="auto"/>
                     <w:rPr>
                       <w:rFonts w:cstheme="minorHAnsi"/>
-                      <w:sz w:val="20"/>
-                      <w:szCs w:val="20"/>
+                      <w:sz w:val="18"/>
+                      <w:szCs w:val="18"/>
                     </w:rPr>
                   </w:pPr>
                 </w:p>
@@ -2354,8 +2344,8 @@
                     <w:spacing w:line="276" w:lineRule="auto"/>
                     <w:rPr>
                       <w:rFonts w:cstheme="minorHAnsi"/>
-                      <w:sz w:val="20"/>
-                      <w:szCs w:val="20"/>
+                      <w:sz w:val="18"/>
+                      <w:szCs w:val="18"/>
                     </w:rPr>
                   </w:pPr>
                 </w:p>
@@ -2374,8 +2364,8 @@
                     <w:spacing w:line="276" w:lineRule="auto"/>
                     <w:rPr>
                       <w:rFonts w:cstheme="minorHAnsi"/>
-                      <w:sz w:val="20"/>
-                      <w:szCs w:val="20"/>
+                      <w:sz w:val="18"/>
+                      <w:szCs w:val="18"/>
                     </w:rPr>
                   </w:pPr>
                 </w:p>
@@ -2395,8 +2385,8 @@
                     <w:spacing w:line="276" w:lineRule="auto"/>
                     <w:rPr>
                       <w:rFonts w:cstheme="minorHAnsi"/>
-                      <w:sz w:val="20"/>
-                      <w:szCs w:val="20"/>
+                      <w:sz w:val="18"/>
+                      <w:szCs w:val="18"/>
                     </w:rPr>
                   </w:pPr>
                 </w:p>
@@ -2422,15 +2412,15 @@
                     <w:spacing w:line="276" w:lineRule="auto"/>
                     <w:rPr>
                       <w:rFonts w:cstheme="minorHAnsi"/>
-                      <w:sz w:val="20"/>
-                      <w:szCs w:val="20"/>
+                      <w:sz w:val="18"/>
+                      <w:szCs w:val="18"/>
                     </w:rPr>
                   </w:pPr>
                   <w:r>
                     <w:rPr>
                       <w:rFonts w:cstheme="minorHAnsi"/>
-                      <w:sz w:val="20"/>
-                      <w:szCs w:val="20"/>
+                      <w:sz w:val="18"/>
+                      <w:szCs w:val="18"/>
                     </w:rPr>
                     <w:t>{#</w:t>
                   </w:r>
@@ -2438,24 +2428,44 @@
                   <w:r>
                     <w:rPr>
                       <w:rFonts w:cstheme="minorHAnsi"/>
-                      <w:sz w:val="20"/>
-                      <w:szCs w:val="20"/>
+                      <w:sz w:val="18"/>
+                      <w:szCs w:val="18"/>
                     </w:rPr>
                     <w:t>invoiceItems</w:t>
                   </w:r>
                   <w:r>
                     <w:rPr>
                       <w:rFonts w:cstheme="minorHAnsi"/>
-                      <w:sz w:val="20"/>
-                      <w:szCs w:val="20"/>
-                    </w:rPr>
-                    <w:t>}</w:t>
-                  </w:r>
-                  <w:r>
-                    <w:rPr>
-                      <w:rFonts w:cstheme="minorHAnsi"/>
-                      <w:sz w:val="20"/>
-                      <w:szCs w:val="20"/>
+                      <w:sz w:val="18"/>
+                      <w:szCs w:val="18"/>
+                    </w:rPr>
+                    <w:t>}{</w:t>
+                  </w:r>
+                  <w:proofErr w:type="gramEnd"/>
+                  <w:r>
+                    <w:rPr>
+                      <w:rFonts w:cstheme="minorHAnsi"/>
+                      <w:sz w:val="18"/>
+                      <w:szCs w:val="18"/>
+                    </w:rPr>
+                    <w:t>#</w:t>
+                  </w:r>
+                  <w:proofErr w:type="gramStart"/>
+                  <w:r>
+                    <w:rPr>
+                      <w:rFonts w:cstheme="minorHAnsi"/>
+                      <w:sz w:val="18"/>
+                      <w:szCs w:val="18"/>
+                    </w:rPr>
+                    <w:t>showThickness}</w:t>
+                  </w:r>
+                  <w:r>
+                    <w:rPr>
+                      <w:rFonts w:cstheme="minorHAnsi"/>
+                      <w:b/>
+                      <w:bCs/>
+                      <w:sz w:val="18"/>
+                      <w:szCs w:val="18"/>
                     </w:rPr>
                     <w:t>{</w:t>
                   </w:r>
@@ -2463,64 +2473,18 @@
                   <w:r>
                     <w:rPr>
                       <w:rFonts w:cstheme="minorHAnsi"/>
-                      <w:sz w:val="20"/>
-                      <w:szCs w:val="20"/>
-                    </w:rPr>
-                    <w:t>#</w:t>
-                  </w:r>
-                  <w:proofErr w:type="gramStart"/>
-                  <w:r>
-                    <w:rPr>
-                      <w:rFonts w:cstheme="minorHAnsi"/>
-                      <w:sz w:val="20"/>
-                      <w:szCs w:val="20"/>
-                    </w:rPr>
-                    <w:t>showThickness</w:t>
-                  </w:r>
-                  <w:r>
-                    <w:rPr>
-                      <w:rFonts w:cstheme="minorHAnsi"/>
-                      <w:sz w:val="20"/>
-                      <w:szCs w:val="20"/>
-                    </w:rPr>
-                    <w:t>}</w:t>
-                  </w:r>
-                  <w:r>
-                    <w:rPr>
-                      <w:rFonts w:cstheme="minorHAnsi"/>
-                      <w:b/>
-                      <w:bCs/>
-                      <w:sz w:val="20"/>
-                      <w:szCs w:val="20"/>
-                    </w:rPr>
-                    <w:t>{</w:t>
-                  </w:r>
-                  <w:proofErr w:type="gramEnd"/>
-                  <w:r>
-                    <w:rPr>
-                      <w:rFonts w:cstheme="minorHAnsi"/>
-                      <w:b/>
-                      <w:bCs/>
-                      <w:sz w:val="20"/>
-                      <w:szCs w:val="20"/>
-                    </w:rPr>
-                    <w:t>thic</w:t>
-                  </w:r>
-                  <w:r>
-                    <w:rPr>
-                      <w:rFonts w:cstheme="minorHAnsi"/>
-                      <w:b/>
-                      <w:bCs/>
-                      <w:sz w:val="20"/>
-                      <w:szCs w:val="20"/>
-                    </w:rPr>
-                    <w:t>knessDetail</w:t>
-                  </w:r>
-                  <w:r>
-                    <w:rPr>
-                      <w:rFonts w:cstheme="minorHAnsi"/>
-                      <w:sz w:val="20"/>
-                      <w:szCs w:val="20"/>
+                      <w:b/>
+                      <w:bCs/>
+                      <w:sz w:val="18"/>
+                      <w:szCs w:val="18"/>
+                    </w:rPr>
+                    <w:t>thicknessDetail</w:t>
+                  </w:r>
+                  <w:r>
+                    <w:rPr>
+                      <w:rFonts w:cstheme="minorHAnsi"/>
+                      <w:sz w:val="18"/>
+                      <w:szCs w:val="18"/>
                     </w:rPr>
                     <w:t>}{/showThickness}</w:t>
                   </w:r>
@@ -2531,8 +2495,8 @@
                     <w:spacing w:line="276" w:lineRule="auto"/>
                     <w:rPr>
                       <w:rFonts w:cstheme="minorHAnsi"/>
-                      <w:sz w:val="20"/>
-                      <w:szCs w:val="20"/>
+                      <w:sz w:val="18"/>
+                      <w:szCs w:val="18"/>
                     </w:rPr>
                   </w:pPr>
                   <w:r>
@@ -2540,8 +2504,8 @@
                       <w:rFonts w:cstheme="minorHAnsi"/>
                       <w:b/>
                       <w:bCs/>
-                      <w:sz w:val="20"/>
-                      <w:szCs w:val="20"/>
+                      <w:sz w:val="18"/>
+                      <w:szCs w:val="18"/>
                     </w:rPr>
                     <w:t>{length} X {width} X {height} MM</w:t>
                   </w:r>
@@ -2561,8 +2525,8 @@
                     <w:spacing w:line="276" w:lineRule="auto"/>
                     <w:rPr>
                       <w:rFonts w:cstheme="minorHAnsi"/>
-                      <w:sz w:val="20"/>
-                      <w:szCs w:val="20"/>
+                      <w:sz w:val="18"/>
+                      <w:szCs w:val="18"/>
                     </w:rPr>
                   </w:pPr>
                 </w:p>
@@ -2581,8 +2545,8 @@
                     <w:spacing w:line="276" w:lineRule="auto"/>
                     <w:rPr>
                       <w:rFonts w:cstheme="minorHAnsi"/>
-                      <w:sz w:val="20"/>
-                      <w:szCs w:val="20"/>
+                      <w:sz w:val="18"/>
+                      <w:szCs w:val="18"/>
                     </w:rPr>
                   </w:pPr>
                 </w:p>
@@ -2601,8 +2565,8 @@
                     <w:spacing w:line="276" w:lineRule="auto"/>
                     <w:rPr>
                       <w:rFonts w:cstheme="minorHAnsi"/>
-                      <w:sz w:val="20"/>
-                      <w:szCs w:val="20"/>
+                      <w:sz w:val="18"/>
+                      <w:szCs w:val="18"/>
                     </w:rPr>
                   </w:pPr>
                 </w:p>
@@ -2622,8 +2586,8 @@
                     <w:spacing w:line="276" w:lineRule="auto"/>
                     <w:rPr>
                       <w:rFonts w:cstheme="minorHAnsi"/>
-                      <w:sz w:val="20"/>
-                      <w:szCs w:val="20"/>
+                      <w:sz w:val="18"/>
+                      <w:szCs w:val="18"/>
                     </w:rPr>
                   </w:pPr>
                 </w:p>
@@ -2649,32 +2613,24 @@
                     <w:spacing w:line="276" w:lineRule="auto"/>
                     <w:rPr>
                       <w:rFonts w:cstheme="minorHAnsi"/>
-                      <w:sz w:val="20"/>
-                      <w:szCs w:val="20"/>
+                      <w:sz w:val="18"/>
+                      <w:szCs w:val="18"/>
                     </w:rPr>
                   </w:pPr>
                   <w:r>
                     <w:rPr>
                       <w:rFonts w:cstheme="minorHAnsi"/>
-                      <w:sz w:val="20"/>
-                      <w:szCs w:val="20"/>
-                    </w:rPr>
-                    <w:t>{#invoices}</w:t>
-                  </w:r>
-                  <w:r>
-                    <w:rPr>
-                      <w:rFonts w:cstheme="minorHAnsi"/>
-                      <w:sz w:val="20"/>
-                      <w:szCs w:val="20"/>
-                    </w:rPr>
-                    <w:t xml:space="preserve"> {</w:t>
+                      <w:sz w:val="18"/>
+                      <w:szCs w:val="18"/>
+                    </w:rPr>
+                    <w:t>{#invoices} {</w:t>
                   </w:r>
                   <w:proofErr w:type="spellStart"/>
                   <w:r>
                     <w:rPr>
                       <w:rFonts w:cstheme="minorHAnsi"/>
-                      <w:sz w:val="20"/>
-                      <w:szCs w:val="20"/>
+                      <w:sz w:val="18"/>
+                      <w:szCs w:val="18"/>
                     </w:rPr>
                     <w:t>prefixCode</w:t>
                   </w:r>
@@ -2682,8 +2638,8 @@
                   <w:r>
                     <w:rPr>
                       <w:rFonts w:cstheme="minorHAnsi"/>
-                      <w:sz w:val="20"/>
-                      <w:szCs w:val="20"/>
+                      <w:sz w:val="18"/>
+                      <w:szCs w:val="18"/>
                     </w:rPr>
                     <w:t>}</w:t>
                   </w:r>
@@ -2705,15 +2661,15 @@
                     <w:spacing w:line="276" w:lineRule="auto"/>
                     <w:rPr>
                       <w:rFonts w:cstheme="minorHAnsi"/>
-                      <w:sz w:val="20"/>
-                      <w:szCs w:val="20"/>
+                      <w:sz w:val="18"/>
+                      <w:szCs w:val="18"/>
                     </w:rPr>
                   </w:pPr>
                   <w:r>
                     <w:rPr>
                       <w:rFonts w:cstheme="minorHAnsi"/>
-                      <w:sz w:val="20"/>
-                      <w:szCs w:val="20"/>
+                      <w:sz w:val="18"/>
+                      <w:szCs w:val="18"/>
                     </w:rPr>
                     <w:t>{</w:t>
                   </w:r>
@@ -2721,8 +2677,8 @@
                   <w:r>
                     <w:rPr>
                       <w:rFonts w:cstheme="minorHAnsi"/>
-                      <w:sz w:val="20"/>
-                      <w:szCs w:val="20"/>
+                      <w:sz w:val="18"/>
+                      <w:szCs w:val="18"/>
                     </w:rPr>
                     <w:t>containerFrom</w:t>
                   </w:r>
@@ -2730,8 +2686,8 @@
                   <w:r>
                     <w:rPr>
                       <w:rFonts w:cstheme="minorHAnsi"/>
-                      <w:sz w:val="20"/>
-                      <w:szCs w:val="20"/>
+                      <w:sz w:val="18"/>
+                      <w:szCs w:val="18"/>
                     </w:rPr>
                     <w:t>}{#containerTo} to {</w:t>
                   </w:r>
@@ -2739,8 +2695,8 @@
                   <w:r>
                     <w:rPr>
                       <w:rFonts w:cstheme="minorHAnsi"/>
-                      <w:sz w:val="20"/>
-                      <w:szCs w:val="20"/>
+                      <w:sz w:val="18"/>
+                      <w:szCs w:val="18"/>
                     </w:rPr>
                     <w:t>containerTo</w:t>
                   </w:r>
@@ -2748,8 +2704,8 @@
                   <w:r>
                     <w:rPr>
                       <w:rFonts w:cstheme="minorHAnsi"/>
-                      <w:sz w:val="20"/>
-                      <w:szCs w:val="20"/>
+                      <w:sz w:val="18"/>
+                      <w:szCs w:val="18"/>
                     </w:rPr>
                     <w:t>}{/</w:t>
                   </w:r>
@@ -2757,8 +2713,8 @@
                   <w:r>
                     <w:rPr>
                       <w:rFonts w:cstheme="minorHAnsi"/>
-                      <w:sz w:val="20"/>
-                      <w:szCs w:val="20"/>
+                      <w:sz w:val="18"/>
+                      <w:szCs w:val="18"/>
                     </w:rPr>
                     <w:t>containerTo</w:t>
                   </w:r>
@@ -2766,8 +2722,8 @@
                   <w:r>
                     <w:rPr>
                       <w:rFonts w:cstheme="minorHAnsi"/>
-                      <w:sz w:val="20"/>
-                      <w:szCs w:val="20"/>
+                      <w:sz w:val="18"/>
+                      <w:szCs w:val="18"/>
                     </w:rPr>
                     <w:t>}</w:t>
                   </w:r>
@@ -2789,15 +2745,15 @@
                     <w:spacing w:line="276" w:lineRule="auto"/>
                     <w:rPr>
                       <w:rFonts w:cstheme="minorHAnsi"/>
-                      <w:sz w:val="20"/>
-                      <w:szCs w:val="20"/>
+                      <w:sz w:val="18"/>
+                      <w:szCs w:val="18"/>
                     </w:rPr>
                   </w:pPr>
                   <w:r>
                     <w:rPr>
                       <w:rFonts w:cstheme="minorHAnsi"/>
-                      <w:sz w:val="20"/>
-                      <w:szCs w:val="20"/>
+                      <w:sz w:val="18"/>
+                      <w:szCs w:val="18"/>
                     </w:rPr>
                     <w:t>{</w:t>
                   </w:r>
@@ -2805,8 +2761,8 @@
                   <w:r>
                     <w:rPr>
                       <w:rFonts w:cstheme="minorHAnsi"/>
-                      <w:sz w:val="20"/>
-                      <w:szCs w:val="20"/>
+                      <w:sz w:val="18"/>
+                      <w:szCs w:val="18"/>
                     </w:rPr>
                     <w:t>materialGrade</w:t>
                   </w:r>
@@ -2818,15 +2774,15 @@
                     <w:spacing w:line="276" w:lineRule="auto"/>
                     <w:rPr>
                       <w:rFonts w:cstheme="minorHAnsi"/>
-                      <w:sz w:val="20"/>
-                      <w:szCs w:val="20"/>
+                      <w:sz w:val="18"/>
+                      <w:szCs w:val="18"/>
                     </w:rPr>
                   </w:pPr>
                   <w:r>
                     <w:rPr>
                       <w:rFonts w:cstheme="minorHAnsi"/>
-                      <w:sz w:val="20"/>
-                      <w:szCs w:val="20"/>
+                      <w:sz w:val="18"/>
+                      <w:szCs w:val="18"/>
                     </w:rPr>
                     <w:t>}</w:t>
                   </w:r>
@@ -2848,15 +2804,15 @@
                     <w:spacing w:line="276" w:lineRule="auto"/>
                     <w:rPr>
                       <w:rFonts w:cstheme="minorHAnsi"/>
-                      <w:sz w:val="20"/>
-                      <w:szCs w:val="20"/>
+                      <w:sz w:val="18"/>
+                      <w:szCs w:val="18"/>
                     </w:rPr>
                   </w:pPr>
                   <w:r>
                     <w:rPr>
                       <w:rFonts w:cstheme="minorHAnsi"/>
-                      <w:sz w:val="20"/>
-                      <w:szCs w:val="20"/>
+                      <w:sz w:val="18"/>
+                      <w:szCs w:val="18"/>
                     </w:rPr>
                     <w:t>{</w:t>
                   </w:r>
@@ -2864,8 +2820,8 @@
                   <w:r>
                     <w:rPr>
                       <w:rFonts w:cstheme="minorHAnsi"/>
-                      <w:sz w:val="20"/>
-                      <w:szCs w:val="20"/>
+                      <w:sz w:val="18"/>
+                      <w:szCs w:val="18"/>
                     </w:rPr>
                     <w:t>brandName</w:t>
                   </w:r>
@@ -2873,8 +2829,8 @@
                   <w:r>
                     <w:rPr>
                       <w:rFonts w:cstheme="minorHAnsi"/>
-                      <w:sz w:val="20"/>
-                      <w:szCs w:val="20"/>
+                      <w:sz w:val="18"/>
+                      <w:szCs w:val="18"/>
                     </w:rPr>
                     <w:t>}</w:t>
                   </w:r>
@@ -2896,15 +2852,15 @@
                     <w:spacing w:line="276" w:lineRule="auto"/>
                     <w:rPr>
                       <w:rFonts w:cstheme="minorHAnsi"/>
-                      <w:sz w:val="20"/>
-                      <w:szCs w:val="20"/>
+                      <w:sz w:val="18"/>
+                      <w:szCs w:val="18"/>
                     </w:rPr>
                   </w:pPr>
                   <w:r>
                     <w:rPr>
                       <w:rFonts w:cstheme="minorHAnsi"/>
-                      <w:sz w:val="20"/>
-                      <w:szCs w:val="20"/>
+                      <w:sz w:val="18"/>
+                      <w:szCs w:val="18"/>
                     </w:rPr>
                     <w:t>{</w:t>
                   </w:r>
@@ -2912,8 +2868,8 @@
                   <w:r>
                     <w:rPr>
                       <w:rFonts w:cstheme="minorHAnsi"/>
-                      <w:sz w:val="20"/>
-                      <w:szCs w:val="20"/>
+                      <w:sz w:val="18"/>
+                      <w:szCs w:val="18"/>
                     </w:rPr>
                     <w:t>designType</w:t>
                   </w:r>
@@ -2921,8 +2877,8 @@
                   <w:r>
                     <w:rPr>
                       <w:rFonts w:cstheme="minorHAnsi"/>
-                      <w:sz w:val="20"/>
-                      <w:szCs w:val="20"/>
+                      <w:sz w:val="18"/>
+                      <w:szCs w:val="18"/>
                     </w:rPr>
                     <w:t>}</w:t>
                   </w:r>
@@ -2943,15 +2899,15 @@
                     <w:spacing w:line="276" w:lineRule="auto"/>
                     <w:rPr>
                       <w:rFonts w:cstheme="minorHAnsi"/>
-                      <w:sz w:val="20"/>
-                      <w:szCs w:val="20"/>
+                      <w:sz w:val="18"/>
+                      <w:szCs w:val="18"/>
                     </w:rPr>
                   </w:pPr>
                   <w:r>
                     <w:rPr>
                       <w:rFonts w:cstheme="minorHAnsi"/>
-                      <w:sz w:val="20"/>
-                      <w:szCs w:val="20"/>
+                      <w:sz w:val="18"/>
+                      <w:szCs w:val="18"/>
                     </w:rPr>
                     <w:t>{</w:t>
                   </w:r>
@@ -2959,8 +2915,8 @@
                   <w:r>
                     <w:rPr>
                       <w:rFonts w:cstheme="minorHAnsi"/>
-                      <w:sz w:val="20"/>
-                      <w:szCs w:val="20"/>
+                      <w:sz w:val="18"/>
+                      <w:szCs w:val="18"/>
                     </w:rPr>
                     <w:t>finishType</w:t>
                   </w:r>
@@ -2968,8 +2924,8 @@
                   <w:r>
                     <w:rPr>
                       <w:rFonts w:cstheme="minorHAnsi"/>
-                      <w:sz w:val="20"/>
-                      <w:szCs w:val="20"/>
+                      <w:sz w:val="18"/>
+                      <w:szCs w:val="18"/>
                     </w:rPr>
                     <w:t>}</w:t>
                   </w:r>
@@ -2990,33 +2946,17 @@
                     <w:jc w:val="right"/>
                     <w:rPr>
                       <w:rFonts w:cstheme="minorHAnsi"/>
-                      <w:sz w:val="20"/>
-                      <w:szCs w:val="20"/>
+                      <w:sz w:val="18"/>
+                      <w:szCs w:val="18"/>
                     </w:rPr>
                   </w:pPr>
                   <w:r>
                     <w:rPr>
                       <w:rFonts w:cstheme="minorHAnsi"/>
-                      <w:sz w:val="20"/>
-                      <w:szCs w:val="20"/>
-                    </w:rPr>
-                    <w:t>{</w:t>
-                  </w:r>
-                  <w:r>
-                    <w:rPr>
-                      <w:rFonts w:cstheme="minorHAnsi"/>
-                      <w:sz w:val="20"/>
-                      <w:szCs w:val="20"/>
-                    </w:rPr>
-                    <w:t>quantity</w:t>
-                  </w:r>
-                  <w:r>
-                    <w:rPr>
-                      <w:rFonts w:cstheme="minorHAnsi"/>
-                      <w:sz w:val="20"/>
-                      <w:szCs w:val="20"/>
-                    </w:rPr>
-                    <w:t>}</w:t>
+                      <w:sz w:val="18"/>
+                      <w:szCs w:val="18"/>
+                    </w:rPr>
+                    <w:t>{quantity}</w:t>
                   </w:r>
                 </w:p>
               </w:tc>
@@ -3035,15 +2975,15 @@
                     <w:jc w:val="right"/>
                     <w:rPr>
                       <w:rFonts w:cstheme="minorHAnsi"/>
-                      <w:sz w:val="20"/>
-                      <w:szCs w:val="20"/>
+                      <w:sz w:val="18"/>
+                      <w:szCs w:val="18"/>
                     </w:rPr>
                   </w:pPr>
                   <w:r>
                     <w:rPr>
                       <w:rFonts w:cstheme="minorHAnsi"/>
-                      <w:sz w:val="20"/>
-                      <w:szCs w:val="20"/>
+                      <w:sz w:val="18"/>
+                      <w:szCs w:val="18"/>
                     </w:rPr>
                     <w:t>{</w:t>
                   </w:r>
@@ -3051,8 +2991,8 @@
                   <w:r>
                     <w:rPr>
                       <w:rFonts w:cstheme="minorHAnsi"/>
-                      <w:sz w:val="20"/>
-                      <w:szCs w:val="20"/>
+                      <w:sz w:val="18"/>
+                      <w:szCs w:val="18"/>
                     </w:rPr>
                     <w:t>netWeight</w:t>
                   </w:r>
@@ -3060,8 +3000,8 @@
                   <w:r>
                     <w:rPr>
                       <w:rFonts w:cstheme="minorHAnsi"/>
-                      <w:sz w:val="20"/>
-                      <w:szCs w:val="20"/>
+                      <w:sz w:val="18"/>
+                      <w:szCs w:val="18"/>
                     </w:rPr>
                     <w:t>}</w:t>
                   </w:r>
@@ -3082,15 +3022,15 @@
                     <w:jc w:val="right"/>
                     <w:rPr>
                       <w:rFonts w:cstheme="minorHAnsi"/>
-                      <w:sz w:val="20"/>
-                      <w:szCs w:val="20"/>
+                      <w:sz w:val="18"/>
+                      <w:szCs w:val="18"/>
                     </w:rPr>
                   </w:pPr>
                   <w:r>
                     <w:rPr>
                       <w:rFonts w:cstheme="minorHAnsi"/>
-                      <w:sz w:val="20"/>
-                      <w:szCs w:val="20"/>
+                      <w:sz w:val="18"/>
+                      <w:szCs w:val="18"/>
                     </w:rPr>
                     <w:t>{</w:t>
                   </w:r>
@@ -3098,8 +3038,8 @@
                   <w:r>
                     <w:rPr>
                       <w:rFonts w:cstheme="minorHAnsi"/>
-                      <w:sz w:val="20"/>
-                      <w:szCs w:val="20"/>
+                      <w:sz w:val="18"/>
+                      <w:szCs w:val="18"/>
                     </w:rPr>
                     <w:t>grossWeight</w:t>
                   </w:r>
@@ -3107,8 +3047,8 @@
                   <w:r>
                     <w:rPr>
                       <w:rFonts w:cstheme="minorHAnsi"/>
-                      <w:sz w:val="20"/>
-                      <w:szCs w:val="20"/>
+                      <w:sz w:val="18"/>
+                      <w:szCs w:val="18"/>
                     </w:rPr>
                     <w:t>}</w:t>
                   </w:r>
@@ -3128,15 +3068,15 @@
                     <w:pStyle w:val="NoSpacing"/>
                     <w:rPr>
                       <w:rFonts w:cstheme="minorHAnsi"/>
-                      <w:sz w:val="20"/>
-                      <w:szCs w:val="20"/>
+                      <w:sz w:val="18"/>
+                      <w:szCs w:val="18"/>
                     </w:rPr>
                   </w:pPr>
                   <w:r>
                     <w:rPr>
                       <w:rFonts w:cstheme="minorHAnsi"/>
-                      <w:sz w:val="20"/>
-                      <w:szCs w:val="20"/>
+                      <w:sz w:val="18"/>
+                      <w:szCs w:val="18"/>
                     </w:rPr>
                     <w:t>{</w:t>
                   </w:r>
@@ -3144,8 +3084,8 @@
                   <w:r>
                     <w:rPr>
                       <w:rFonts w:cstheme="minorHAnsi"/>
-                      <w:sz w:val="20"/>
-                      <w:szCs w:val="20"/>
+                      <w:sz w:val="18"/>
+                      <w:szCs w:val="18"/>
                     </w:rPr>
                     <w:t>lengthInch</w:t>
                   </w:r>
@@ -3153,8 +3093,8 @@
                   <w:r>
                     <w:rPr>
                       <w:rFonts w:cstheme="minorHAnsi"/>
-                      <w:sz w:val="20"/>
-                      <w:szCs w:val="20"/>
+                      <w:sz w:val="18"/>
+                      <w:szCs w:val="18"/>
                     </w:rPr>
                     <w:t>} X {</w:t>
                   </w:r>
@@ -3162,8 +3102,8 @@
                   <w:r>
                     <w:rPr>
                       <w:rFonts w:cstheme="minorHAnsi"/>
-                      <w:sz w:val="20"/>
-                      <w:szCs w:val="20"/>
+                      <w:sz w:val="18"/>
+                      <w:szCs w:val="18"/>
                     </w:rPr>
                     <w:t>widthInch</w:t>
                   </w:r>
@@ -3171,8 +3111,8 @@
                   <w:r>
                     <w:rPr>
                       <w:rFonts w:cstheme="minorHAnsi"/>
-                      <w:sz w:val="20"/>
-                      <w:szCs w:val="20"/>
+                      <w:sz w:val="18"/>
+                      <w:szCs w:val="18"/>
                     </w:rPr>
                     <w:t>} X {</w:t>
                   </w:r>
@@ -3180,41 +3120,25 @@
                   <w:r>
                     <w:rPr>
                       <w:rFonts w:cstheme="minorHAnsi"/>
-                      <w:sz w:val="20"/>
-                      <w:szCs w:val="20"/>
-                    </w:rPr>
-                    <w:t>heightInc</w:t>
-                  </w:r>
-                  <w:r>
-                    <w:rPr>
-                      <w:rFonts w:cstheme="minorHAnsi"/>
-                      <w:sz w:val="20"/>
-                      <w:szCs w:val="20"/>
-                    </w:rPr>
-                    <w:t>h</w:t>
+                      <w:sz w:val="18"/>
+                      <w:szCs w:val="18"/>
+                    </w:rPr>
+                    <w:t>heightInch</w:t>
                   </w:r>
                   <w:proofErr w:type="spellEnd"/>
                   <w:r>
                     <w:rPr>
                       <w:rFonts w:cstheme="minorHAnsi"/>
-                      <w:sz w:val="20"/>
-                      <w:szCs w:val="20"/>
-                    </w:rPr>
-                    <w:t>}</w:t>
-                  </w:r>
-                  <w:r>
-                    <w:rPr>
-                      <w:rFonts w:cstheme="minorHAnsi"/>
-                      <w:sz w:val="20"/>
-                      <w:szCs w:val="20"/>
-                    </w:rPr>
-                    <w:t>"</w:t>
-                  </w:r>
-                  <w:r>
-                    <w:rPr>
-                      <w:rFonts w:cstheme="minorHAnsi"/>
-                      <w:sz w:val="20"/>
-                      <w:szCs w:val="20"/>
+                      <w:sz w:val="18"/>
+                      <w:szCs w:val="18"/>
+                    </w:rPr>
+                    <w:t>}"</w:t>
+                  </w:r>
+                  <w:r>
+                    <w:rPr>
+                      <w:rFonts w:cstheme="minorHAnsi"/>
+                      <w:sz w:val="18"/>
+                      <w:szCs w:val="18"/>
                     </w:rPr>
                     <w:t>{/</w:t>
                   </w:r>
@@ -3222,8 +3146,8 @@
                   <w:r>
                     <w:rPr>
                       <w:rFonts w:cstheme="minorHAnsi"/>
-                      <w:sz w:val="20"/>
-                      <w:szCs w:val="20"/>
+                      <w:sz w:val="18"/>
+                      <w:szCs w:val="18"/>
                     </w:rPr>
                     <w:t>invoices}{</w:t>
                   </w:r>
@@ -3231,8 +3155,8 @@
                   <w:r>
                     <w:rPr>
                       <w:rFonts w:cstheme="minorHAnsi"/>
-                      <w:sz w:val="20"/>
-                      <w:szCs w:val="20"/>
+                      <w:sz w:val="18"/>
+                      <w:szCs w:val="18"/>
                     </w:rPr>
                     <w:t>/</w:t>
                   </w:r>
@@ -3240,8 +3164,8 @@
                   <w:r>
                     <w:rPr>
                       <w:rFonts w:cstheme="minorHAnsi"/>
-                      <w:sz w:val="20"/>
-                      <w:szCs w:val="20"/>
+                      <w:sz w:val="18"/>
+                      <w:szCs w:val="18"/>
                     </w:rPr>
                     <w:t>invoiceItems</w:t>
                   </w:r>
@@ -3249,8 +3173,8 @@
                   <w:r>
                     <w:rPr>
                       <w:rFonts w:cstheme="minorHAnsi"/>
-                      <w:sz w:val="20"/>
-                      <w:szCs w:val="20"/>
+                      <w:sz w:val="18"/>
+                      <w:szCs w:val="18"/>
                     </w:rPr>
                     <w:t>}</w:t>
                   </w:r>

--- a/electron/database/generate-document/templates/party-packing.docx
+++ b/electron/database/generate-document/templates/party-packing.docx
@@ -213,14 +213,12 @@
               </w:rPr>
               <w:t>{</w:t>
             </w:r>
-            <w:proofErr w:type="spellStart"/>
             <w:r>
               <w:rPr>
                 <w:rFonts w:cstheme="minorHAnsi"/>
               </w:rPr>
               <w:t>invoiceNo</w:t>
             </w:r>
-            <w:proofErr w:type="spellEnd"/>
             <w:r>
               <w:rPr>
                 <w:rFonts w:cstheme="minorHAnsi"/>
@@ -261,14 +259,12 @@
               </w:rPr>
               <w:t>{</w:t>
             </w:r>
-            <w:proofErr w:type="spellStart"/>
             <w:r>
               <w:rPr>
                 <w:rFonts w:cstheme="minorHAnsi"/>
               </w:rPr>
               <w:t>invoiceDate</w:t>
             </w:r>
-            <w:proofErr w:type="spellEnd"/>
             <w:r>
               <w:rPr>
                 <w:rFonts w:cstheme="minorHAnsi"/>
@@ -331,14 +327,12 @@
               </w:rPr>
               <w:t>{</w:t>
             </w:r>
-            <w:proofErr w:type="spellStart"/>
             <w:r>
               <w:rPr>
                 <w:rFonts w:cstheme="minorHAnsi"/>
               </w:rPr>
               <w:t>buyersOrderNo</w:t>
             </w:r>
-            <w:proofErr w:type="spellEnd"/>
             <w:r>
               <w:rPr>
                 <w:rFonts w:cstheme="minorHAnsi"/>
@@ -380,14 +374,12 @@
               </w:rPr>
               <w:t>{</w:t>
             </w:r>
-            <w:proofErr w:type="spellStart"/>
             <w:r>
               <w:rPr>
                 <w:rFonts w:cstheme="minorHAnsi"/>
               </w:rPr>
               <w:t>orderDate</w:t>
             </w:r>
-            <w:proofErr w:type="spellEnd"/>
             <w:r>
               <w:rPr>
                 <w:rFonts w:cstheme="minorHAnsi"/>
@@ -452,7 +444,6 @@
               </w:rPr>
               <w:t>{</w:t>
             </w:r>
-            <w:proofErr w:type="spellStart"/>
             <w:r>
               <w:rPr>
                 <w:rFonts w:cstheme="minorHAnsi"/>
@@ -461,7 +452,6 @@
               </w:rPr>
               <w:t>consigneeName</w:t>
             </w:r>
-            <w:proofErr w:type="spellEnd"/>
             <w:r>
               <w:rPr>
                 <w:rFonts w:cstheme="minorHAnsi"/>
@@ -487,7 +477,6 @@
               </w:rPr>
               <w:t>{</w:t>
             </w:r>
-            <w:proofErr w:type="spellStart"/>
             <w:r>
               <w:rPr>
                 <w:rFonts w:cstheme="minorHAnsi"/>
@@ -496,7 +485,6 @@
               </w:rPr>
               <w:t>consigneeAddress</w:t>
             </w:r>
-            <w:proofErr w:type="spellEnd"/>
             <w:r>
               <w:rPr>
                 <w:rFonts w:cstheme="minorHAnsi"/>
@@ -505,7 +493,6 @@
               </w:rPr>
               <w:t>} {</w:t>
             </w:r>
-            <w:proofErr w:type="spellStart"/>
             <w:r>
               <w:rPr>
                 <w:rFonts w:cstheme="minorHAnsi"/>
@@ -514,7 +501,6 @@
               </w:rPr>
               <w:t>consigneeCity</w:t>
             </w:r>
-            <w:proofErr w:type="spellEnd"/>
             <w:r>
               <w:rPr>
                 <w:rFonts w:cstheme="minorHAnsi"/>
@@ -523,7 +509,6 @@
               </w:rPr>
               <w:t>} {</w:t>
             </w:r>
-            <w:proofErr w:type="spellStart"/>
             <w:r>
               <w:rPr>
                 <w:rFonts w:cstheme="minorHAnsi"/>
@@ -532,7 +517,6 @@
               </w:rPr>
               <w:t>consigneeState</w:t>
             </w:r>
-            <w:proofErr w:type="spellEnd"/>
             <w:r>
               <w:rPr>
                 <w:rFonts w:cstheme="minorHAnsi"/>
@@ -558,7 +542,6 @@
               </w:rPr>
               <w:t>{</w:t>
             </w:r>
-            <w:proofErr w:type="spellStart"/>
             <w:r>
               <w:rPr>
                 <w:rFonts w:cstheme="minorHAnsi"/>
@@ -567,7 +550,6 @@
               </w:rPr>
               <w:t>consigneeCountry</w:t>
             </w:r>
-            <w:proofErr w:type="spellEnd"/>
             <w:r>
               <w:rPr>
                 <w:rFonts w:cstheme="minorHAnsi"/>
@@ -576,7 +558,6 @@
               </w:rPr>
               <w:t>} {</w:t>
             </w:r>
-            <w:proofErr w:type="spellStart"/>
             <w:r>
               <w:rPr>
                 <w:rFonts w:cstheme="minorHAnsi"/>
@@ -585,7 +566,6 @@
               </w:rPr>
               <w:t>consigneeZip</w:t>
             </w:r>
-            <w:proofErr w:type="spellEnd"/>
             <w:r>
               <w:rPr>
                 <w:rFonts w:cstheme="minorHAnsi"/>
@@ -593,6 +573,96 @@
                 <w:szCs w:val="20"/>
               </w:rPr>
               <w:t>}</w:t>
+            </w:r>
+          </w:p>
+          <w:p>
+            <w:pPr>
+              <w:rPr>
+                <w:rFonts w:cstheme="minorHAnsi"/>
+                <w:sz w:val="20"/>
+                <w:szCs w:val="20"/>
+              </w:rPr>
+            </w:pPr>
+            <w:r>
+              <w:rPr>
+                <w:rFonts w:cstheme="minorHAnsi"/>
+                <w:sz w:val="20"/>
+                <w:szCs w:val="20"/>
+              </w:rPr>
+              <w:t>{#isUK}</w:t>
+            </w:r>
+            <w:r>
+              <w:rPr>
+                <w:rFonts w:cstheme="minorHAnsi"/>
+                <w:sz w:val="20"/>
+                <w:szCs w:val="20"/>
+              </w:rPr>
+              <w:t>TELE: {</w:t>
+            </w:r>
+            <w:r>
+              <w:rPr>
+                <w:rFonts w:cstheme="minorHAnsi"/>
+                <w:sz w:val="20"/>
+                <w:szCs w:val="20"/>
+              </w:rPr>
+              <w:t>consigneePhone</w:t>
+            </w:r>
+            <w:r>
+              <w:rPr>
+                <w:rFonts w:cstheme="minorHAnsi"/>
+                <w:sz w:val="20"/>
+                <w:szCs w:val="20"/>
+              </w:rPr>
+              <w:t xml:space="preserve">} </w:t>
+            </w:r>
+          </w:p>
+          <w:p>
+            <w:pPr>
+              <w:rPr>
+                <w:rFonts w:cstheme="minorHAnsi"/>
+                <w:sz w:val="20"/>
+                <w:szCs w:val="20"/>
+              </w:rPr>
+            </w:pPr>
+            <w:r>
+              <w:rPr>
+                <w:rFonts w:cstheme="minorHAnsi"/>
+                <w:sz w:val="20"/>
+                <w:szCs w:val="20"/>
+              </w:rPr>
+              <w:t>EMAIL</w:t>
+            </w:r>
+            <w:r>
+              <w:rPr>
+                <w:rFonts w:cstheme="minorHAnsi"/>
+                <w:sz w:val="20"/>
+                <w:szCs w:val="20"/>
+              </w:rPr>
+              <w:t>: {</w:t>
+            </w:r>
+            <w:r>
+              <w:rPr>
+                <w:rFonts w:cstheme="minorHAnsi"/>
+                <w:sz w:val="20"/>
+                <w:szCs w:val="20"/>
+              </w:rPr>
+              <w:t>consigneeEmail</w:t>
+            </w:r>
+            <w:r>
+              <w:rPr>
+                <w:rFonts w:cstheme="minorHAnsi"/>
+                <w:sz w:val="20"/>
+                <w:szCs w:val="20"/>
+              </w:rPr>
+              <w:t>}</w:t>
+            </w:r>
+            <w:r>
+              <w:rPr>
+                <w:rFonts w:cstheme="minorHAnsi"/>
+                <w:sz w:val="20"/>
+                <w:szCs w:val="20"/>
+              </w:rPr>
+              <w:t>{/isUK}</w:t>
             </w:r>
           </w:p>
         </w:tc>
@@ -638,7 +708,6 @@
               </w:rPr>
               <w:t>{</w:t>
             </w:r>
-            <w:proofErr w:type="spellStart"/>
             <w:r>
               <w:rPr>
                 <w:rFonts w:cstheme="minorHAnsi"/>
@@ -647,7 +716,6 @@
               </w:rPr>
               <w:t>buyerName</w:t>
             </w:r>
-            <w:proofErr w:type="spellEnd"/>
             <w:r>
               <w:rPr>
                 <w:rFonts w:cstheme="minorHAnsi"/>
@@ -673,7 +741,6 @@
               </w:rPr>
               <w:t>{</w:t>
             </w:r>
-            <w:proofErr w:type="spellStart"/>
             <w:r>
               <w:rPr>
                 <w:rFonts w:cstheme="minorHAnsi"/>
@@ -682,7 +749,6 @@
               </w:rPr>
               <w:t>buyerAddress</w:t>
             </w:r>
-            <w:proofErr w:type="spellEnd"/>
             <w:r>
               <w:rPr>
                 <w:rFonts w:cstheme="minorHAnsi"/>
@@ -691,7 +757,6 @@
               </w:rPr>
               <w:t>} {</w:t>
             </w:r>
-            <w:proofErr w:type="spellStart"/>
             <w:r>
               <w:rPr>
                 <w:rFonts w:cstheme="minorHAnsi"/>
@@ -700,7 +765,6 @@
               </w:rPr>
               <w:t>buyerCity</w:t>
             </w:r>
-            <w:proofErr w:type="spellEnd"/>
             <w:r>
               <w:rPr>
                 <w:rFonts w:cstheme="minorHAnsi"/>
@@ -709,7 +773,6 @@
               </w:rPr>
               <w:t>} {</w:t>
             </w:r>
-            <w:proofErr w:type="spellStart"/>
             <w:r>
               <w:rPr>
                 <w:rFonts w:cstheme="minorHAnsi"/>
@@ -718,7 +781,6 @@
               </w:rPr>
               <w:t>buyerState</w:t>
             </w:r>
-            <w:proofErr w:type="spellEnd"/>
             <w:r>
               <w:rPr>
                 <w:rFonts w:cstheme="minorHAnsi"/>
@@ -744,7 +806,6 @@
               </w:rPr>
               <w:t>{</w:t>
             </w:r>
-            <w:proofErr w:type="spellStart"/>
             <w:r>
               <w:rPr>
                 <w:rFonts w:cstheme="minorHAnsi"/>
@@ -753,7 +814,6 @@
               </w:rPr>
               <w:t>buyerCountry</w:t>
             </w:r>
-            <w:proofErr w:type="spellEnd"/>
             <w:r>
               <w:rPr>
                 <w:rFonts w:cstheme="minorHAnsi"/>
@@ -762,7 +822,6 @@
               </w:rPr>
               <w:t>} {</w:t>
             </w:r>
-            <w:proofErr w:type="spellStart"/>
             <w:r>
               <w:rPr>
                 <w:rFonts w:cstheme="minorHAnsi"/>
@@ -771,7 +830,6 @@
               </w:rPr>
               <w:t>buyerZip</w:t>
             </w:r>
-            <w:proofErr w:type="spellEnd"/>
             <w:r>
               <w:rPr>
                 <w:rFonts w:cstheme="minorHAnsi"/>
@@ -843,7 +901,6 @@
               </w:rPr>
               <w:t>{</w:t>
             </w:r>
-            <w:proofErr w:type="spellStart"/>
             <w:r>
               <w:rPr>
                 <w:rFonts w:cstheme="minorHAnsi"/>
@@ -852,7 +909,6 @@
               </w:rPr>
               <w:t>originOfGoods</w:t>
             </w:r>
-            <w:proofErr w:type="spellEnd"/>
             <w:r>
               <w:rPr>
                 <w:rFonts w:cstheme="minorHAnsi"/>
@@ -903,7 +959,6 @@
               </w:rPr>
               <w:t>{</w:t>
             </w:r>
-            <w:proofErr w:type="spellStart"/>
             <w:r>
               <w:rPr>
                 <w:rFonts w:cstheme="minorHAnsi"/>
@@ -912,7 +967,6 @@
               </w:rPr>
               <w:t>finalDestination</w:t>
             </w:r>
-            <w:proofErr w:type="spellEnd"/>
             <w:r>
               <w:rPr>
                 <w:rFonts w:cstheme="minorHAnsi"/>
@@ -989,7 +1043,6 @@
               </w:rPr>
               <w:t>{</w:t>
             </w:r>
-            <w:proofErr w:type="spellStart"/>
             <w:r>
               <w:rPr>
                 <w:rFonts w:cstheme="minorHAnsi"/>
@@ -998,7 +1051,6 @@
               </w:rPr>
               <w:t>termOfDeliveryAndPayment</w:t>
             </w:r>
-            <w:proofErr w:type="spellEnd"/>
             <w:r>
               <w:rPr>
                 <w:rFonts w:cstheme="minorHAnsi"/>
@@ -1034,7 +1086,6 @@
                 <w:szCs w:val="20"/>
               </w:rPr>
             </w:pPr>
-            <w:proofErr w:type="spellStart"/>
             <w:r>
               <w:rPr>
                 <w:rFonts w:ascii="SansSerif" w:hAnsi="SansSerif" w:cs="SansSerif"/>
@@ -1042,17 +1093,7 @@
                 <w:sz w:val="20"/>
                 <w:szCs w:val="20"/>
               </w:rPr>
-              <w:t>Precarriage</w:t>
-            </w:r>
-            <w:proofErr w:type="spellEnd"/>
-            <w:r>
-              <w:rPr>
-                <w:rFonts w:ascii="SansSerif" w:hAnsi="SansSerif" w:cs="SansSerif"/>
-                <w:color w:val="000000"/>
-                <w:sz w:val="20"/>
-                <w:szCs w:val="20"/>
-              </w:rPr>
-              <w:t xml:space="preserve"> by:</w:t>
+              <w:t>Precarriage by:</w:t>
             </w:r>
           </w:p>
           <w:p>
@@ -1072,7 +1113,6 @@
               </w:rPr>
               <w:t>{</w:t>
             </w:r>
-            <w:proofErr w:type="spellStart"/>
             <w:r>
               <w:rPr>
                 <w:rFonts w:cstheme="minorHAnsi"/>
@@ -1081,7 +1121,6 @@
               </w:rPr>
               <w:t>precarriageBy</w:t>
             </w:r>
-            <w:proofErr w:type="spellEnd"/>
             <w:r>
               <w:rPr>
                 <w:rFonts w:cstheme="minorHAnsi"/>
@@ -1142,7 +1181,6 @@
               </w:rPr>
               <w:t>{</w:t>
             </w:r>
-            <w:proofErr w:type="spellStart"/>
             <w:r>
               <w:rPr>
                 <w:rFonts w:ascii="SansSerif" w:hAnsi="SansSerif" w:cs="SansSerif"/>
@@ -1152,7 +1190,6 @@
               </w:rPr>
               <w:t>placeOfReceipt</w:t>
             </w:r>
-            <w:proofErr w:type="spellEnd"/>
             <w:r>
               <w:rPr>
                 <w:rFonts w:ascii="SansSerif" w:hAnsi="SansSerif" w:cs="SansSerif"/>
@@ -1242,7 +1279,6 @@
               </w:rPr>
               <w:t>{</w:t>
             </w:r>
-            <w:proofErr w:type="spellStart"/>
             <w:r>
               <w:rPr>
                 <w:rFonts w:ascii="SansSerif" w:hAnsi="SansSerif" w:cs="SansSerif"/>
@@ -1252,7 +1288,6 @@
               </w:rPr>
               <w:t>vesselNo</w:t>
             </w:r>
-            <w:proofErr w:type="spellEnd"/>
             <w:r>
               <w:rPr>
                 <w:rFonts w:ascii="SansSerif" w:hAnsi="SansSerif" w:cs="SansSerif"/>
@@ -1314,7 +1349,6 @@
               </w:rPr>
               <w:t>{</w:t>
             </w:r>
-            <w:proofErr w:type="spellStart"/>
             <w:r>
               <w:rPr>
                 <w:rFonts w:ascii="SansSerif" w:hAnsi="SansSerif" w:cs="SansSerif"/>
@@ -1324,7 +1358,6 @@
               </w:rPr>
               <w:t>portOfLoading</w:t>
             </w:r>
-            <w:proofErr w:type="spellEnd"/>
             <w:r>
               <w:rPr>
                 <w:rFonts w:ascii="SansSerif" w:hAnsi="SansSerif" w:cs="SansSerif"/>
@@ -1409,7 +1442,6 @@
               </w:rPr>
               <w:t>{</w:t>
             </w:r>
-            <w:proofErr w:type="spellStart"/>
             <w:r>
               <w:rPr>
                 <w:rFonts w:ascii="SansSerif" w:hAnsi="SansSerif" w:cs="SansSerif"/>
@@ -1419,7 +1451,6 @@
               </w:rPr>
               <w:t>portOfDischarge</w:t>
             </w:r>
-            <w:proofErr w:type="spellEnd"/>
             <w:r>
               <w:rPr>
                 <w:rFonts w:ascii="SansSerif" w:hAnsi="SansSerif" w:cs="SansSerif"/>
@@ -1477,7 +1508,6 @@
               </w:rPr>
               <w:t>{</w:t>
             </w:r>
-            <w:proofErr w:type="spellStart"/>
             <w:r>
               <w:rPr>
                 <w:rFonts w:ascii="SansSerif" w:hAnsi="SansSerif" w:cs="SansSerif"/>
@@ -1487,7 +1517,6 @@
               </w:rPr>
               <w:t>finalDestination</w:t>
             </w:r>
-            <w:proofErr w:type="spellEnd"/>
             <w:r>
               <w:rPr>
                 <w:rFonts w:ascii="SansSerif" w:hAnsi="SansSerif" w:cs="SansSerif"/>
@@ -1558,7 +1587,6 @@
               </w:rPr>
               <w:t>{</w:t>
             </w:r>
-            <w:proofErr w:type="spellStart"/>
             <w:r>
               <w:rPr>
                 <w:rFonts w:cstheme="minorHAnsi"/>
@@ -1567,7 +1595,6 @@
               </w:rPr>
               <w:t>privateRemark</w:t>
             </w:r>
-            <w:proofErr w:type="spellEnd"/>
             <w:r>
               <w:rPr>
                 <w:rFonts w:cstheme="minorHAnsi"/>
@@ -1705,119 +1732,7 @@
                       <w:sz w:val="20"/>
                       <w:szCs w:val="20"/>
                     </w:rPr>
-                    <w:t>{#</w:t>
-                  </w:r>
-                  <w:proofErr w:type="gramStart"/>
-                  <w:r>
-                    <w:rPr>
-                      <w:rFonts w:cstheme="minorHAnsi"/>
-                      <w:b/>
-                      <w:bCs/>
-                      <w:sz w:val="20"/>
-                      <w:szCs w:val="20"/>
-                    </w:rPr>
-                    <w:t>isAus}ASW</w:t>
-                  </w:r>
-                  <w:proofErr w:type="gramEnd"/>
-                  <w:r>
-                    <w:rPr>
-                      <w:rFonts w:cstheme="minorHAnsi"/>
-                      <w:b/>
-                      <w:bCs/>
-                      <w:sz w:val="20"/>
-                      <w:szCs w:val="20"/>
-                    </w:rPr>
-                    <w:t xml:space="preserve"> No{/</w:t>
-                  </w:r>
-                  <w:proofErr w:type="spellStart"/>
-                  <w:proofErr w:type="gramStart"/>
-                  <w:r>
-                    <w:rPr>
-                      <w:rFonts w:cstheme="minorHAnsi"/>
-                      <w:b/>
-                      <w:bCs/>
-                      <w:sz w:val="20"/>
-                      <w:szCs w:val="20"/>
-                    </w:rPr>
-                    <w:t>isAus</w:t>
-                  </w:r>
-                  <w:proofErr w:type="spellEnd"/>
-                  <w:r>
-                    <w:rPr>
-                      <w:rFonts w:cstheme="minorHAnsi"/>
-                      <w:b/>
-                      <w:bCs/>
-                      <w:sz w:val="20"/>
-                      <w:szCs w:val="20"/>
-                    </w:rPr>
-                    <w:t>}{</w:t>
-                  </w:r>
-                  <w:proofErr w:type="gramEnd"/>
-                  <w:r>
-                    <w:rPr>
-                      <w:rFonts w:cstheme="minorHAnsi"/>
-                      <w:b/>
-                      <w:bCs/>
-                      <w:sz w:val="20"/>
-                      <w:szCs w:val="20"/>
-                    </w:rPr>
-                    <w:t>^</w:t>
-                  </w:r>
-                  <w:proofErr w:type="spellStart"/>
-                  <w:proofErr w:type="gramStart"/>
-                  <w:r>
-                    <w:rPr>
-                      <w:rFonts w:cstheme="minorHAnsi"/>
-                      <w:b/>
-                      <w:bCs/>
-                      <w:sz w:val="20"/>
-                      <w:szCs w:val="20"/>
-                    </w:rPr>
-                    <w:t>isAus</w:t>
-                  </w:r>
-                  <w:proofErr w:type="spellEnd"/>
-                  <w:r>
-                    <w:rPr>
-                      <w:rFonts w:cstheme="minorHAnsi"/>
-                      <w:b/>
-                      <w:bCs/>
-                      <w:sz w:val="20"/>
-                      <w:szCs w:val="20"/>
-                    </w:rPr>
-                    <w:t>}Grade</w:t>
-                  </w:r>
-                  <w:proofErr w:type="gramEnd"/>
-                  <w:r>
-                    <w:rPr>
-                      <w:rFonts w:cstheme="minorHAnsi"/>
-                      <w:b/>
-                      <w:bCs/>
-                      <w:sz w:val="20"/>
-                      <w:szCs w:val="20"/>
-                    </w:rPr>
-                    <w:t>{/</w:t>
-                  </w:r>
-                  <w:proofErr w:type="spellStart"/>
-                  <w:r>
-                    <w:rPr>
-                      <w:rFonts w:cstheme="minorHAnsi"/>
-                      <w:b/>
-                      <w:bCs/>
-                      <w:sz w:val="20"/>
-                      <w:szCs w:val="20"/>
-                    </w:rPr>
-                    <w:t>isAus</w:t>
-                  </w:r>
-                  <w:proofErr w:type="spellEnd"/>
-                  <w:r>
-                    <w:rPr>
-                      <w:rFonts w:cstheme="minorHAnsi"/>
-                      <w:b/>
-                      <w:bCs/>
-                      <w:sz w:val="20"/>
-                      <w:szCs w:val="20"/>
-                    </w:rPr>
-                    <w:t>}</w:t>
+                    <w:t>{#isAus}ASW No{/isAus}{^isAus}Grade{/isAus}</w:t>
                   </w:r>
                 </w:p>
               </w:tc>
@@ -1851,32 +1766,8 @@
                       <w:sz w:val="20"/>
                       <w:szCs w:val="20"/>
                     </w:rPr>
-                    <w:t>{#</w:t>
-                  </w:r>
-                  <w:proofErr w:type="gramStart"/>
-                  <w:r>
-                    <w:rPr>
-                      <w:rFonts w:cstheme="minorHAnsi"/>
-                      <w:b/>
-                      <w:bCs/>
-                      <w:sz w:val="20"/>
-                      <w:szCs w:val="20"/>
-                    </w:rPr>
-                    <w:t>isAus}ASW</w:t>
-                  </w:r>
-                  <w:proofErr w:type="gramEnd"/>
-                  <w:r>
-                    <w:rPr>
-                      <w:rFonts w:cstheme="minorHAnsi"/>
-                      <w:b/>
-                      <w:bCs/>
-                      <w:sz w:val="20"/>
-                      <w:szCs w:val="20"/>
-                    </w:rPr>
-                    <w:t xml:space="preserve"> </w:t>
-                  </w:r>
-                  <w:proofErr w:type="spellStart"/>
-                  <w:proofErr w:type="gramStart"/>
+                    <w:t xml:space="preserve">{#isAus}ASW </w:t>
+                  </w:r>
                   <w:r>
                     <w:rPr>
                       <w:rFonts w:cstheme="minorHAnsi"/>
@@ -1895,76 +1786,7 @@
                       <w:sz w:val="20"/>
                       <w:szCs w:val="20"/>
                     </w:rPr>
-                    <w:t>No</w:t>
-                  </w:r>
-                  <w:proofErr w:type="spellEnd"/>
-                  <w:proofErr w:type="gramEnd"/>
-                  <w:r>
-                    <w:rPr>
-                      <w:rFonts w:cstheme="minorHAnsi"/>
-                      <w:b/>
-                      <w:bCs/>
-                      <w:sz w:val="20"/>
-                      <w:szCs w:val="20"/>
-                    </w:rPr>
-                    <w:t>{/</w:t>
-                  </w:r>
-                  <w:proofErr w:type="spellStart"/>
-                  <w:proofErr w:type="gramStart"/>
-                  <w:r>
-                    <w:rPr>
-                      <w:rFonts w:cstheme="minorHAnsi"/>
-                      <w:b/>
-                      <w:bCs/>
-                      <w:sz w:val="20"/>
-                      <w:szCs w:val="20"/>
-                    </w:rPr>
-                    <w:t>isAus</w:t>
-                  </w:r>
-                  <w:proofErr w:type="spellEnd"/>
-                  <w:r>
-                    <w:rPr>
-                      <w:rFonts w:cstheme="minorHAnsi"/>
-                      <w:b/>
-                      <w:bCs/>
-                      <w:sz w:val="20"/>
-                      <w:szCs w:val="20"/>
-                    </w:rPr>
-                    <w:t>}{</w:t>
-                  </w:r>
-                  <w:proofErr w:type="gramEnd"/>
-                  <w:r>
-                    <w:rPr>
-                      <w:rFonts w:cstheme="minorHAnsi"/>
-                      <w:b/>
-                      <w:bCs/>
-                      <w:sz w:val="20"/>
-                      <w:szCs w:val="20"/>
-                    </w:rPr>
-                    <w:t>^</w:t>
-                  </w:r>
-                  <w:proofErr w:type="spellStart"/>
-                  <w:proofErr w:type="gramStart"/>
-                  <w:r>
-                    <w:rPr>
-                      <w:rFonts w:cstheme="minorHAnsi"/>
-                      <w:b/>
-                      <w:bCs/>
-                      <w:sz w:val="20"/>
-                      <w:szCs w:val="20"/>
-                    </w:rPr>
-                    <w:t>isAus</w:t>
-                  </w:r>
-                  <w:proofErr w:type="spellEnd"/>
-                  <w:r>
-                    <w:rPr>
-                      <w:rFonts w:cstheme="minorHAnsi"/>
-                      <w:b/>
-                      <w:bCs/>
-                      <w:sz w:val="20"/>
-                      <w:szCs w:val="20"/>
-                    </w:rPr>
-                    <w:t>}</w:t>
+                    <w:t>No{/isAus}{^isAus}</w:t>
                   </w:r>
                   <w:r>
                     <w:rPr>
@@ -1976,38 +1798,15 @@
                     </w:rPr>
                     <w:t>Brand</w:t>
                   </w:r>
-                  <w:proofErr w:type="gramEnd"/>
-                  <w:r>
-                    <w:rPr>
-                      <w:rFonts w:cstheme="minorHAnsi"/>
-                      <w:b/>
-                      <w:bCs/>
-                      <w:sz w:val="20"/>
-                      <w:szCs w:val="20"/>
-                    </w:rPr>
-                    <w:t>{/</w:t>
-                  </w:r>
-                  <w:proofErr w:type="spellStart"/>
-                  <w:r>
-                    <w:rPr>
-                      <w:rFonts w:cstheme="minorHAnsi"/>
-                      <w:b/>
-                      <w:bCs/>
-                      <w:sz w:val="20"/>
-                      <w:szCs w:val="20"/>
-                    </w:rPr>
-                    <w:t>isAus</w:t>
-                  </w:r>
-                  <w:proofErr w:type="spellEnd"/>
-                  <w:r>
-                    <w:rPr>
-                      <w:rFonts w:cstheme="minorHAnsi"/>
-                      <w:b/>
-                      <w:bCs/>
-                      <w:sz w:val="20"/>
-                      <w:szCs w:val="20"/>
-                    </w:rPr>
-                    <w:t>}</w:t>
+                  <w:r>
+                    <w:rPr>
+                      <w:rFonts w:cstheme="minorHAnsi"/>
+                      <w:b/>
+                      <w:bCs/>
+                      <w:sz w:val="20"/>
+                      <w:szCs w:val="20"/>
+                    </w:rPr>
+                    <w:t>{/isAus}</w:t>
                   </w:r>
                 </w:p>
               </w:tc>
@@ -2130,7 +1929,6 @@
                       <w:szCs w:val="20"/>
                     </w:rPr>
                   </w:pPr>
-                  <w:proofErr w:type="spellStart"/>
                   <w:r>
                     <w:rPr>
                       <w:rFonts w:cstheme="minorHAnsi"/>
@@ -2141,7 +1939,6 @@
                     </w:rPr>
                     <w:t>NetWt</w:t>
                   </w:r>
-                  <w:proofErr w:type="spellEnd"/>
                   <w:r>
                     <w:rPr>
                       <w:rFonts w:cstheme="minorHAnsi"/>
@@ -2184,7 +1981,6 @@
                       <w:szCs w:val="20"/>
                     </w:rPr>
                   </w:pPr>
-                  <w:proofErr w:type="spellStart"/>
                   <w:r>
                     <w:rPr>
                       <w:rFonts w:cstheme="minorHAnsi"/>
@@ -2195,7 +1991,6 @@
                     </w:rPr>
                     <w:t>GrossWt</w:t>
                   </w:r>
-                  <w:proofErr w:type="spellEnd"/>
                   <w:r>
                     <w:rPr>
                       <w:rFonts w:cstheme="minorHAnsi"/>
@@ -2247,29 +2042,7 @@
                       <w:sz w:val="20"/>
                       <w:szCs w:val="20"/>
                     </w:rPr>
-                    <w:t xml:space="preserve">Box Size </w:t>
-                  </w:r>
-                  <w:proofErr w:type="gramStart"/>
-                  <w:r>
-                    <w:rPr>
-                      <w:rFonts w:cstheme="minorHAnsi"/>
-                      <w:b/>
-                      <w:bCs/>
-                      <w:sz w:val="20"/>
-                      <w:szCs w:val="20"/>
-                    </w:rPr>
-                    <w:t>In</w:t>
-                  </w:r>
-                  <w:proofErr w:type="gramEnd"/>
-                  <w:r>
-                    <w:rPr>
-                      <w:rFonts w:cstheme="minorHAnsi"/>
-                      <w:b/>
-                      <w:bCs/>
-                      <w:sz w:val="20"/>
-                      <w:szCs w:val="20"/>
-                    </w:rPr>
-                    <w:t xml:space="preserve"> Inch</w:t>
+                    <w:t>Box Size In Inch</w:t>
                   </w:r>
                 </w:p>
               </w:tc>
@@ -2422,63 +2195,25 @@
                       <w:sz w:val="18"/>
                       <w:szCs w:val="18"/>
                     </w:rPr>
-                    <w:t>{#</w:t>
-                  </w:r>
-                  <w:proofErr w:type="gramStart"/>
+                    <w:t>{#invoiceItems</w:t>
+                  </w:r>
                   <w:r>
                     <w:rPr>
                       <w:rFonts w:cstheme="minorHAnsi"/>
                       <w:sz w:val="18"/>
                       <w:szCs w:val="18"/>
                     </w:rPr>
-                    <w:t>invoiceItems</w:t>
-                  </w:r>
-                  <w:r>
-                    <w:rPr>
-                      <w:rFonts w:cstheme="minorHAnsi"/>
+                    <w:t>}{#showThickness}</w:t>
+                  </w:r>
+                  <w:r>
+                    <w:rPr>
+                      <w:rFonts w:cstheme="minorHAnsi"/>
+                      <w:b/>
+                      <w:bCs/>
                       <w:sz w:val="18"/>
                       <w:szCs w:val="18"/>
                     </w:rPr>
-                    <w:t>}{</w:t>
-                  </w:r>
-                  <w:proofErr w:type="gramEnd"/>
-                  <w:r>
-                    <w:rPr>
-                      <w:rFonts w:cstheme="minorHAnsi"/>
-                      <w:sz w:val="18"/>
-                      <w:szCs w:val="18"/>
-                    </w:rPr>
-                    <w:t>#</w:t>
-                  </w:r>
-                  <w:proofErr w:type="gramStart"/>
-                  <w:r>
-                    <w:rPr>
-                      <w:rFonts w:cstheme="minorHAnsi"/>
-                      <w:sz w:val="18"/>
-                      <w:szCs w:val="18"/>
-                    </w:rPr>
-                    <w:t>showThickness}</w:t>
-                  </w:r>
-                  <w:r>
-                    <w:rPr>
-                      <w:rFonts w:cstheme="minorHAnsi"/>
-                      <w:b/>
-                      <w:bCs/>
-                      <w:sz w:val="18"/>
-                      <w:szCs w:val="18"/>
-                    </w:rPr>
-                    <w:t>{</w:t>
-                  </w:r>
-                  <w:proofErr w:type="gramEnd"/>
-                  <w:r>
-                    <w:rPr>
-                      <w:rFonts w:cstheme="minorHAnsi"/>
-                      <w:b/>
-                      <w:bCs/>
-                      <w:sz w:val="18"/>
-                      <w:szCs w:val="18"/>
-                    </w:rPr>
-                    <w:t>thicknessDetail</w:t>
+                    <w:t>{thicknessDetail</w:t>
                   </w:r>
                   <w:r>
                     <w:rPr>
@@ -2623,25 +2358,7 @@
                       <w:sz w:val="18"/>
                       <w:szCs w:val="18"/>
                     </w:rPr>
-                    <w:t>{#invoices} {</w:t>
-                  </w:r>
-                  <w:proofErr w:type="spellStart"/>
-                  <w:r>
-                    <w:rPr>
-                      <w:rFonts w:cstheme="minorHAnsi"/>
-                      <w:sz w:val="18"/>
-                      <w:szCs w:val="18"/>
-                    </w:rPr>
-                    <w:t>prefixCode</w:t>
-                  </w:r>
-                  <w:proofErr w:type="spellEnd"/>
-                  <w:r>
-                    <w:rPr>
-                      <w:rFonts w:cstheme="minorHAnsi"/>
-                      <w:sz w:val="18"/>
-                      <w:szCs w:val="18"/>
-                    </w:rPr>
-                    <w:t>}</w:t>
+                    <w:t>{#invoices} {prefixCode}</w:t>
                   </w:r>
                 </w:p>
               </w:tc>
@@ -2671,61 +2388,7 @@
                       <w:sz w:val="18"/>
                       <w:szCs w:val="18"/>
                     </w:rPr>
-                    <w:t>{</w:t>
-                  </w:r>
-                  <w:proofErr w:type="spellStart"/>
-                  <w:r>
-                    <w:rPr>
-                      <w:rFonts w:cstheme="minorHAnsi"/>
-                      <w:sz w:val="18"/>
-                      <w:szCs w:val="18"/>
-                    </w:rPr>
-                    <w:t>containerFrom</w:t>
-                  </w:r>
-                  <w:proofErr w:type="spellEnd"/>
-                  <w:r>
-                    <w:rPr>
-                      <w:rFonts w:cstheme="minorHAnsi"/>
-                      <w:sz w:val="18"/>
-                      <w:szCs w:val="18"/>
-                    </w:rPr>
-                    <w:t>}{#containerTo} to {</w:t>
-                  </w:r>
-                  <w:proofErr w:type="spellStart"/>
-                  <w:r>
-                    <w:rPr>
-                      <w:rFonts w:cstheme="minorHAnsi"/>
-                      <w:sz w:val="18"/>
-                      <w:szCs w:val="18"/>
-                    </w:rPr>
-                    <w:t>containerTo</w:t>
-                  </w:r>
-                  <w:proofErr w:type="spellEnd"/>
-                  <w:r>
-                    <w:rPr>
-                      <w:rFonts w:cstheme="minorHAnsi"/>
-                      <w:sz w:val="18"/>
-                      <w:szCs w:val="18"/>
-                    </w:rPr>
-                    <w:t>}{/</w:t>
-                  </w:r>
-                  <w:proofErr w:type="spellStart"/>
-                  <w:r>
-                    <w:rPr>
-                      <w:rFonts w:cstheme="minorHAnsi"/>
-                      <w:sz w:val="18"/>
-                      <w:szCs w:val="18"/>
-                    </w:rPr>
-                    <w:t>containerTo</w:t>
-                  </w:r>
-                  <w:proofErr w:type="spellEnd"/>
-                  <w:r>
-                    <w:rPr>
-                      <w:rFonts w:cstheme="minorHAnsi"/>
-                      <w:sz w:val="18"/>
-                      <w:szCs w:val="18"/>
-                    </w:rPr>
-                    <w:t>}</w:t>
+                    <w:t>{containerFrom}{#containerTo} to {containerTo}{/containerTo}</w:t>
                   </w:r>
                 </w:p>
               </w:tc>
@@ -2755,18 +2418,8 @@
                       <w:sz w:val="18"/>
                       <w:szCs w:val="18"/>
                     </w:rPr>
-                    <w:t>{</w:t>
-                  </w:r>
-                  <w:proofErr w:type="spellStart"/>
-                  <w:r>
-                    <w:rPr>
-                      <w:rFonts w:cstheme="minorHAnsi"/>
-                      <w:sz w:val="18"/>
-                      <w:szCs w:val="18"/>
-                    </w:rPr>
-                    <w:t>materialGrade</w:t>
-                  </w:r>
-                  <w:proofErr w:type="spellEnd"/>
+                    <w:t>{materialGrade</w:t>
+                  </w:r>
                 </w:p>
                 <w:p>
                   <w:pPr>
@@ -2814,25 +2467,7 @@
                       <w:sz w:val="18"/>
                       <w:szCs w:val="18"/>
                     </w:rPr>
-                    <w:t>{</w:t>
-                  </w:r>
-                  <w:proofErr w:type="spellStart"/>
-                  <w:r>
-                    <w:rPr>
-                      <w:rFonts w:cstheme="minorHAnsi"/>
-                      <w:sz w:val="18"/>
-                      <w:szCs w:val="18"/>
-                    </w:rPr>
-                    <w:t>brandName</w:t>
-                  </w:r>
-                  <w:proofErr w:type="spellEnd"/>
-                  <w:r>
-                    <w:rPr>
-                      <w:rFonts w:cstheme="minorHAnsi"/>
-                      <w:sz w:val="18"/>
-                      <w:szCs w:val="18"/>
-                    </w:rPr>
-                    <w:t>}</w:t>
+                    <w:t>{brandName}</w:t>
                   </w:r>
                 </w:p>
               </w:tc>
@@ -2862,25 +2497,7 @@
                       <w:sz w:val="18"/>
                       <w:szCs w:val="18"/>
                     </w:rPr>
-                    <w:t>{</w:t>
-                  </w:r>
-                  <w:proofErr w:type="spellStart"/>
-                  <w:r>
-                    <w:rPr>
-                      <w:rFonts w:cstheme="minorHAnsi"/>
-                      <w:sz w:val="18"/>
-                      <w:szCs w:val="18"/>
-                    </w:rPr>
-                    <w:t>designType</w:t>
-                  </w:r>
-                  <w:proofErr w:type="spellEnd"/>
-                  <w:r>
-                    <w:rPr>
-                      <w:rFonts w:cstheme="minorHAnsi"/>
-                      <w:sz w:val="18"/>
-                      <w:szCs w:val="18"/>
-                    </w:rPr>
-                    <w:t>}</w:t>
+                    <w:t>{designType}</w:t>
                   </w:r>
                 </w:p>
               </w:tc>
@@ -2909,25 +2526,7 @@
                       <w:sz w:val="18"/>
                       <w:szCs w:val="18"/>
                     </w:rPr>
-                    <w:t>{</w:t>
-                  </w:r>
-                  <w:proofErr w:type="spellStart"/>
-                  <w:r>
-                    <w:rPr>
-                      <w:rFonts w:cstheme="minorHAnsi"/>
-                      <w:sz w:val="18"/>
-                      <w:szCs w:val="18"/>
-                    </w:rPr>
-                    <w:t>finishType</w:t>
-                  </w:r>
-                  <w:proofErr w:type="spellEnd"/>
-                  <w:r>
-                    <w:rPr>
-                      <w:rFonts w:cstheme="minorHAnsi"/>
-                      <w:sz w:val="18"/>
-                      <w:szCs w:val="18"/>
-                    </w:rPr>
-                    <w:t>}</w:t>
+                    <w:t>{finishType}</w:t>
                   </w:r>
                 </w:p>
               </w:tc>
@@ -2985,25 +2584,7 @@
                       <w:sz w:val="18"/>
                       <w:szCs w:val="18"/>
                     </w:rPr>
-                    <w:t>{</w:t>
-                  </w:r>
-                  <w:proofErr w:type="spellStart"/>
-                  <w:r>
-                    <w:rPr>
-                      <w:rFonts w:cstheme="minorHAnsi"/>
-                      <w:sz w:val="18"/>
-                      <w:szCs w:val="18"/>
-                    </w:rPr>
-                    <w:t>netWeight</w:t>
-                  </w:r>
-                  <w:proofErr w:type="spellEnd"/>
-                  <w:r>
-                    <w:rPr>
-                      <w:rFonts w:cstheme="minorHAnsi"/>
-                      <w:sz w:val="18"/>
-                      <w:szCs w:val="18"/>
-                    </w:rPr>
-                    <w:t>}</w:t>
+                    <w:t>{netWeight}</w:t>
                   </w:r>
                 </w:p>
               </w:tc>
@@ -3032,25 +2613,7 @@
                       <w:sz w:val="18"/>
                       <w:szCs w:val="18"/>
                     </w:rPr>
-                    <w:t>{</w:t>
-                  </w:r>
-                  <w:proofErr w:type="spellStart"/>
-                  <w:r>
-                    <w:rPr>
-                      <w:rFonts w:cstheme="minorHAnsi"/>
-                      <w:sz w:val="18"/>
-                      <w:szCs w:val="18"/>
-                    </w:rPr>
-                    <w:t>grossWeight</w:t>
-                  </w:r>
-                  <w:proofErr w:type="spellEnd"/>
-                  <w:r>
-                    <w:rPr>
-                      <w:rFonts w:cstheme="minorHAnsi"/>
-                      <w:sz w:val="18"/>
-                      <w:szCs w:val="18"/>
-                    </w:rPr>
-                    <w:t>}</w:t>
+                    <w:t>{grossWeight}</w:t>
                   </w:r>
                 </w:p>
               </w:tc>
@@ -3078,105 +2641,15 @@
                       <w:sz w:val="18"/>
                       <w:szCs w:val="18"/>
                     </w:rPr>
-                    <w:t>{</w:t>
-                  </w:r>
-                  <w:proofErr w:type="spellStart"/>
+                    <w:t>{lengthInch} X {widthInch} X {heightInch}"</w:t>
+                  </w:r>
                   <w:r>
                     <w:rPr>
                       <w:rFonts w:cstheme="minorHAnsi"/>
                       <w:sz w:val="18"/>
                       <w:szCs w:val="18"/>
                     </w:rPr>
-                    <w:t>lengthInch</w:t>
-                  </w:r>
-                  <w:proofErr w:type="spellEnd"/>
-                  <w:r>
-                    <w:rPr>
-                      <w:rFonts w:cstheme="minorHAnsi"/>
-                      <w:sz w:val="18"/>
-                      <w:szCs w:val="18"/>
-                    </w:rPr>
-                    <w:t>} X {</w:t>
-                  </w:r>
-                  <w:proofErr w:type="spellStart"/>
-                  <w:r>
-                    <w:rPr>
-                      <w:rFonts w:cstheme="minorHAnsi"/>
-                      <w:sz w:val="18"/>
-                      <w:szCs w:val="18"/>
-                    </w:rPr>
-                    <w:t>widthInch</w:t>
-                  </w:r>
-                  <w:proofErr w:type="spellEnd"/>
-                  <w:r>
-                    <w:rPr>
-                      <w:rFonts w:cstheme="minorHAnsi"/>
-                      <w:sz w:val="18"/>
-                      <w:szCs w:val="18"/>
-                    </w:rPr>
-                    <w:t>} X {</w:t>
-                  </w:r>
-                  <w:proofErr w:type="spellStart"/>
-                  <w:r>
-                    <w:rPr>
-                      <w:rFonts w:cstheme="minorHAnsi"/>
-                      <w:sz w:val="18"/>
-                      <w:szCs w:val="18"/>
-                    </w:rPr>
-                    <w:t>heightInch</w:t>
-                  </w:r>
-                  <w:proofErr w:type="spellEnd"/>
-                  <w:r>
-                    <w:rPr>
-                      <w:rFonts w:cstheme="minorHAnsi"/>
-                      <w:sz w:val="18"/>
-                      <w:szCs w:val="18"/>
-                    </w:rPr>
-                    <w:t>}"</w:t>
-                  </w:r>
-                  <w:r>
-                    <w:rPr>
-                      <w:rFonts w:cstheme="minorHAnsi"/>
-                      <w:sz w:val="18"/>
-                      <w:szCs w:val="18"/>
-                    </w:rPr>
-                    <w:t>{/</w:t>
-                  </w:r>
-                  <w:proofErr w:type="gramStart"/>
-                  <w:r>
-                    <w:rPr>
-                      <w:rFonts w:cstheme="minorHAnsi"/>
-                      <w:sz w:val="18"/>
-                      <w:szCs w:val="18"/>
-                    </w:rPr>
-                    <w:t>invoices}{</w:t>
-                  </w:r>
-                  <w:proofErr w:type="gramEnd"/>
-                  <w:r>
-                    <w:rPr>
-                      <w:rFonts w:cstheme="minorHAnsi"/>
-                      <w:sz w:val="18"/>
-                      <w:szCs w:val="18"/>
-                    </w:rPr>
-                    <w:t>/</w:t>
-                  </w:r>
-                  <w:proofErr w:type="spellStart"/>
-                  <w:r>
-                    <w:rPr>
-                      <w:rFonts w:cstheme="minorHAnsi"/>
-                      <w:sz w:val="18"/>
-                      <w:szCs w:val="18"/>
-                    </w:rPr>
-                    <w:t>invoiceItems</w:t>
-                  </w:r>
-                  <w:proofErr w:type="spellEnd"/>
-                  <w:r>
-                    <w:rPr>
-                      <w:rFonts w:cstheme="minorHAnsi"/>
-                      <w:sz w:val="18"/>
-                      <w:szCs w:val="18"/>
-                    </w:rPr>
-                    <w:t>}</w:t>
+                    <w:t>{/invoices}{/invoiceItems}</w:t>
                   </w:r>
                 </w:p>
               </w:tc>
@@ -3317,7 +2790,6 @@
                     </w:rPr>
                     <w:t>{</w:t>
                   </w:r>
-                  <w:proofErr w:type="spellStart"/>
                   <w:r>
                     <w:rPr>
                       <w:rFonts w:cstheme="minorHAnsi"/>
@@ -3328,7 +2800,6 @@
                     </w:rPr>
                     <w:t>totalQuantity</w:t>
                   </w:r>
-                  <w:proofErr w:type="spellEnd"/>
                   <w:r>
                     <w:rPr>
                       <w:rFonts w:cstheme="minorHAnsi"/>
@@ -3403,29 +2874,7 @@
                       <w:sz w:val="20"/>
                       <w:szCs w:val="20"/>
                     </w:rPr>
-                    <w:t>{</w:t>
-                  </w:r>
-                  <w:proofErr w:type="spellStart"/>
-                  <w:r>
-                    <w:rPr>
-                      <w:rFonts w:cstheme="minorHAnsi"/>
-                      <w:b/>
-                      <w:bCs/>
-                      <w:sz w:val="20"/>
-                      <w:szCs w:val="20"/>
-                    </w:rPr>
-                    <w:t>totalBox</w:t>
-                  </w:r>
-                  <w:proofErr w:type="spellEnd"/>
-                  <w:r>
-                    <w:rPr>
-                      <w:rFonts w:cstheme="minorHAnsi"/>
-                      <w:b/>
-                      <w:bCs/>
-                      <w:sz w:val="20"/>
-                      <w:szCs w:val="20"/>
-                    </w:rPr>
-                    <w:t>}</w:t>
+                    <w:t>{totalBox}</w:t>
                   </w:r>
                 </w:p>
               </w:tc>
@@ -3513,7 +2962,6 @@
                     </w:rPr>
                     <w:t>{</w:t>
                   </w:r>
-                  <w:proofErr w:type="spellStart"/>
                   <w:r>
                     <w:rPr>
                       <w:rFonts w:cstheme="minorHAnsi"/>
@@ -3524,7 +2972,6 @@
                     </w:rPr>
                     <w:t>totalNetWeight</w:t>
                   </w:r>
-                  <w:proofErr w:type="spellEnd"/>
                   <w:r>
                     <w:rPr>
                       <w:rFonts w:cstheme="minorHAnsi"/>
@@ -3620,7 +3067,6 @@
                     </w:rPr>
                     <w:t>{</w:t>
                   </w:r>
-                  <w:proofErr w:type="spellStart"/>
                   <w:r>
                     <w:rPr>
                       <w:rFonts w:cstheme="minorHAnsi"/>
@@ -3631,7 +3077,6 @@
                     </w:rPr>
                     <w:t>totalGrossWeight</w:t>
                   </w:r>
-                  <w:proofErr w:type="spellEnd"/>
                   <w:r>
                     <w:rPr>
                       <w:rFonts w:cstheme="minorHAnsi"/>

--- a/electron/database/generate-document/templates/party-packing.docx
+++ b/electron/database/generate-document/templates/party-packing.docx
@@ -10,10 +10,10 @@
         <w:tblLook w:val="04A0" w:firstRow="1" w:lastRow="0" w:firstColumn="1" w:lastColumn="0" w:noHBand="0" w:noVBand="1"/>
       </w:tblPr>
       <w:tblGrid>
-        <w:gridCol w:w="3746"/>
-        <w:gridCol w:w="2399"/>
-        <w:gridCol w:w="2535"/>
-        <w:gridCol w:w="2426"/>
+        <w:gridCol w:w="3749"/>
+        <w:gridCol w:w="2398"/>
+        <w:gridCol w:w="2534"/>
+        <w:gridCol w:w="2425"/>
       </w:tblGrid>
       <w:tr>
         <w:trPr>
@@ -1629,16 +1629,16 @@
               <w:tblLook w:val="04A0" w:firstRow="1" w:lastRow="0" w:firstColumn="1" w:lastColumn="0" w:noHBand="0" w:noVBand="1"/>
             </w:tblPr>
             <w:tblGrid>
-              <w:gridCol w:w="704"/>
-              <w:gridCol w:w="1434"/>
-              <w:gridCol w:w="1694"/>
-              <w:gridCol w:w="1847"/>
-              <w:gridCol w:w="721"/>
-              <w:gridCol w:w="678"/>
-              <w:gridCol w:w="610"/>
-              <w:gridCol w:w="691"/>
-              <w:gridCol w:w="765"/>
-              <w:gridCol w:w="1746"/>
+              <w:gridCol w:w="741"/>
+              <w:gridCol w:w="1428"/>
+              <w:gridCol w:w="1688"/>
+              <w:gridCol w:w="1840"/>
+              <w:gridCol w:w="718"/>
+              <w:gridCol w:w="676"/>
+              <w:gridCol w:w="609"/>
+              <w:gridCol w:w="689"/>
+              <w:gridCol w:w="762"/>
+              <w:gridCol w:w="1739"/>
             </w:tblGrid>
             <w:tr>
               <w:trPr>
@@ -2359,6 +2359,14 @@
                       <w:szCs w:val="18"/>
                     </w:rPr>
                     <w:t>{#invoices} {prefixCode}</w:t>
+                  </w:r>
+                  <w:r>
+                    <w:rPr>
+                      <w:rFonts w:cstheme="minorHAnsi"/>
+                      <w:sz w:val="18"/>
+                      <w:szCs w:val="18"/>
+                    </w:rPr>
+                    <w:t>/</w:t>
                   </w:r>
                 </w:p>
               </w:tc>

--- a/electron/database/generate-document/templates/party-packing.docx
+++ b/electron/database/generate-document/templates/party-packing.docx
@@ -211,19 +211,7 @@
               <w:rPr>
                 <w:rFonts w:cstheme="minorHAnsi"/>
               </w:rPr>
-              <w:t>{</w:t>
-            </w:r>
-            <w:r>
-              <w:rPr>
-                <w:rFonts w:cstheme="minorHAnsi"/>
-              </w:rPr>
-              <w:t>invoiceNo</w:t>
-            </w:r>
-            <w:r>
-              <w:rPr>
-                <w:rFonts w:cstheme="minorHAnsi"/>
-              </w:rPr>
-              <w:t>}</w:t>
+              <w:t>{modifyInvNo}</w:t>
             </w:r>
           </w:p>
         </w:tc>
@@ -3162,8 +3150,12 @@
       </w:pPr>
     </w:p>
     <w:sectPr>
-      <w:headerReference w:type="default" r:id="rId8"/>
-      <w:footerReference w:type="default" r:id="rId9"/>
+      <w:headerReference w:type="even" r:id="rId8"/>
+      <w:headerReference w:type="default" r:id="rId9"/>
+      <w:footerReference w:type="even" r:id="rId10"/>
+      <w:footerReference w:type="default" r:id="rId11"/>
+      <w:headerReference w:type="first" r:id="rId12"/>
+      <w:footerReference w:type="first" r:id="rId13"/>
       <w:pgSz w:w="12240" w:h="15840" w:code="1"/>
       <w:pgMar w:top="482" w:right="567" w:bottom="1701" w:left="567" w:header="113" w:footer="510" w:gutter="0"/>
       <w:pgBorders w:offsetFrom="page">
@@ -3209,61 +3201,64 @@
   <w:p>
     <w:pPr>
       <w:pStyle w:val="Footer"/>
-      <w:ind w:firstLine="720"/>
-      <w:rPr>
-        <w:b/>
-        <w:bCs/>
-      </w:rPr>
+    </w:pPr>
+  </w:p>
+</w:ftr>
+</file>
+
+<file path=word/footer2.xml><?xml version="1.0" encoding="utf-8"?>
+<w:ftr xmlns:wpc="http://schemas.microsoft.com/office/word/2010/wordprocessingCanvas" xmlns:cx="http://schemas.microsoft.com/office/drawing/2014/chartex" xmlns:cx1="http://schemas.microsoft.com/office/drawing/2015/9/8/chartex" xmlns:cx2="http://schemas.microsoft.com/office/drawing/2015/10/21/chartex" xmlns:cx3="http://schemas.microsoft.com/office/drawing/2016/5/9/chartex" xmlns:cx4="http://schemas.microsoft.com/office/drawing/2016/5/10/chartex" xmlns:cx5="http://schemas.microsoft.com/office/drawing/2016/5/11/chartex" xmlns:cx6="http://schemas.microsoft.com/office/drawing/2016/5/12/chartex" xmlns:cx7="http://schemas.microsoft.com/office/drawing/2016/5/13/chartex" xmlns:cx8="http://schemas.microsoft.com/office/drawing/2016/5/14/chartex" xmlns:mc="http://schemas.openxmlformats.org/markup-compatibility/2006" xmlns:aink="http://schemas.microsoft.com/office/drawing/2016/ink" xmlns:am3d="http://schemas.microsoft.com/office/drawing/2017/model3d" xmlns:o="urn:schemas-microsoft-com:office:office" xmlns:oel="http://schemas.microsoft.com/office/2019/extlst" xmlns:r="http://schemas.openxmlformats.org/officeDocument/2006/relationships" xmlns:m="http://schemas.openxmlformats.org/officeDocument/2006/math" xmlns:v="urn:schemas-microsoft-com:vml" xmlns:wp14="http://schemas.microsoft.com/office/word/2010/wordprocessingDrawing" xmlns:wp="http://schemas.openxmlformats.org/drawingml/2006/wordprocessingDrawing" xmlns:w10="urn:schemas-microsoft-com:office:word" xmlns:w="http://schemas.openxmlformats.org/wordprocessingml/2006/main" xmlns:w14="http://schemas.microsoft.com/office/word/2010/wordml" xmlns:w15="http://schemas.microsoft.com/office/word/2012/wordml" xmlns:w16cex="http://schemas.microsoft.com/office/word/2018/wordml/cex" xmlns:w16cid="http://schemas.microsoft.com/office/word/2016/wordml/cid" xmlns:w16="http://schemas.microsoft.com/office/word/2018/wordml" xmlns:w16du="http://schemas.microsoft.com/office/word/2023/wordml/word16du" xmlns:w16sdtdh="http://schemas.microsoft.com/office/word/2020/wordml/sdtdatahash" xmlns:w16sdtfl="http://schemas.microsoft.com/office/word/2024/wordml/sdtformatlock" xmlns:w16se="http://schemas.microsoft.com/office/word/2015/wordml/symex" xmlns:wpg="http://schemas.microsoft.com/office/word/2010/wordprocessingGroup" xmlns:wpi="http://schemas.microsoft.com/office/word/2010/wordprocessingInk" xmlns:wne="http://schemas.microsoft.com/office/word/2006/wordml" xmlns:wps="http://schemas.microsoft.com/office/word/2010/wordprocessingShape" mc:Ignorable="w14 w15 w16se w16cid w16 w16cex w16sdtdh w16sdtfl w16du wp14">
+  <w:p>
+    <w:pPr>
+      <w:pStyle w:val="Footer"/>
+      <w:ind w:left="720"/>
     </w:pPr>
     <w:r>
       <w:rPr>
-        <w:b/>
-        <w:bCs/>
         <w:noProof/>
       </w:rPr>
       <mc:AlternateContent>
         <mc:Choice Requires="wps">
           <w:drawing>
-            <wp:anchor distT="0" distB="0" distL="114300" distR="114300" simplePos="0" relativeHeight="251661312" behindDoc="0" locked="0" layoutInCell="1" allowOverlap="1" wp14:anchorId="5AB38635" wp14:editId="73588EEC">
+            <wp:anchor distT="4294967295" distB="4294967295" distL="114300" distR="114300" simplePos="0" relativeHeight="251657216" behindDoc="0" locked="0" layoutInCell="1" allowOverlap="1" wp14:anchorId="49E1A32E" wp14:editId="256985DF">
               <wp:simplePos x="0" y="0"/>
               <wp:positionH relativeFrom="margin">
-                <wp:posOffset>4522198</wp:posOffset>
+                <wp:posOffset>4745355</wp:posOffset>
               </wp:positionH>
               <wp:positionV relativeFrom="paragraph">
-                <wp:posOffset>-561340</wp:posOffset>
+                <wp:posOffset>1269</wp:posOffset>
               </wp:positionV>
-              <wp:extent cx="2520043" cy="0"/>
+              <wp:extent cx="2305050" cy="0"/>
               <wp:effectExtent l="0" t="0" r="0" b="0"/>
               <wp:wrapNone/>
-              <wp:docPr id="874349672" name="Straight Connector 4"/>
-              <wp:cNvGraphicFramePr/>
+              <wp:docPr id="787291888" name="Straight Connector 5"/>
+              <wp:cNvGraphicFramePr>
+                <a:graphicFrameLocks xmlns:a="http://schemas.openxmlformats.org/drawingml/2006/main"/>
+              </wp:cNvGraphicFramePr>
               <a:graphic xmlns:a="http://schemas.openxmlformats.org/drawingml/2006/main">
                 <a:graphicData uri="http://schemas.microsoft.com/office/word/2010/wordprocessingShape">
                   <wps:wsp>
-                    <wps:cNvCnPr/>
+                    <wps:cNvCnPr>
+                      <a:cxnSpLocks/>
+                    </wps:cNvCnPr>
                     <wps:spPr>
-                      <a:xfrm flipH="1">
+                      <a:xfrm>
                         <a:off x="0" y="0"/>
-                        <a:ext cx="2520043" cy="0"/>
+                        <a:ext cx="2305050" cy="0"/>
                       </a:xfrm>
                       <a:prstGeom prst="line">
                         <a:avLst/>
                       </a:prstGeom>
-                      <a:ln>
-                        <a:solidFill>
-                          <a:schemeClr val="tx1"/>
-                        </a:solidFill>
-                      </a:ln>
                     </wps:spPr>
                     <wps:style>
                       <a:lnRef idx="1">
-                        <a:schemeClr val="accent1"/>
+                        <a:schemeClr val="dk1"/>
                       </a:lnRef>
                       <a:fillRef idx="0">
-                        <a:schemeClr val="accent1"/>
+                        <a:schemeClr val="dk1"/>
                       </a:fillRef>
                       <a:effectRef idx="0">
-                        <a:schemeClr val="accent1"/>
+                        <a:schemeClr val="dk1"/>
                       </a:effectRef>
                       <a:fontRef idx="minor">
                         <a:schemeClr val="tx1"/>
@@ -3284,8 +3279,9 @@
         </mc:Choice>
         <mc:Fallback>
           <w:pict>
-            <v:line w14:anchorId="32F397C6" id="Straight Connector 4" o:spid="_x0000_s1026" style="position:absolute;flip:x;z-index:251661312;visibility:visible;mso-wrap-style:square;mso-width-percent:0;mso-height-percent:0;mso-wrap-distance-left:9pt;mso-wrap-distance-top:0;mso-wrap-distance-right:9pt;mso-wrap-distance-bottom:0;mso-position-horizontal:absolute;mso-position-horizontal-relative:margin;mso-position-vertical:absolute;mso-position-vertical-relative:text;mso-width-percent:0;mso-height-percent:0;mso-width-relative:margin;mso-height-relative:margin" from="356.1pt,-44.2pt" to="554.55pt,-44.2pt" o:gfxdata="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" strokecolor="black [3213]" strokeweight=".5pt">
+            <v:line w14:anchorId="1A5FDE57" id="Straight Connector 5" o:spid="_x0000_s1026" style="position:absolute;z-index:251658240;visibility:visible;mso-wrap-style:square;mso-width-percent:0;mso-height-percent:0;mso-wrap-distance-left:9pt;mso-wrap-distance-top:-3e-5mm;mso-wrap-distance-right:9pt;mso-wrap-distance-bottom:-3e-5mm;mso-position-horizontal:absolute;mso-position-horizontal-relative:margin;mso-position-vertical:absolute;mso-position-vertical-relative:text;mso-width-percent:0;mso-height-percent:0;mso-width-relative:margin;mso-height-relative:margin" from="373.65pt,.1pt" to="555.15pt,.1pt" o:gfxdata="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" strokecolor="black [3200]" strokeweight=".5pt">
               <v:stroke joinstyle="miter"/>
+              <o:lock v:ext="edit" shapetype="f"/>
               <w10:wrap anchorx="margin"/>
             </v:line>
           </w:pict>
@@ -3294,53 +3290,50 @@
     </w:r>
     <w:r>
       <w:rPr>
-        <w:b/>
-        <w:bCs/>
         <w:noProof/>
       </w:rPr>
       <mc:AlternateContent>
         <mc:Choice Requires="wps">
           <w:drawing>
-            <wp:anchor distT="0" distB="0" distL="114300" distR="114300" simplePos="0" relativeHeight="251659264" behindDoc="0" locked="0" layoutInCell="1" allowOverlap="1" wp14:anchorId="022B9BAB" wp14:editId="2E1B16F0">
+            <wp:anchor distT="0" distB="0" distL="114299" distR="114299" simplePos="0" relativeHeight="251658240" behindDoc="0" locked="0" layoutInCell="1" allowOverlap="1" wp14:anchorId="703DEDE8" wp14:editId="18667A09">
               <wp:simplePos x="0" y="0"/>
-              <wp:positionH relativeFrom="rightMargin">
-                <wp:posOffset>-2532530</wp:posOffset>
+              <wp:positionH relativeFrom="column">
+                <wp:posOffset>4749164</wp:posOffset>
               </wp:positionH>
               <wp:positionV relativeFrom="paragraph">
-                <wp:posOffset>-557978</wp:posOffset>
+                <wp:posOffset>1270</wp:posOffset>
               </wp:positionV>
-              <wp:extent cx="4482" cy="748552"/>
-              <wp:effectExtent l="0" t="0" r="33655" b="33020"/>
+              <wp:extent cx="0" cy="853440"/>
+              <wp:effectExtent l="0" t="0" r="38100" b="22860"/>
               <wp:wrapNone/>
-              <wp:docPr id="2115318239" name="Straight Connector 4"/>
-              <wp:cNvGraphicFramePr/>
+              <wp:docPr id="935532242" name="Straight Connector 3"/>
+              <wp:cNvGraphicFramePr>
+                <a:graphicFrameLocks xmlns:a="http://schemas.openxmlformats.org/drawingml/2006/main"/>
+              </wp:cNvGraphicFramePr>
               <a:graphic xmlns:a="http://schemas.openxmlformats.org/drawingml/2006/main">
                 <a:graphicData uri="http://schemas.microsoft.com/office/word/2010/wordprocessingShape">
                   <wps:wsp>
-                    <wps:cNvCnPr/>
+                    <wps:cNvCnPr>
+                      <a:cxnSpLocks/>
+                    </wps:cNvCnPr>
                     <wps:spPr>
                       <a:xfrm>
                         <a:off x="0" y="0"/>
-                        <a:ext cx="4482" cy="748552"/>
+                        <a:ext cx="0" cy="853440"/>
                       </a:xfrm>
                       <a:prstGeom prst="line">
                         <a:avLst/>
                       </a:prstGeom>
-                      <a:ln>
-                        <a:solidFill>
-                          <a:schemeClr val="tx1"/>
-                        </a:solidFill>
-                      </a:ln>
                     </wps:spPr>
                     <wps:style>
                       <a:lnRef idx="1">
-                        <a:schemeClr val="accent1"/>
+                        <a:schemeClr val="dk1"/>
                       </a:lnRef>
                       <a:fillRef idx="0">
-                        <a:schemeClr val="accent1"/>
+                        <a:schemeClr val="dk1"/>
                       </a:fillRef>
                       <a:effectRef idx="0">
-                        <a:schemeClr val="accent1"/>
+                        <a:schemeClr val="dk1"/>
                       </a:effectRef>
                       <a:fontRef idx="minor">
                         <a:schemeClr val="tx1"/>
@@ -3350,90 +3343,220 @@
                   </wps:wsp>
                 </a:graphicData>
               </a:graphic>
+              <wp14:sizeRelH relativeFrom="page">
+                <wp14:pctWidth>0</wp14:pctWidth>
+              </wp14:sizeRelH>
+              <wp14:sizeRelV relativeFrom="page">
+                <wp14:pctHeight>0</wp14:pctHeight>
+              </wp14:sizeRelV>
             </wp:anchor>
           </w:drawing>
         </mc:Choice>
         <mc:Fallback>
           <w:pict>
-            <v:line w14:anchorId="542302A2" id="Straight Connector 4" o:spid="_x0000_s1026" style="position:absolute;z-index:251659264;visibility:visible;mso-wrap-style:square;mso-wrap-distance-left:9pt;mso-wrap-distance-top:0;mso-wrap-distance-right:9pt;mso-wrap-distance-bottom:0;mso-position-horizontal:absolute;mso-position-horizontal-relative:right-margin-area;mso-position-vertical:absolute;mso-position-vertical-relative:text" from="-199.4pt,-43.95pt" to="-199.05pt,15pt" o:gfxdata="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" strokecolor="black [3213]" strokeweight=".5pt">
+            <v:line w14:anchorId="77E7AF94" id="Straight Connector 3" o:spid="_x0000_s1026" style="position:absolute;z-index:251658240;visibility:visible;mso-wrap-style:square;mso-width-percent:0;mso-height-percent:0;mso-wrap-distance-left:3.17497mm;mso-wrap-distance-top:0;mso-wrap-distance-right:3.17497mm;mso-wrap-distance-bottom:0;mso-position-horizontal:absolute;mso-position-horizontal-relative:text;mso-position-vertical:absolute;mso-position-vertical-relative:text;mso-width-percent:0;mso-height-percent:0;mso-width-relative:page;mso-height-relative:page" from="373.95pt,.1pt" to="373.95pt,67.3pt" o:gfxdata="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" strokecolor="black [3200]" strokeweight=".5pt">
               <v:stroke joinstyle="miter"/>
-              <w10:wrap anchorx="margin"/>
+              <o:lock v:ext="edit" shapetype="f"/>
             </v:line>
           </w:pict>
         </mc:Fallback>
       </mc:AlternateContent>
     </w:r>
     <w:r>
+      <w:t xml:space="preserve">                                                                                                                                           Thanking You,</w:t>
+    </w:r>
+    <w:r>
+      <w:tab/>
+    </w:r>
+    <w:r>
+      <w:tab/>
+      <w:t xml:space="preserve">   </w:t>
+    </w:r>
+  </w:p>
+  <w:p>
+    <w:pPr>
+      <w:pStyle w:val="Footer"/>
+      <w:ind w:left="720"/>
+    </w:pPr>
+    <w:r>
       <w:rPr>
         <w:b/>
         <w:bCs/>
+        <w:spacing w:val="60"/>
       </w:rPr>
-      <w:fldChar w:fldCharType="begin"/>
+      <w:t xml:space="preserve">                                                               </w:t>
     </w:r>
     <w:r>
       <w:rPr>
         <w:b/>
         <w:bCs/>
+        <w:spacing w:val="60"/>
       </w:rPr>
-      <w:instrText xml:space="preserve"> PAGE   \* MERGEFORMAT </w:instrText>
+      <w:t>ALFA</w:t>
     </w:r>
     <w:r>
       <w:rPr>
         <w:b/>
         <w:bCs/>
+        <w:spacing w:val="60"/>
       </w:rPr>
-      <w:fldChar w:fldCharType="separate"/>
+      <w:t xml:space="preserve">  </w:t>
     </w:r>
     <w:r>
       <w:rPr>
         <w:b/>
         <w:bCs/>
-        <w:noProof/>
+        <w:spacing w:val="60"/>
       </w:rPr>
-      <w:t>1</w:t>
+      <w:t xml:space="preserve"> ICA</w:t>
     </w:r>
     <w:r>
       <w:rPr>
         <w:b/>
         <w:bCs/>
+        <w:spacing w:val="60"/>
+      </w:rPr>
+      <w:t xml:space="preserve">  </w:t>
+    </w:r>
+    <w:r>
+      <w:rPr>
+        <w:b/>
+        <w:bCs/>
+        <w:spacing w:val="60"/>
+      </w:rPr>
+      <w:t xml:space="preserve"> </w:t>
+    </w:r>
+    <w:r>
+      <w:rPr>
+        <w:b/>
+        <w:bCs/>
+        <w:spacing w:val="60"/>
+      </w:rPr>
+      <w:t xml:space="preserve"> </w:t>
+    </w:r>
+    <w:r>
+      <w:rPr>
+        <w:b/>
+        <w:bCs/>
+        <w:spacing w:val="60"/>
+      </w:rPr>
+      <w:t>(I)</w:t>
+    </w:r>
+    <w:r>
+      <w:rPr>
+        <w:b/>
+        <w:bCs/>
+        <w:spacing w:val="60"/>
+      </w:rPr>
+      <w:t xml:space="preserve"> </w:t>
+    </w:r>
+    <w:r>
+      <w:rPr>
+        <w:b/>
+        <w:bCs/>
+        <w:spacing w:val="60"/>
+      </w:rPr>
+      <w:t xml:space="preserve"> </w:t>
+    </w:r>
+    <w:r>
+      <w:rPr>
+        <w:b/>
+        <w:bCs/>
+        <w:spacing w:val="60"/>
+      </w:rPr>
+      <w:t xml:space="preserve"> </w:t>
+    </w:r>
+    <w:r>
+      <w:rPr>
+        <w:b/>
+        <w:bCs/>
+        <w:spacing w:val="60"/>
+      </w:rPr>
+      <w:t>LTD</w:t>
+    </w:r>
+  </w:p>
+  <w:p>
+    <w:pPr>
+      <w:pStyle w:val="Footer"/>
+      <w:tabs>
+        <w:tab w:val="clear" w:pos="4513"/>
+        <w:tab w:val="clear" w:pos="9026"/>
+        <w:tab w:val="left" w:pos="7548"/>
+      </w:tabs>
+      <w:ind w:left="2880"/>
+    </w:pPr>
+    <w:r>
+      <w:tab/>
+    </w:r>
+  </w:p>
+  <w:p>
+    <w:pPr>
+      <w:pStyle w:val="Footer"/>
+    </w:pPr>
+  </w:p>
+  <w:p>
+    <w:pPr>
+      <w:pStyle w:val="Footer"/>
+    </w:pPr>
+    <w:r>
+      <w:t xml:space="preserve"> Page | </w:t>
+    </w:r>
+    <w:r>
+      <w:fldChar w:fldCharType="begin"/>
+    </w:r>
+    <w:r>
+      <w:instrText xml:space="preserve"> PAGE   \* MERGEFORMAT </w:instrText>
+    </w:r>
+    <w:r>
+      <w:fldChar w:fldCharType="separate"/>
+    </w:r>
+    <w:r>
+      <w:rPr>
+        <w:noProof/>
+      </w:rPr>
+      <w:t>2</w:t>
+    </w:r>
+    <w:r>
+      <w:rPr>
         <w:noProof/>
       </w:rPr>
       <w:fldChar w:fldCharType="end"/>
     </w:r>
     <w:r>
       <w:rPr>
-        <w:b/>
-        <w:bCs/>
+        <w:noProof/>
       </w:rPr>
-      <w:t xml:space="preserve"> | </w:t>
+      <w:tab/>
     </w:r>
     <w:r>
       <w:rPr>
-        <w:b/>
-        <w:bCs/>
-        <w:color w:val="7F7F7F" w:themeColor="background1" w:themeShade="7F"/>
-        <w:spacing w:val="60"/>
+        <w:noProof/>
       </w:rPr>
-      <w:t>Page</w:t>
+      <w:tab/>
     </w:r>
     <w:r>
       <w:rPr>
-        <w:b/>
-        <w:bCs/>
-        <w:color w:val="7F7F7F" w:themeColor="background1" w:themeShade="7F"/>
-        <w:spacing w:val="60"/>
+        <w:noProof/>
       </w:rPr>
-      <w:t xml:space="preserve">                                                  </w:t>
+      <w:tab/>
+      <w:t xml:space="preserve">          DIRECTOR</w:t>
     </w:r>
     <w:r>
       <w:rPr>
-        <w:b/>
-        <w:bCs/>
-        <w:color w:val="7F7F7F" w:themeColor="background1" w:themeShade="7F"/>
-        <w:spacing w:val="60"/>
+        <w:noProof/>
       </w:rPr>
-      <w:t>DIRECTOR-ALFA ICA(I) LTD</w:t>
+      <w:tab/>
     </w:r>
+  </w:p>
+</w:ftr>
+</file>
+
+<file path=word/footer3.xml><?xml version="1.0" encoding="utf-8"?>
+<w:ftr xmlns:wpc="http://schemas.microsoft.com/office/word/2010/wordprocessingCanvas" xmlns:cx="http://schemas.microsoft.com/office/drawing/2014/chartex" xmlns:cx1="http://schemas.microsoft.com/office/drawing/2015/9/8/chartex" xmlns:cx2="http://schemas.microsoft.com/office/drawing/2015/10/21/chartex" xmlns:cx3="http://schemas.microsoft.com/office/drawing/2016/5/9/chartex" xmlns:cx4="http://schemas.microsoft.com/office/drawing/2016/5/10/chartex" xmlns:cx5="http://schemas.microsoft.com/office/drawing/2016/5/11/chartex" xmlns:cx6="http://schemas.microsoft.com/office/drawing/2016/5/12/chartex" xmlns:cx7="http://schemas.microsoft.com/office/drawing/2016/5/13/chartex" xmlns:cx8="http://schemas.microsoft.com/office/drawing/2016/5/14/chartex" xmlns:mc="http://schemas.openxmlformats.org/markup-compatibility/2006" xmlns:aink="http://schemas.microsoft.com/office/drawing/2016/ink" xmlns:am3d="http://schemas.microsoft.com/office/drawing/2017/model3d" xmlns:o="urn:schemas-microsoft-com:office:office" xmlns:oel="http://schemas.microsoft.com/office/2019/extlst" xmlns:r="http://schemas.openxmlformats.org/officeDocument/2006/relationships" xmlns:m="http://schemas.openxmlformats.org/officeDocument/2006/math" xmlns:v="urn:schemas-microsoft-com:vml" xmlns:wp14="http://schemas.microsoft.com/office/word/2010/wordprocessingDrawing" xmlns:wp="http://schemas.openxmlformats.org/drawingml/2006/wordprocessingDrawing" xmlns:w10="urn:schemas-microsoft-com:office:word" xmlns:w="http://schemas.openxmlformats.org/wordprocessingml/2006/main" xmlns:w14="http://schemas.microsoft.com/office/word/2010/wordml" xmlns:w15="http://schemas.microsoft.com/office/word/2012/wordml" xmlns:w16cex="http://schemas.microsoft.com/office/word/2018/wordml/cex" xmlns:w16cid="http://schemas.microsoft.com/office/word/2016/wordml/cid" xmlns:w16="http://schemas.microsoft.com/office/word/2018/wordml" xmlns:w16du="http://schemas.microsoft.com/office/word/2023/wordml/word16du" xmlns:w16sdtdh="http://schemas.microsoft.com/office/word/2020/wordml/sdtdatahash" xmlns:w16sdtfl="http://schemas.microsoft.com/office/word/2024/wordml/sdtformatlock" xmlns:w16se="http://schemas.microsoft.com/office/word/2015/wordml/symex" xmlns:wpg="http://schemas.microsoft.com/office/word/2010/wordprocessingGroup" xmlns:wpi="http://schemas.microsoft.com/office/word/2010/wordprocessingInk" xmlns:wne="http://schemas.microsoft.com/office/word/2006/wordml" xmlns:wps="http://schemas.microsoft.com/office/word/2010/wordprocessingShape" mc:Ignorable="w14 w15 w16se w16cid w16 w16cex w16sdtdh w16sdtfl w16du wp14">
+  <w:p>
+    <w:pPr>
+      <w:pStyle w:val="Footer"/>
+    </w:pPr>
   </w:p>
 </w:ftr>
 </file>
@@ -3468,6 +3591,16 @@
   <w:p>
     <w:pPr>
       <w:pStyle w:val="Header"/>
+    </w:pPr>
+  </w:p>
+</w:hdr>
+</file>
+
+<file path=word/header2.xml><?xml version="1.0" encoding="utf-8"?>
+<w:hdr xmlns:wpc="http://schemas.microsoft.com/office/word/2010/wordprocessingCanvas" xmlns:cx="http://schemas.microsoft.com/office/drawing/2014/chartex" xmlns:cx1="http://schemas.microsoft.com/office/drawing/2015/9/8/chartex" xmlns:cx2="http://schemas.microsoft.com/office/drawing/2015/10/21/chartex" xmlns:cx3="http://schemas.microsoft.com/office/drawing/2016/5/9/chartex" xmlns:cx4="http://schemas.microsoft.com/office/drawing/2016/5/10/chartex" xmlns:cx5="http://schemas.microsoft.com/office/drawing/2016/5/11/chartex" xmlns:cx6="http://schemas.microsoft.com/office/drawing/2016/5/12/chartex" xmlns:cx7="http://schemas.microsoft.com/office/drawing/2016/5/13/chartex" xmlns:cx8="http://schemas.microsoft.com/office/drawing/2016/5/14/chartex" xmlns:mc="http://schemas.openxmlformats.org/markup-compatibility/2006" xmlns:aink="http://schemas.microsoft.com/office/drawing/2016/ink" xmlns:am3d="http://schemas.microsoft.com/office/drawing/2017/model3d" xmlns:o="urn:schemas-microsoft-com:office:office" xmlns:oel="http://schemas.microsoft.com/office/2019/extlst" xmlns:r="http://schemas.openxmlformats.org/officeDocument/2006/relationships" xmlns:m="http://schemas.openxmlformats.org/officeDocument/2006/math" xmlns:v="urn:schemas-microsoft-com:vml" xmlns:wp14="http://schemas.microsoft.com/office/word/2010/wordprocessingDrawing" xmlns:wp="http://schemas.openxmlformats.org/drawingml/2006/wordprocessingDrawing" xmlns:w10="urn:schemas-microsoft-com:office:word" xmlns:w="http://schemas.openxmlformats.org/wordprocessingml/2006/main" xmlns:w14="http://schemas.microsoft.com/office/word/2010/wordml" xmlns:w15="http://schemas.microsoft.com/office/word/2012/wordml" xmlns:w16cex="http://schemas.microsoft.com/office/word/2018/wordml/cex" xmlns:w16cid="http://schemas.microsoft.com/office/word/2016/wordml/cid" xmlns:w16="http://schemas.microsoft.com/office/word/2018/wordml" xmlns:w16du="http://schemas.microsoft.com/office/word/2023/wordml/word16du" xmlns:w16sdtdh="http://schemas.microsoft.com/office/word/2020/wordml/sdtdatahash" xmlns:w16sdtfl="http://schemas.microsoft.com/office/word/2024/wordml/sdtformatlock" xmlns:w16se="http://schemas.microsoft.com/office/word/2015/wordml/symex" xmlns:wpg="http://schemas.microsoft.com/office/word/2010/wordprocessingGroup" xmlns:wpi="http://schemas.microsoft.com/office/word/2010/wordprocessingInk" xmlns:wne="http://schemas.microsoft.com/office/word/2006/wordml" xmlns:wps="http://schemas.microsoft.com/office/word/2010/wordprocessingShape" mc:Ignorable="w14 w15 w16se w16cid w16 w16cex w16sdtdh w16sdtfl w16du wp14">
+  <w:p>
+    <w:pPr>
+      <w:pStyle w:val="Header"/>
       <w:jc w:val="center"/>
       <w:rPr>
         <w:b/>
@@ -3485,6 +3618,16 @@
       </w:rPr>
       <w:t>PACKING LIST</w:t>
     </w:r>
+  </w:p>
+</w:hdr>
+</file>
+
+<file path=word/header3.xml><?xml version="1.0" encoding="utf-8"?>
+<w:hdr xmlns:wpc="http://schemas.microsoft.com/office/word/2010/wordprocessingCanvas" xmlns:cx="http://schemas.microsoft.com/office/drawing/2014/chartex" xmlns:cx1="http://schemas.microsoft.com/office/drawing/2015/9/8/chartex" xmlns:cx2="http://schemas.microsoft.com/office/drawing/2015/10/21/chartex" xmlns:cx3="http://schemas.microsoft.com/office/drawing/2016/5/9/chartex" xmlns:cx4="http://schemas.microsoft.com/office/drawing/2016/5/10/chartex" xmlns:cx5="http://schemas.microsoft.com/office/drawing/2016/5/11/chartex" xmlns:cx6="http://schemas.microsoft.com/office/drawing/2016/5/12/chartex" xmlns:cx7="http://schemas.microsoft.com/office/drawing/2016/5/13/chartex" xmlns:cx8="http://schemas.microsoft.com/office/drawing/2016/5/14/chartex" xmlns:mc="http://schemas.openxmlformats.org/markup-compatibility/2006" xmlns:aink="http://schemas.microsoft.com/office/drawing/2016/ink" xmlns:am3d="http://schemas.microsoft.com/office/drawing/2017/model3d" xmlns:o="urn:schemas-microsoft-com:office:office" xmlns:oel="http://schemas.microsoft.com/office/2019/extlst" xmlns:r="http://schemas.openxmlformats.org/officeDocument/2006/relationships" xmlns:m="http://schemas.openxmlformats.org/officeDocument/2006/math" xmlns:v="urn:schemas-microsoft-com:vml" xmlns:wp14="http://schemas.microsoft.com/office/word/2010/wordprocessingDrawing" xmlns:wp="http://schemas.openxmlformats.org/drawingml/2006/wordprocessingDrawing" xmlns:w10="urn:schemas-microsoft-com:office:word" xmlns:w="http://schemas.openxmlformats.org/wordprocessingml/2006/main" xmlns:w14="http://schemas.microsoft.com/office/word/2010/wordml" xmlns:w15="http://schemas.microsoft.com/office/word/2012/wordml" xmlns:w16cex="http://schemas.microsoft.com/office/word/2018/wordml/cex" xmlns:w16cid="http://schemas.microsoft.com/office/word/2016/wordml/cid" xmlns:w16="http://schemas.microsoft.com/office/word/2018/wordml" xmlns:w16du="http://schemas.microsoft.com/office/word/2023/wordml/word16du" xmlns:w16sdtdh="http://schemas.microsoft.com/office/word/2020/wordml/sdtdatahash" xmlns:w16sdtfl="http://schemas.microsoft.com/office/word/2024/wordml/sdtformatlock" xmlns:w16se="http://schemas.microsoft.com/office/word/2015/wordml/symex" xmlns:wpg="http://schemas.microsoft.com/office/word/2010/wordprocessingGroup" xmlns:wpi="http://schemas.microsoft.com/office/word/2010/wordprocessingInk" xmlns:wne="http://schemas.microsoft.com/office/word/2006/wordml" xmlns:wps="http://schemas.microsoft.com/office/word/2010/wordprocessingShape" mc:Ignorable="w14 w15 w16se w16cid w16 w16cex w16sdtdh w16sdtfl w16du wp14">
+  <w:p>
+    <w:pPr>
+      <w:pStyle w:val="Header"/>
+    </w:pPr>
   </w:p>
 </w:hdr>
 </file>
@@ -4093,7 +4236,6 @@
   <w:style w:type="character" w:default="1" w:styleId="DefaultParagraphFont">
     <w:name w:val="Default Paragraph Font"/>
     <w:uiPriority w:val="1"/>
-    <w:semiHidden/>
     <w:unhideWhenUsed/>
   </w:style>
   <w:style w:type="table" w:default="1" w:styleId="TableNormal">

--- a/electron/database/generate-document/templates/party-packing.docx
+++ b/electron/database/generate-document/templates/party-packing.docx
@@ -10,10 +10,10 @@
         <w:tblLook w:val="04A0" w:firstRow="1" w:lastRow="0" w:firstColumn="1" w:lastColumn="0" w:noHBand="0" w:noVBand="1"/>
       </w:tblPr>
       <w:tblGrid>
-        <w:gridCol w:w="3749"/>
-        <w:gridCol w:w="2398"/>
-        <w:gridCol w:w="2534"/>
-        <w:gridCol w:w="2425"/>
+        <w:gridCol w:w="3816"/>
+        <w:gridCol w:w="2416"/>
+        <w:gridCol w:w="2490"/>
+        <w:gridCol w:w="2384"/>
       </w:tblGrid>
       <w:tr>
         <w:trPr>
@@ -577,31 +577,51 @@
                 <w:sz w:val="20"/>
                 <w:szCs w:val="20"/>
               </w:rPr>
-              <w:t>{#isUK}</w:t>
-            </w:r>
-            <w:r>
-              <w:rPr>
-                <w:rFonts w:cstheme="minorHAnsi"/>
-                <w:sz w:val="20"/>
-                <w:szCs w:val="20"/>
-              </w:rPr>
-              <w:t>TELE: {</w:t>
-            </w:r>
-            <w:r>
-              <w:rPr>
-                <w:rFonts w:cstheme="minorHAnsi"/>
-                <w:sz w:val="20"/>
-                <w:szCs w:val="20"/>
-              </w:rPr>
-              <w:t>consigneePhone</w:t>
-            </w:r>
-            <w:r>
-              <w:rPr>
-                <w:rFonts w:cstheme="minorHAnsi"/>
-                <w:sz w:val="20"/>
-                <w:szCs w:val="20"/>
-              </w:rPr>
-              <w:t xml:space="preserve">} </w:t>
+              <w:t>{#</w:t>
+            </w:r>
+            <w:proofErr w:type="gramStart"/>
+            <w:r>
+              <w:rPr>
+                <w:rFonts w:cstheme="minorHAnsi"/>
+                <w:sz w:val="20"/>
+                <w:szCs w:val="20"/>
+              </w:rPr>
+              <w:t>isUK}</w:t>
+            </w:r>
+            <w:r>
+              <w:rPr>
+                <w:rFonts w:cstheme="minorHAnsi"/>
+                <w:sz w:val="20"/>
+                <w:szCs w:val="20"/>
+              </w:rPr>
+              <w:t>{</w:t>
+            </w:r>
+            <w:proofErr w:type="gramEnd"/>
+            <w:r>
+              <w:rPr>
+                <w:rFonts w:cstheme="minorHAnsi"/>
+                <w:sz w:val="20"/>
+                <w:szCs w:val="20"/>
+              </w:rPr>
+              <w:t>#</w:t>
+            </w:r>
+            <w:proofErr w:type="gramStart"/>
+            <w:r>
+              <w:rPr>
+                <w:rFonts w:cstheme="minorHAnsi"/>
+                <w:sz w:val="20"/>
+                <w:szCs w:val="20"/>
+              </w:rPr>
+              <w:t>consigneePhone}TELE</w:t>
+            </w:r>
+            <w:proofErr w:type="gramEnd"/>
+            <w:r>
+              <w:rPr>
+                <w:rFonts w:cstheme="minorHAnsi"/>
+                <w:sz w:val="20"/>
+                <w:szCs w:val="20"/>
+              </w:rPr>
+              <w:t xml:space="preserve">: {consigneePhone}{/consigneePhone} </w:t>
             </w:r>
           </w:p>
           <w:p>
@@ -618,39 +638,51 @@
                 <w:sz w:val="20"/>
                 <w:szCs w:val="20"/>
               </w:rPr>
-              <w:t>EMAIL</w:t>
-            </w:r>
-            <w:r>
-              <w:rPr>
-                <w:rFonts w:cstheme="minorHAnsi"/>
-                <w:sz w:val="20"/>
-                <w:szCs w:val="20"/>
-              </w:rPr>
-              <w:t>: {</w:t>
-            </w:r>
-            <w:r>
-              <w:rPr>
-                <w:rFonts w:cstheme="minorHAnsi"/>
-                <w:sz w:val="20"/>
-                <w:szCs w:val="20"/>
-              </w:rPr>
-              <w:t>consigneeEmail</w:t>
-            </w:r>
-            <w:r>
-              <w:rPr>
-                <w:rFonts w:cstheme="minorHAnsi"/>
-                <w:sz w:val="20"/>
-                <w:szCs w:val="20"/>
-              </w:rPr>
-              <w:t>}</w:t>
-            </w:r>
-            <w:r>
-              <w:rPr>
-                <w:rFonts w:cstheme="minorHAnsi"/>
-                <w:sz w:val="20"/>
-                <w:szCs w:val="20"/>
-              </w:rPr>
-              <w:t>{/isUK}</w:t>
+              <w:t>{#</w:t>
+            </w:r>
+            <w:proofErr w:type="gramStart"/>
+            <w:r>
+              <w:rPr>
+                <w:rFonts w:cstheme="minorHAnsi"/>
+                <w:sz w:val="20"/>
+                <w:szCs w:val="20"/>
+              </w:rPr>
+              <w:t>consigneeEmail}EMAIL</w:t>
+            </w:r>
+            <w:proofErr w:type="gramEnd"/>
+            <w:r>
+              <w:rPr>
+                <w:rFonts w:cstheme="minorHAnsi"/>
+                <w:sz w:val="20"/>
+                <w:szCs w:val="20"/>
+              </w:rPr>
+              <w:t>: {consigneeEmail}{/</w:t>
+            </w:r>
+            <w:proofErr w:type="gramStart"/>
+            <w:r>
+              <w:rPr>
+                <w:rFonts w:cstheme="minorHAnsi"/>
+                <w:sz w:val="20"/>
+                <w:szCs w:val="20"/>
+              </w:rPr>
+              <w:t>consigneeEmail}</w:t>
+            </w:r>
+            <w:r>
+              <w:rPr>
+                <w:rFonts w:cstheme="minorHAnsi"/>
+                <w:sz w:val="20"/>
+                <w:szCs w:val="20"/>
+              </w:rPr>
+              <w:t>{</w:t>
+            </w:r>
+            <w:proofErr w:type="gramEnd"/>
+            <w:r>
+              <w:rPr>
+                <w:rFonts w:cstheme="minorHAnsi"/>
+                <w:sz w:val="20"/>
+                <w:szCs w:val="20"/>
+              </w:rPr>
+              <w:t>/isUK}</w:t>
             </w:r>
           </w:p>
         </w:tc>
@@ -1720,7 +1752,73 @@
                       <w:sz w:val="20"/>
                       <w:szCs w:val="20"/>
                     </w:rPr>
-                    <w:t>{#isAus}ASW No{/isAus}{^isAus}Grade{/isAus}</w:t>
+                    <w:t>{#</w:t>
+                  </w:r>
+                  <w:proofErr w:type="gramStart"/>
+                  <w:r>
+                    <w:rPr>
+                      <w:rFonts w:cstheme="minorHAnsi"/>
+                      <w:b/>
+                      <w:bCs/>
+                      <w:sz w:val="20"/>
+                      <w:szCs w:val="20"/>
+                    </w:rPr>
+                    <w:t>isAus}ASW</w:t>
+                  </w:r>
+                  <w:proofErr w:type="gramEnd"/>
+                  <w:r>
+                    <w:rPr>
+                      <w:rFonts w:cstheme="minorHAnsi"/>
+                      <w:b/>
+                      <w:bCs/>
+                      <w:sz w:val="20"/>
+                      <w:szCs w:val="20"/>
+                    </w:rPr>
+                    <w:t xml:space="preserve"> No{/</w:t>
+                  </w:r>
+                  <w:proofErr w:type="gramStart"/>
+                  <w:r>
+                    <w:rPr>
+                      <w:rFonts w:cstheme="minorHAnsi"/>
+                      <w:b/>
+                      <w:bCs/>
+                      <w:sz w:val="20"/>
+                      <w:szCs w:val="20"/>
+                    </w:rPr>
+                    <w:t>isAus}{</w:t>
+                  </w:r>
+                  <w:proofErr w:type="gramEnd"/>
+                  <w:r>
+                    <w:rPr>
+                      <w:rFonts w:cstheme="minorHAnsi"/>
+                      <w:b/>
+                      <w:bCs/>
+                      <w:sz w:val="20"/>
+                      <w:szCs w:val="20"/>
+                    </w:rPr>
+                    <w:t>^</w:t>
+                  </w:r>
+                  <w:proofErr w:type="gramStart"/>
+                  <w:r>
+                    <w:rPr>
+                      <w:rFonts w:cstheme="minorHAnsi"/>
+                      <w:b/>
+                      <w:bCs/>
+                      <w:sz w:val="20"/>
+                      <w:szCs w:val="20"/>
+                    </w:rPr>
+                    <w:t>isAus}Grade</w:t>
+                  </w:r>
+                  <w:proofErr w:type="gramEnd"/>
+                  <w:r>
+                    <w:rPr>
+                      <w:rFonts w:cstheme="minorHAnsi"/>
+                      <w:b/>
+                      <w:bCs/>
+                      <w:sz w:val="20"/>
+                      <w:szCs w:val="20"/>
+                    </w:rPr>
+                    <w:t>{/isAus}</w:t>
                   </w:r>
                 </w:p>
               </w:tc>
@@ -1754,8 +1852,31 @@
                       <w:sz w:val="20"/>
                       <w:szCs w:val="20"/>
                     </w:rPr>
-                    <w:t xml:space="preserve">{#isAus}ASW </w:t>
-                  </w:r>
+                    <w:t>{#</w:t>
+                  </w:r>
+                  <w:proofErr w:type="gramStart"/>
+                  <w:r>
+                    <w:rPr>
+                      <w:rFonts w:cstheme="minorHAnsi"/>
+                      <w:b/>
+                      <w:bCs/>
+                      <w:sz w:val="20"/>
+                      <w:szCs w:val="20"/>
+                    </w:rPr>
+                    <w:t>isAus}ASW</w:t>
+                  </w:r>
+                  <w:proofErr w:type="gramEnd"/>
+                  <w:r>
+                    <w:rPr>
+                      <w:rFonts w:cstheme="minorHAnsi"/>
+                      <w:b/>
+                      <w:bCs/>
+                      <w:sz w:val="20"/>
+                      <w:szCs w:val="20"/>
+                    </w:rPr>
+                    <w:t xml:space="preserve"> </w:t>
+                  </w:r>
+                  <w:proofErr w:type="gramStart"/>
                   <w:r>
                     <w:rPr>
                       <w:rFonts w:cstheme="minorHAnsi"/>
@@ -1774,7 +1895,51 @@
                       <w:sz w:val="20"/>
                       <w:szCs w:val="20"/>
                     </w:rPr>
-                    <w:t>No{/isAus}{^isAus}</w:t>
+                    <w:t>No</w:t>
+                  </w:r>
+                  <w:proofErr w:type="gramEnd"/>
+                  <w:r>
+                    <w:rPr>
+                      <w:rFonts w:cstheme="minorHAnsi"/>
+                      <w:b/>
+                      <w:bCs/>
+                      <w:sz w:val="20"/>
+                      <w:szCs w:val="20"/>
+                    </w:rPr>
+                    <w:t>{/</w:t>
+                  </w:r>
+                  <w:proofErr w:type="gramStart"/>
+                  <w:r>
+                    <w:rPr>
+                      <w:rFonts w:cstheme="minorHAnsi"/>
+                      <w:b/>
+                      <w:bCs/>
+                      <w:sz w:val="20"/>
+                      <w:szCs w:val="20"/>
+                    </w:rPr>
+                    <w:t>isAus}{</w:t>
+                  </w:r>
+                  <w:proofErr w:type="gramEnd"/>
+                  <w:r>
+                    <w:rPr>
+                      <w:rFonts w:cstheme="minorHAnsi"/>
+                      <w:b/>
+                      <w:bCs/>
+                      <w:sz w:val="20"/>
+                      <w:szCs w:val="20"/>
+                    </w:rPr>
+                    <w:t>^</w:t>
+                  </w:r>
+                  <w:proofErr w:type="gramStart"/>
+                  <w:r>
+                    <w:rPr>
+                      <w:rFonts w:cstheme="minorHAnsi"/>
+                      <w:b/>
+                      <w:bCs/>
+                      <w:sz w:val="20"/>
+                      <w:szCs w:val="20"/>
+                    </w:rPr>
+                    <w:t>isAus}</w:t>
                   </w:r>
                   <w:r>
                     <w:rPr>
@@ -1786,6 +1951,7 @@
                     </w:rPr>
                     <w:t>Brand</w:t>
                   </w:r>
+                  <w:proofErr w:type="gramEnd"/>
                   <w:r>
                     <w:rPr>
                       <w:rFonts w:cstheme="minorHAnsi"/>
@@ -2030,7 +2196,29 @@
                       <w:sz w:val="20"/>
                       <w:szCs w:val="20"/>
                     </w:rPr>
-                    <w:t>Box Size In Inch</w:t>
+                    <w:t xml:space="preserve">Box Size </w:t>
+                  </w:r>
+                  <w:proofErr w:type="gramStart"/>
+                  <w:r>
+                    <w:rPr>
+                      <w:rFonts w:cstheme="minorHAnsi"/>
+                      <w:b/>
+                      <w:bCs/>
+                      <w:sz w:val="20"/>
+                      <w:szCs w:val="20"/>
+                    </w:rPr>
+                    <w:t>In</w:t>
+                  </w:r>
+                  <w:proofErr w:type="gramEnd"/>
+                  <w:r>
+                    <w:rPr>
+                      <w:rFonts w:cstheme="minorHAnsi"/>
+                      <w:b/>
+                      <w:bCs/>
+                      <w:sz w:val="20"/>
+                      <w:szCs w:val="20"/>
+                    </w:rPr>
+                    <w:t xml:space="preserve"> Inch</w:t>
                   </w:r>
                 </w:p>
               </w:tc>
@@ -2183,25 +2371,63 @@
                       <w:sz w:val="18"/>
                       <w:szCs w:val="18"/>
                     </w:rPr>
-                    <w:t>{#invoiceItems</w:t>
-                  </w:r>
+                    <w:t>{#</w:t>
+                  </w:r>
+                  <w:proofErr w:type="gramStart"/>
                   <w:r>
                     <w:rPr>
                       <w:rFonts w:cstheme="minorHAnsi"/>
                       <w:sz w:val="18"/>
                       <w:szCs w:val="18"/>
                     </w:rPr>
-                    <w:t>}{#showThickness}</w:t>
-                  </w:r>
-                  <w:r>
-                    <w:rPr>
-                      <w:rFonts w:cstheme="minorHAnsi"/>
-                      <w:b/>
-                      <w:bCs/>
+                    <w:t>invoiceItems</w:t>
+                  </w:r>
+                  <w:r>
+                    <w:rPr>
+                      <w:rFonts w:cstheme="minorHAnsi"/>
                       <w:sz w:val="18"/>
                       <w:szCs w:val="18"/>
                     </w:rPr>
-                    <w:t>{thicknessDetail</w:t>
+                    <w:t>}{</w:t>
+                  </w:r>
+                  <w:proofErr w:type="gramEnd"/>
+                  <w:r>
+                    <w:rPr>
+                      <w:rFonts w:cstheme="minorHAnsi"/>
+                      <w:sz w:val="18"/>
+                      <w:szCs w:val="18"/>
+                    </w:rPr>
+                    <w:t>#</w:t>
+                  </w:r>
+                  <w:proofErr w:type="gramStart"/>
+                  <w:r>
+                    <w:rPr>
+                      <w:rFonts w:cstheme="minorHAnsi"/>
+                      <w:sz w:val="18"/>
+                      <w:szCs w:val="18"/>
+                    </w:rPr>
+                    <w:t>showThickness}</w:t>
+                  </w:r>
+                  <w:r>
+                    <w:rPr>
+                      <w:rFonts w:cstheme="minorHAnsi"/>
+                      <w:b/>
+                      <w:bCs/>
+                      <w:sz w:val="18"/>
+                      <w:szCs w:val="18"/>
+                    </w:rPr>
+                    <w:t>{</w:t>
+                  </w:r>
+                  <w:proofErr w:type="gramEnd"/>
+                  <w:r>
+                    <w:rPr>
+                      <w:rFonts w:cstheme="minorHAnsi"/>
+                      <w:b/>
+                      <w:bCs/>
+                      <w:sz w:val="18"/>
+                      <w:szCs w:val="18"/>
+                    </w:rPr>
+                    <w:t>thicknessDetail</w:t>
                   </w:r>
                   <w:r>
                     <w:rPr>
@@ -2645,7 +2871,25 @@
                       <w:sz w:val="18"/>
                       <w:szCs w:val="18"/>
                     </w:rPr>
-                    <w:t>{/invoices}{/invoiceItems}</w:t>
+                    <w:t>{/</w:t>
+                  </w:r>
+                  <w:proofErr w:type="gramStart"/>
+                  <w:r>
+                    <w:rPr>
+                      <w:rFonts w:cstheme="minorHAnsi"/>
+                      <w:sz w:val="18"/>
+                      <w:szCs w:val="18"/>
+                    </w:rPr>
+                    <w:t>invoices}{</w:t>
+                  </w:r>
+                  <w:proofErr w:type="gramEnd"/>
+                  <w:r>
+                    <w:rPr>
+                      <w:rFonts w:cstheme="minorHAnsi"/>
+                      <w:sz w:val="18"/>
+                      <w:szCs w:val="18"/>
+                    </w:rPr>
+                    <w:t>/invoiceItems}</w:t>
                   </w:r>
                 </w:p>
               </w:tc>
@@ -3416,7 +3660,16 @@
         <w:bCs/>
         <w:spacing w:val="60"/>
       </w:rPr>
-      <w:t xml:space="preserve">  </w:t>
+      <w:t xml:space="preserve"> </w:t>
+    </w:r>
+    <w:proofErr w:type="gramStart"/>
+    <w:r>
+      <w:rPr>
+        <w:b/>
+        <w:bCs/>
+        <w:spacing w:val="60"/>
+      </w:rPr>
+      <w:t xml:space="preserve"> </w:t>
     </w:r>
     <w:r>
       <w:rPr>
@@ -3440,7 +3693,16 @@
         <w:bCs/>
         <w:spacing w:val="60"/>
       </w:rPr>
-      <w:t>(I)</w:t>
+      <w:t>(</w:t>
+    </w:r>
+    <w:proofErr w:type="gramEnd"/>
+    <w:r>
+      <w:rPr>
+        <w:b/>
+        <w:bCs/>
+        <w:spacing w:val="60"/>
+      </w:rPr>
+      <w:t>I)</w:t>
     </w:r>
     <w:r>
       <w:rPr>

--- a/electron/database/generate-document/templates/party-packing.docx
+++ b/electron/database/generate-document/templates/party-packing.docx
@@ -10,10 +10,10 @@
         <w:tblLook w:val="04A0" w:firstRow="1" w:lastRow="0" w:firstColumn="1" w:lastColumn="0" w:noHBand="0" w:noVBand="1"/>
       </w:tblPr>
       <w:tblGrid>
-        <w:gridCol w:w="3816"/>
-        <w:gridCol w:w="2416"/>
-        <w:gridCol w:w="2490"/>
-        <w:gridCol w:w="2384"/>
+        <w:gridCol w:w="3847"/>
+        <w:gridCol w:w="2443"/>
+        <w:gridCol w:w="2406"/>
+        <w:gridCol w:w="2410"/>
       </w:tblGrid>
       <w:tr>
         <w:trPr>
@@ -211,7 +211,21 @@
               <w:rPr>
                 <w:rFonts w:cstheme="minorHAnsi"/>
               </w:rPr>
-              <w:t>{modifyInvNo}</w:t>
+              <w:t>{</w:t>
+            </w:r>
+            <w:proofErr w:type="spellStart"/>
+            <w:r>
+              <w:rPr>
+                <w:rFonts w:cstheme="minorHAnsi"/>
+              </w:rPr>
+              <w:t>modifyInvNo</w:t>
+            </w:r>
+            <w:proofErr w:type="spellEnd"/>
+            <w:r>
+              <w:rPr>
+                <w:rFonts w:cstheme="minorHAnsi"/>
+              </w:rPr>
+              <w:t>}</w:t>
             </w:r>
           </w:p>
         </w:tc>
@@ -247,12 +261,14 @@
               </w:rPr>
               <w:t>{</w:t>
             </w:r>
+            <w:proofErr w:type="spellStart"/>
             <w:r>
               <w:rPr>
                 <w:rFonts w:cstheme="minorHAnsi"/>
               </w:rPr>
               <w:t>invoiceDate</w:t>
             </w:r>
+            <w:proofErr w:type="spellEnd"/>
             <w:r>
               <w:rPr>
                 <w:rFonts w:cstheme="minorHAnsi"/>
@@ -315,12 +331,14 @@
               </w:rPr>
               <w:t>{</w:t>
             </w:r>
-            <w:r>
-              <w:rPr>
-                <w:rFonts w:cstheme="minorHAnsi"/>
-              </w:rPr>
-              <w:t>buyersOrderNo</w:t>
-            </w:r>
+            <w:proofErr w:type="spellStart"/>
+            <w:r>
+              <w:rPr>
+                <w:rFonts w:cstheme="minorHAnsi"/>
+              </w:rPr>
+              <w:t>invoicePiNo</w:t>
+            </w:r>
+            <w:proofErr w:type="spellEnd"/>
             <w:r>
               <w:rPr>
                 <w:rFonts w:cstheme="minorHAnsi"/>
@@ -362,12 +380,14 @@
               </w:rPr>
               <w:t>{</w:t>
             </w:r>
+            <w:proofErr w:type="spellStart"/>
             <w:r>
               <w:rPr>
                 <w:rFonts w:cstheme="minorHAnsi"/>
               </w:rPr>
               <w:t>orderDate</w:t>
             </w:r>
+            <w:proofErr w:type="spellEnd"/>
             <w:r>
               <w:rPr>
                 <w:rFonts w:cstheme="minorHAnsi"/>
@@ -432,6 +452,7 @@
               </w:rPr>
               <w:t>{</w:t>
             </w:r>
+            <w:proofErr w:type="spellStart"/>
             <w:r>
               <w:rPr>
                 <w:rFonts w:cstheme="minorHAnsi"/>
@@ -440,6 +461,7 @@
               </w:rPr>
               <w:t>consigneeName</w:t>
             </w:r>
+            <w:proofErr w:type="spellEnd"/>
             <w:r>
               <w:rPr>
                 <w:rFonts w:cstheme="minorHAnsi"/>
@@ -465,6 +487,7 @@
               </w:rPr>
               <w:t>{</w:t>
             </w:r>
+            <w:proofErr w:type="spellStart"/>
             <w:r>
               <w:rPr>
                 <w:rFonts w:cstheme="minorHAnsi"/>
@@ -473,6 +496,7 @@
               </w:rPr>
               <w:t>consigneeAddress</w:t>
             </w:r>
+            <w:proofErr w:type="spellEnd"/>
             <w:r>
               <w:rPr>
                 <w:rFonts w:cstheme="minorHAnsi"/>
@@ -481,6 +505,7 @@
               </w:rPr>
               <w:t>} {</w:t>
             </w:r>
+            <w:proofErr w:type="spellStart"/>
             <w:r>
               <w:rPr>
                 <w:rFonts w:cstheme="minorHAnsi"/>
@@ -489,6 +514,7 @@
               </w:rPr>
               <w:t>consigneeCity</w:t>
             </w:r>
+            <w:proofErr w:type="spellEnd"/>
             <w:r>
               <w:rPr>
                 <w:rFonts w:cstheme="minorHAnsi"/>
@@ -497,6 +523,7 @@
               </w:rPr>
               <w:t>} {</w:t>
             </w:r>
+            <w:proofErr w:type="spellStart"/>
             <w:r>
               <w:rPr>
                 <w:rFonts w:cstheme="minorHAnsi"/>
@@ -505,6 +532,7 @@
               </w:rPr>
               <w:t>consigneeState</w:t>
             </w:r>
+            <w:proofErr w:type="spellEnd"/>
             <w:r>
               <w:rPr>
                 <w:rFonts w:cstheme="minorHAnsi"/>
@@ -530,6 +558,7 @@
               </w:rPr>
               <w:t>{</w:t>
             </w:r>
+            <w:proofErr w:type="spellStart"/>
             <w:r>
               <w:rPr>
                 <w:rFonts w:cstheme="minorHAnsi"/>
@@ -538,6 +567,7 @@
               </w:rPr>
               <w:t>consigneeCountry</w:t>
             </w:r>
+            <w:proofErr w:type="spellEnd"/>
             <w:r>
               <w:rPr>
                 <w:rFonts w:cstheme="minorHAnsi"/>
@@ -546,6 +576,7 @@
               </w:rPr>
               <w:t>} {</w:t>
             </w:r>
+            <w:proofErr w:type="spellStart"/>
             <w:r>
               <w:rPr>
                 <w:rFonts w:cstheme="minorHAnsi"/>
@@ -554,6 +585,7 @@
               </w:rPr>
               <w:t>consigneeZip</w:t>
             </w:r>
+            <w:proofErr w:type="spellEnd"/>
             <w:r>
               <w:rPr>
                 <w:rFonts w:cstheme="minorHAnsi"/>
@@ -577,51 +609,51 @@
                 <w:sz w:val="20"/>
                 <w:szCs w:val="20"/>
               </w:rPr>
-              <w:t>{#</w:t>
-            </w:r>
-            <w:proofErr w:type="gramStart"/>
-            <w:r>
-              <w:rPr>
-                <w:rFonts w:cstheme="minorHAnsi"/>
-                <w:sz w:val="20"/>
-                <w:szCs w:val="20"/>
-              </w:rPr>
-              <w:t>isUK}</w:t>
-            </w:r>
-            <w:r>
-              <w:rPr>
-                <w:rFonts w:cstheme="minorHAnsi"/>
-                <w:sz w:val="20"/>
-                <w:szCs w:val="20"/>
-              </w:rPr>
-              <w:t>{</w:t>
-            </w:r>
-            <w:proofErr w:type="gramEnd"/>
-            <w:r>
-              <w:rPr>
-                <w:rFonts w:cstheme="minorHAnsi"/>
-                <w:sz w:val="20"/>
-                <w:szCs w:val="20"/>
-              </w:rPr>
-              <w:t>#</w:t>
-            </w:r>
-            <w:proofErr w:type="gramStart"/>
-            <w:r>
-              <w:rPr>
-                <w:rFonts w:cstheme="minorHAnsi"/>
-                <w:sz w:val="20"/>
-                <w:szCs w:val="20"/>
-              </w:rPr>
-              <w:t>consigneePhone}TELE</w:t>
-            </w:r>
-            <w:proofErr w:type="gramEnd"/>
-            <w:r>
-              <w:rPr>
-                <w:rFonts w:cstheme="minorHAnsi"/>
-                <w:sz w:val="20"/>
-                <w:szCs w:val="20"/>
-              </w:rPr>
-              <w:t xml:space="preserve">: {consigneePhone}{/consigneePhone} </w:t>
+              <w:t>{#isUK}</w:t>
+            </w:r>
+            <w:r>
+              <w:rPr>
+                <w:rFonts w:cstheme="minorHAnsi"/>
+                <w:sz w:val="20"/>
+                <w:szCs w:val="20"/>
+              </w:rPr>
+              <w:t>{#consigneePhone}TELE: {</w:t>
+            </w:r>
+            <w:proofErr w:type="spellStart"/>
+            <w:r>
+              <w:rPr>
+                <w:rFonts w:cstheme="minorHAnsi"/>
+                <w:sz w:val="20"/>
+                <w:szCs w:val="20"/>
+              </w:rPr>
+              <w:t>consigneePhone</w:t>
+            </w:r>
+            <w:proofErr w:type="spellEnd"/>
+            <w:r>
+              <w:rPr>
+                <w:rFonts w:cstheme="minorHAnsi"/>
+                <w:sz w:val="20"/>
+                <w:szCs w:val="20"/>
+              </w:rPr>
+              <w:t>}{/</w:t>
+            </w:r>
+            <w:proofErr w:type="spellStart"/>
+            <w:r>
+              <w:rPr>
+                <w:rFonts w:cstheme="minorHAnsi"/>
+                <w:sz w:val="20"/>
+                <w:szCs w:val="20"/>
+              </w:rPr>
+              <w:t>consigneePhone</w:t>
+            </w:r>
+            <w:proofErr w:type="spellEnd"/>
+            <w:r>
+              <w:rPr>
+                <w:rFonts w:cstheme="minorHAnsi"/>
+                <w:sz w:val="20"/>
+                <w:szCs w:val="20"/>
+              </w:rPr>
+              <w:t xml:space="preserve">} </w:t>
             </w:r>
           </w:p>
           <w:p>
@@ -638,51 +670,69 @@
                 <w:sz w:val="20"/>
                 <w:szCs w:val="20"/>
               </w:rPr>
-              <w:t>{#</w:t>
-            </w:r>
-            <w:proofErr w:type="gramStart"/>
-            <w:r>
-              <w:rPr>
-                <w:rFonts w:cstheme="minorHAnsi"/>
-                <w:sz w:val="20"/>
-                <w:szCs w:val="20"/>
-              </w:rPr>
-              <w:t>consigneeEmail}EMAIL</w:t>
-            </w:r>
-            <w:proofErr w:type="gramEnd"/>
-            <w:r>
-              <w:rPr>
-                <w:rFonts w:cstheme="minorHAnsi"/>
-                <w:sz w:val="20"/>
-                <w:szCs w:val="20"/>
-              </w:rPr>
-              <w:t>: {consigneeEmail}{/</w:t>
-            </w:r>
-            <w:proofErr w:type="gramStart"/>
-            <w:r>
-              <w:rPr>
-                <w:rFonts w:cstheme="minorHAnsi"/>
-                <w:sz w:val="20"/>
-                <w:szCs w:val="20"/>
-              </w:rPr>
-              <w:t>consigneeEmail}</w:t>
-            </w:r>
-            <w:r>
-              <w:rPr>
-                <w:rFonts w:cstheme="minorHAnsi"/>
-                <w:sz w:val="20"/>
-                <w:szCs w:val="20"/>
-              </w:rPr>
-              <w:t>{</w:t>
-            </w:r>
-            <w:proofErr w:type="gramEnd"/>
-            <w:r>
-              <w:rPr>
-                <w:rFonts w:cstheme="minorHAnsi"/>
-                <w:sz w:val="20"/>
-                <w:szCs w:val="20"/>
-              </w:rPr>
-              <w:t>/isUK}</w:t>
+              <w:t>{#consigneeEmail}EMAIL: {</w:t>
+            </w:r>
+            <w:proofErr w:type="spellStart"/>
+            <w:r>
+              <w:rPr>
+                <w:rFonts w:cstheme="minorHAnsi"/>
+                <w:sz w:val="20"/>
+                <w:szCs w:val="20"/>
+              </w:rPr>
+              <w:t>consigneeEmail</w:t>
+            </w:r>
+            <w:proofErr w:type="spellEnd"/>
+            <w:r>
+              <w:rPr>
+                <w:rFonts w:cstheme="minorHAnsi"/>
+                <w:sz w:val="20"/>
+                <w:szCs w:val="20"/>
+              </w:rPr>
+              <w:t>}{/</w:t>
+            </w:r>
+            <w:proofErr w:type="spellStart"/>
+            <w:r>
+              <w:rPr>
+                <w:rFonts w:cstheme="minorHAnsi"/>
+                <w:sz w:val="20"/>
+                <w:szCs w:val="20"/>
+              </w:rPr>
+              <w:t>consigneeEmail</w:t>
+            </w:r>
+            <w:proofErr w:type="spellEnd"/>
+            <w:r>
+              <w:rPr>
+                <w:rFonts w:cstheme="minorHAnsi"/>
+                <w:sz w:val="20"/>
+                <w:szCs w:val="20"/>
+              </w:rPr>
+              <w:t>}</w:t>
+            </w:r>
+            <w:r>
+              <w:rPr>
+                <w:rFonts w:cstheme="minorHAnsi"/>
+                <w:sz w:val="20"/>
+                <w:szCs w:val="20"/>
+              </w:rPr>
+              <w:t>{/</w:t>
+            </w:r>
+            <w:proofErr w:type="spellStart"/>
+            <w:r>
+              <w:rPr>
+                <w:rFonts w:cstheme="minorHAnsi"/>
+                <w:sz w:val="20"/>
+                <w:szCs w:val="20"/>
+              </w:rPr>
+              <w:t>isUK</w:t>
+            </w:r>
+            <w:proofErr w:type="spellEnd"/>
+            <w:r>
+              <w:rPr>
+                <w:rFonts w:cstheme="minorHAnsi"/>
+                <w:sz w:val="20"/>
+                <w:szCs w:val="20"/>
+              </w:rPr>
+              <w:t>}</w:t>
             </w:r>
           </w:p>
         </w:tc>
@@ -728,6 +778,7 @@
               </w:rPr>
               <w:t>{</w:t>
             </w:r>
+            <w:proofErr w:type="spellStart"/>
             <w:r>
               <w:rPr>
                 <w:rFonts w:cstheme="minorHAnsi"/>
@@ -736,6 +787,7 @@
               </w:rPr>
               <w:t>buyerName</w:t>
             </w:r>
+            <w:proofErr w:type="spellEnd"/>
             <w:r>
               <w:rPr>
                 <w:rFonts w:cstheme="minorHAnsi"/>
@@ -761,6 +813,7 @@
               </w:rPr>
               <w:t>{</w:t>
             </w:r>
+            <w:proofErr w:type="spellStart"/>
             <w:r>
               <w:rPr>
                 <w:rFonts w:cstheme="minorHAnsi"/>
@@ -769,6 +822,7 @@
               </w:rPr>
               <w:t>buyerAddress</w:t>
             </w:r>
+            <w:proofErr w:type="spellEnd"/>
             <w:r>
               <w:rPr>
                 <w:rFonts w:cstheme="minorHAnsi"/>
@@ -777,6 +831,7 @@
               </w:rPr>
               <w:t>} {</w:t>
             </w:r>
+            <w:proofErr w:type="spellStart"/>
             <w:r>
               <w:rPr>
                 <w:rFonts w:cstheme="minorHAnsi"/>
@@ -785,6 +840,7 @@
               </w:rPr>
               <w:t>buyerCity</w:t>
             </w:r>
+            <w:proofErr w:type="spellEnd"/>
             <w:r>
               <w:rPr>
                 <w:rFonts w:cstheme="minorHAnsi"/>
@@ -793,6 +849,7 @@
               </w:rPr>
               <w:t>} {</w:t>
             </w:r>
+            <w:proofErr w:type="spellStart"/>
             <w:r>
               <w:rPr>
                 <w:rFonts w:cstheme="minorHAnsi"/>
@@ -801,6 +858,7 @@
               </w:rPr>
               <w:t>buyerState</w:t>
             </w:r>
+            <w:proofErr w:type="spellEnd"/>
             <w:r>
               <w:rPr>
                 <w:rFonts w:cstheme="minorHAnsi"/>
@@ -826,6 +884,7 @@
               </w:rPr>
               <w:t>{</w:t>
             </w:r>
+            <w:proofErr w:type="spellStart"/>
             <w:r>
               <w:rPr>
                 <w:rFonts w:cstheme="minorHAnsi"/>
@@ -834,6 +893,7 @@
               </w:rPr>
               <w:t>buyerCountry</w:t>
             </w:r>
+            <w:proofErr w:type="spellEnd"/>
             <w:r>
               <w:rPr>
                 <w:rFonts w:cstheme="minorHAnsi"/>
@@ -842,6 +902,7 @@
               </w:rPr>
               <w:t>} {</w:t>
             </w:r>
+            <w:proofErr w:type="spellStart"/>
             <w:r>
               <w:rPr>
                 <w:rFonts w:cstheme="minorHAnsi"/>
@@ -850,6 +911,7 @@
               </w:rPr>
               <w:t>buyerZip</w:t>
             </w:r>
+            <w:proofErr w:type="spellEnd"/>
             <w:r>
               <w:rPr>
                 <w:rFonts w:cstheme="minorHAnsi"/>
@@ -921,6 +983,7 @@
               </w:rPr>
               <w:t>{</w:t>
             </w:r>
+            <w:proofErr w:type="spellStart"/>
             <w:r>
               <w:rPr>
                 <w:rFonts w:cstheme="minorHAnsi"/>
@@ -929,6 +992,7 @@
               </w:rPr>
               <w:t>originOfGoods</w:t>
             </w:r>
+            <w:proofErr w:type="spellEnd"/>
             <w:r>
               <w:rPr>
                 <w:rFonts w:cstheme="minorHAnsi"/>
@@ -979,6 +1043,7 @@
               </w:rPr>
               <w:t>{</w:t>
             </w:r>
+            <w:proofErr w:type="spellStart"/>
             <w:r>
               <w:rPr>
                 <w:rFonts w:cstheme="minorHAnsi"/>
@@ -987,6 +1052,7 @@
               </w:rPr>
               <w:t>finalDestination</w:t>
             </w:r>
+            <w:proofErr w:type="spellEnd"/>
             <w:r>
               <w:rPr>
                 <w:rFonts w:cstheme="minorHAnsi"/>
@@ -1063,6 +1129,7 @@
               </w:rPr>
               <w:t>{</w:t>
             </w:r>
+            <w:proofErr w:type="spellStart"/>
             <w:r>
               <w:rPr>
                 <w:rFonts w:cstheme="minorHAnsi"/>
@@ -1071,6 +1138,7 @@
               </w:rPr>
               <w:t>termOfDeliveryAndPayment</w:t>
             </w:r>
+            <w:proofErr w:type="spellEnd"/>
             <w:r>
               <w:rPr>
                 <w:rFonts w:cstheme="minorHAnsi"/>
@@ -1106,6 +1174,7 @@
                 <w:szCs w:val="20"/>
               </w:rPr>
             </w:pPr>
+            <w:proofErr w:type="spellStart"/>
             <w:r>
               <w:rPr>
                 <w:rFonts w:ascii="SansSerif" w:hAnsi="SansSerif" w:cs="SansSerif"/>
@@ -1113,7 +1182,17 @@
                 <w:sz w:val="20"/>
                 <w:szCs w:val="20"/>
               </w:rPr>
-              <w:t>Precarriage by:</w:t>
+              <w:t>Precarriage</w:t>
+            </w:r>
+            <w:proofErr w:type="spellEnd"/>
+            <w:r>
+              <w:rPr>
+                <w:rFonts w:ascii="SansSerif" w:hAnsi="SansSerif" w:cs="SansSerif"/>
+                <w:color w:val="000000"/>
+                <w:sz w:val="20"/>
+                <w:szCs w:val="20"/>
+              </w:rPr>
+              <w:t xml:space="preserve"> by:</w:t>
             </w:r>
           </w:p>
           <w:p>
@@ -1133,6 +1212,7 @@
               </w:rPr>
               <w:t>{</w:t>
             </w:r>
+            <w:proofErr w:type="spellStart"/>
             <w:r>
               <w:rPr>
                 <w:rFonts w:cstheme="minorHAnsi"/>
@@ -1141,6 +1221,7 @@
               </w:rPr>
               <w:t>precarriageBy</w:t>
             </w:r>
+            <w:proofErr w:type="spellEnd"/>
             <w:r>
               <w:rPr>
                 <w:rFonts w:cstheme="minorHAnsi"/>
@@ -1201,6 +1282,7 @@
               </w:rPr>
               <w:t>{</w:t>
             </w:r>
+            <w:proofErr w:type="spellStart"/>
             <w:r>
               <w:rPr>
                 <w:rFonts w:ascii="SansSerif" w:hAnsi="SansSerif" w:cs="SansSerif"/>
@@ -1210,6 +1292,7 @@
               </w:rPr>
               <w:t>placeOfReceipt</w:t>
             </w:r>
+            <w:proofErr w:type="spellEnd"/>
             <w:r>
               <w:rPr>
                 <w:rFonts w:ascii="SansSerif" w:hAnsi="SansSerif" w:cs="SansSerif"/>
@@ -1299,6 +1382,7 @@
               </w:rPr>
               <w:t>{</w:t>
             </w:r>
+            <w:proofErr w:type="spellStart"/>
             <w:r>
               <w:rPr>
                 <w:rFonts w:ascii="SansSerif" w:hAnsi="SansSerif" w:cs="SansSerif"/>
@@ -1308,6 +1392,7 @@
               </w:rPr>
               <w:t>vesselNo</w:t>
             </w:r>
+            <w:proofErr w:type="spellEnd"/>
             <w:r>
               <w:rPr>
                 <w:rFonts w:ascii="SansSerif" w:hAnsi="SansSerif" w:cs="SansSerif"/>
@@ -1369,6 +1454,7 @@
               </w:rPr>
               <w:t>{</w:t>
             </w:r>
+            <w:proofErr w:type="spellStart"/>
             <w:r>
               <w:rPr>
                 <w:rFonts w:ascii="SansSerif" w:hAnsi="SansSerif" w:cs="SansSerif"/>
@@ -1378,6 +1464,7 @@
               </w:rPr>
               <w:t>portOfLoading</w:t>
             </w:r>
+            <w:proofErr w:type="spellEnd"/>
             <w:r>
               <w:rPr>
                 <w:rFonts w:ascii="SansSerif" w:hAnsi="SansSerif" w:cs="SansSerif"/>
@@ -1462,6 +1549,7 @@
               </w:rPr>
               <w:t>{</w:t>
             </w:r>
+            <w:proofErr w:type="spellStart"/>
             <w:r>
               <w:rPr>
                 <w:rFonts w:ascii="SansSerif" w:hAnsi="SansSerif" w:cs="SansSerif"/>
@@ -1471,6 +1559,7 @@
               </w:rPr>
               <w:t>portOfDischarge</w:t>
             </w:r>
+            <w:proofErr w:type="spellEnd"/>
             <w:r>
               <w:rPr>
                 <w:rFonts w:ascii="SansSerif" w:hAnsi="SansSerif" w:cs="SansSerif"/>
@@ -1528,6 +1617,7 @@
               </w:rPr>
               <w:t>{</w:t>
             </w:r>
+            <w:proofErr w:type="spellStart"/>
             <w:r>
               <w:rPr>
                 <w:rFonts w:ascii="SansSerif" w:hAnsi="SansSerif" w:cs="SansSerif"/>
@@ -1537,6 +1627,7 @@
               </w:rPr>
               <w:t>finalDestination</w:t>
             </w:r>
+            <w:proofErr w:type="spellEnd"/>
             <w:r>
               <w:rPr>
                 <w:rFonts w:ascii="SansSerif" w:hAnsi="SansSerif" w:cs="SansSerif"/>
@@ -1607,6 +1698,7 @@
               </w:rPr>
               <w:t>{</w:t>
             </w:r>
+            <w:proofErr w:type="spellStart"/>
             <w:r>
               <w:rPr>
                 <w:rFonts w:cstheme="minorHAnsi"/>
@@ -1615,6 +1707,7 @@
               </w:rPr>
               <w:t>privateRemark</w:t>
             </w:r>
+            <w:proofErr w:type="spellEnd"/>
             <w:r>
               <w:rPr>
                 <w:rFonts w:cstheme="minorHAnsi"/>
@@ -1752,73 +1845,73 @@
                       <w:sz w:val="20"/>
                       <w:szCs w:val="20"/>
                     </w:rPr>
-                    <w:t>{#</w:t>
-                  </w:r>
-                  <w:proofErr w:type="gramStart"/>
-                  <w:r>
-                    <w:rPr>
-                      <w:rFonts w:cstheme="minorHAnsi"/>
-                      <w:b/>
-                      <w:bCs/>
-                      <w:sz w:val="20"/>
-                      <w:szCs w:val="20"/>
-                    </w:rPr>
-                    <w:t>isAus}ASW</w:t>
-                  </w:r>
-                  <w:proofErr w:type="gramEnd"/>
-                  <w:r>
-                    <w:rPr>
-                      <w:rFonts w:cstheme="minorHAnsi"/>
-                      <w:b/>
-                      <w:bCs/>
-                      <w:sz w:val="20"/>
-                      <w:szCs w:val="20"/>
-                    </w:rPr>
-                    <w:t xml:space="preserve"> No{/</w:t>
-                  </w:r>
-                  <w:proofErr w:type="gramStart"/>
-                  <w:r>
-                    <w:rPr>
-                      <w:rFonts w:cstheme="minorHAnsi"/>
-                      <w:b/>
-                      <w:bCs/>
-                      <w:sz w:val="20"/>
-                      <w:szCs w:val="20"/>
-                    </w:rPr>
-                    <w:t>isAus}{</w:t>
-                  </w:r>
-                  <w:proofErr w:type="gramEnd"/>
-                  <w:r>
-                    <w:rPr>
-                      <w:rFonts w:cstheme="minorHAnsi"/>
-                      <w:b/>
-                      <w:bCs/>
-                      <w:sz w:val="20"/>
-                      <w:szCs w:val="20"/>
-                    </w:rPr>
-                    <w:t>^</w:t>
-                  </w:r>
-                  <w:proofErr w:type="gramStart"/>
-                  <w:r>
-                    <w:rPr>
-                      <w:rFonts w:cstheme="minorHAnsi"/>
-                      <w:b/>
-                      <w:bCs/>
-                      <w:sz w:val="20"/>
-                      <w:szCs w:val="20"/>
-                    </w:rPr>
-                    <w:t>isAus}Grade</w:t>
-                  </w:r>
-                  <w:proofErr w:type="gramEnd"/>
-                  <w:r>
-                    <w:rPr>
-                      <w:rFonts w:cstheme="minorHAnsi"/>
-                      <w:b/>
-                      <w:bCs/>
-                      <w:sz w:val="20"/>
-                      <w:szCs w:val="20"/>
-                    </w:rPr>
-                    <w:t>{/isAus}</w:t>
+                    <w:t>{#isAus}ASW No{/</w:t>
+                  </w:r>
+                  <w:proofErr w:type="spellStart"/>
+                  <w:r>
+                    <w:rPr>
+                      <w:rFonts w:cstheme="minorHAnsi"/>
+                      <w:b/>
+                      <w:bCs/>
+                      <w:sz w:val="20"/>
+                      <w:szCs w:val="20"/>
+                    </w:rPr>
+                    <w:t>isAus</w:t>
+                  </w:r>
+                  <w:proofErr w:type="spellEnd"/>
+                  <w:r>
+                    <w:rPr>
+                      <w:rFonts w:cstheme="minorHAnsi"/>
+                      <w:b/>
+                      <w:bCs/>
+                      <w:sz w:val="20"/>
+                      <w:szCs w:val="20"/>
+                    </w:rPr>
+                    <w:t>}{^</w:t>
+                  </w:r>
+                  <w:proofErr w:type="spellStart"/>
+                  <w:r>
+                    <w:rPr>
+                      <w:rFonts w:cstheme="minorHAnsi"/>
+                      <w:b/>
+                      <w:bCs/>
+                      <w:sz w:val="20"/>
+                      <w:szCs w:val="20"/>
+                    </w:rPr>
+                    <w:t>isAus</w:t>
+                  </w:r>
+                  <w:proofErr w:type="spellEnd"/>
+                  <w:r>
+                    <w:rPr>
+                      <w:rFonts w:cstheme="minorHAnsi"/>
+                      <w:b/>
+                      <w:bCs/>
+                      <w:sz w:val="20"/>
+                      <w:szCs w:val="20"/>
+                    </w:rPr>
+                    <w:t>}Grade{/</w:t>
+                  </w:r>
+                  <w:proofErr w:type="spellStart"/>
+                  <w:r>
+                    <w:rPr>
+                      <w:rFonts w:cstheme="minorHAnsi"/>
+                      <w:b/>
+                      <w:bCs/>
+                      <w:sz w:val="20"/>
+                      <w:szCs w:val="20"/>
+                    </w:rPr>
+                    <w:t>isAus</w:t>
+                  </w:r>
+                  <w:proofErr w:type="spellEnd"/>
+                  <w:r>
+                    <w:rPr>
+                      <w:rFonts w:cstheme="minorHAnsi"/>
+                      <w:b/>
+                      <w:bCs/>
+                      <w:sz w:val="20"/>
+                      <w:szCs w:val="20"/>
+                    </w:rPr>
+                    <w:t>}</w:t>
                   </w:r>
                 </w:p>
               </w:tc>
@@ -1852,31 +1945,9 @@
                       <w:sz w:val="20"/>
                       <w:szCs w:val="20"/>
                     </w:rPr>
-                    <w:t>{#</w:t>
-                  </w:r>
-                  <w:proofErr w:type="gramStart"/>
-                  <w:r>
-                    <w:rPr>
-                      <w:rFonts w:cstheme="minorHAnsi"/>
-                      <w:b/>
-                      <w:bCs/>
-                      <w:sz w:val="20"/>
-                      <w:szCs w:val="20"/>
-                    </w:rPr>
-                    <w:t>isAus}ASW</w:t>
-                  </w:r>
-                  <w:proofErr w:type="gramEnd"/>
-                  <w:r>
-                    <w:rPr>
-                      <w:rFonts w:cstheme="minorHAnsi"/>
-                      <w:b/>
-                      <w:bCs/>
-                      <w:sz w:val="20"/>
-                      <w:szCs w:val="20"/>
-                    </w:rPr>
-                    <w:t xml:space="preserve"> </w:t>
-                  </w:r>
-                  <w:proofErr w:type="gramStart"/>
+                    <w:t xml:space="preserve">{#isAus}ASW </w:t>
+                  </w:r>
+                  <w:proofErr w:type="spellStart"/>
                   <w:r>
                     <w:rPr>
                       <w:rFonts w:cstheme="minorHAnsi"/>
@@ -1897,7 +1968,7 @@
                     </w:rPr>
                     <w:t>No</w:t>
                   </w:r>
-                  <w:proofErr w:type="gramEnd"/>
+                  <w:proofErr w:type="spellEnd"/>
                   <w:r>
                     <w:rPr>
                       <w:rFonts w:cstheme="minorHAnsi"/>
@@ -1908,38 +1979,49 @@
                     </w:rPr>
                     <w:t>{/</w:t>
                   </w:r>
-                  <w:proofErr w:type="gramStart"/>
-                  <w:r>
-                    <w:rPr>
-                      <w:rFonts w:cstheme="minorHAnsi"/>
-                      <w:b/>
-                      <w:bCs/>
-                      <w:sz w:val="20"/>
-                      <w:szCs w:val="20"/>
-                    </w:rPr>
-                    <w:t>isAus}{</w:t>
-                  </w:r>
-                  <w:proofErr w:type="gramEnd"/>
-                  <w:r>
-                    <w:rPr>
-                      <w:rFonts w:cstheme="minorHAnsi"/>
-                      <w:b/>
-                      <w:bCs/>
-                      <w:sz w:val="20"/>
-                      <w:szCs w:val="20"/>
-                    </w:rPr>
-                    <w:t>^</w:t>
-                  </w:r>
-                  <w:proofErr w:type="gramStart"/>
-                  <w:r>
-                    <w:rPr>
-                      <w:rFonts w:cstheme="minorHAnsi"/>
-                      <w:b/>
-                      <w:bCs/>
-                      <w:sz w:val="20"/>
-                      <w:szCs w:val="20"/>
-                    </w:rPr>
-                    <w:t>isAus}</w:t>
+                  <w:proofErr w:type="spellStart"/>
+                  <w:r>
+                    <w:rPr>
+                      <w:rFonts w:cstheme="minorHAnsi"/>
+                      <w:b/>
+                      <w:bCs/>
+                      <w:sz w:val="20"/>
+                      <w:szCs w:val="20"/>
+                    </w:rPr>
+                    <w:t>isAus</w:t>
+                  </w:r>
+                  <w:proofErr w:type="spellEnd"/>
+                  <w:r>
+                    <w:rPr>
+                      <w:rFonts w:cstheme="minorHAnsi"/>
+                      <w:b/>
+                      <w:bCs/>
+                      <w:sz w:val="20"/>
+                      <w:szCs w:val="20"/>
+                    </w:rPr>
+                    <w:t>}{^</w:t>
+                  </w:r>
+                  <w:proofErr w:type="spellStart"/>
+                  <w:r>
+                    <w:rPr>
+                      <w:rFonts w:cstheme="minorHAnsi"/>
+                      <w:b/>
+                      <w:bCs/>
+                      <w:sz w:val="20"/>
+                      <w:szCs w:val="20"/>
+                    </w:rPr>
+                    <w:t>isAus</w:t>
+                  </w:r>
+                  <w:proofErr w:type="spellEnd"/>
+                  <w:r>
+                    <w:rPr>
+                      <w:rFonts w:cstheme="minorHAnsi"/>
+                      <w:b/>
+                      <w:bCs/>
+                      <w:sz w:val="20"/>
+                      <w:szCs w:val="20"/>
+                    </w:rPr>
+                    <w:t>}</w:t>
                   </w:r>
                   <w:r>
                     <w:rPr>
@@ -1951,16 +2033,37 @@
                     </w:rPr>
                     <w:t>Brand</w:t>
                   </w:r>
-                  <w:proofErr w:type="gramEnd"/>
-                  <w:r>
-                    <w:rPr>
-                      <w:rFonts w:cstheme="minorHAnsi"/>
-                      <w:b/>
-                      <w:bCs/>
-                      <w:sz w:val="20"/>
-                      <w:szCs w:val="20"/>
-                    </w:rPr>
-                    <w:t>{/isAus}</w:t>
+                  <w:r>
+                    <w:rPr>
+                      <w:rFonts w:cstheme="minorHAnsi"/>
+                      <w:b/>
+                      <w:bCs/>
+                      <w:sz w:val="20"/>
+                      <w:szCs w:val="20"/>
+                    </w:rPr>
+                    <w:t>{/</w:t>
+                  </w:r>
+                  <w:proofErr w:type="spellStart"/>
+                  <w:r>
+                    <w:rPr>
+                      <w:rFonts w:cstheme="minorHAnsi"/>
+                      <w:b/>
+                      <w:bCs/>
+                      <w:sz w:val="20"/>
+                      <w:szCs w:val="20"/>
+                    </w:rPr>
+                    <w:t>isAus</w:t>
+                  </w:r>
+                  <w:proofErr w:type="spellEnd"/>
+                  <w:r>
+                    <w:rPr>
+                      <w:rFonts w:cstheme="minorHAnsi"/>
+                      <w:b/>
+                      <w:bCs/>
+                      <w:sz w:val="20"/>
+                      <w:szCs w:val="20"/>
+                    </w:rPr>
+                    <w:t>}</w:t>
                   </w:r>
                 </w:p>
               </w:tc>
@@ -2083,6 +2186,7 @@
                       <w:szCs w:val="20"/>
                     </w:rPr>
                   </w:pPr>
+                  <w:proofErr w:type="spellStart"/>
                   <w:r>
                     <w:rPr>
                       <w:rFonts w:cstheme="minorHAnsi"/>
@@ -2093,6 +2197,7 @@
                     </w:rPr>
                     <w:t>NetWt</w:t>
                   </w:r>
+                  <w:proofErr w:type="spellEnd"/>
                   <w:r>
                     <w:rPr>
                       <w:rFonts w:cstheme="minorHAnsi"/>
@@ -2135,6 +2240,7 @@
                       <w:szCs w:val="20"/>
                     </w:rPr>
                   </w:pPr>
+                  <w:proofErr w:type="spellStart"/>
                   <w:r>
                     <w:rPr>
                       <w:rFonts w:cstheme="minorHAnsi"/>
@@ -2145,6 +2251,7 @@
                     </w:rPr>
                     <w:t>GrossWt</w:t>
                   </w:r>
+                  <w:proofErr w:type="spellEnd"/>
                   <w:r>
                     <w:rPr>
                       <w:rFonts w:cstheme="minorHAnsi"/>
@@ -2196,29 +2303,7 @@
                       <w:sz w:val="20"/>
                       <w:szCs w:val="20"/>
                     </w:rPr>
-                    <w:t xml:space="preserve">Box Size </w:t>
-                  </w:r>
-                  <w:proofErr w:type="gramStart"/>
-                  <w:r>
-                    <w:rPr>
-                      <w:rFonts w:cstheme="minorHAnsi"/>
-                      <w:b/>
-                      <w:bCs/>
-                      <w:sz w:val="20"/>
-                      <w:szCs w:val="20"/>
-                    </w:rPr>
-                    <w:t>In</w:t>
-                  </w:r>
-                  <w:proofErr w:type="gramEnd"/>
-                  <w:r>
-                    <w:rPr>
-                      <w:rFonts w:cstheme="minorHAnsi"/>
-                      <w:b/>
-                      <w:bCs/>
-                      <w:sz w:val="20"/>
-                      <w:szCs w:val="20"/>
-                    </w:rPr>
-                    <w:t xml:space="preserve"> Inch</w:t>
+                    <w:t>Box Size In Inch</w:t>
                   </w:r>
                 </w:p>
               </w:tc>
@@ -2371,63 +2456,25 @@
                       <w:sz w:val="18"/>
                       <w:szCs w:val="18"/>
                     </w:rPr>
-                    <w:t>{#</w:t>
-                  </w:r>
-                  <w:proofErr w:type="gramStart"/>
-                  <w:r>
-                    <w:rPr>
-                      <w:rFonts w:cstheme="minorHAnsi"/>
-                      <w:sz w:val="18"/>
-                      <w:szCs w:val="18"/>
-                    </w:rPr>
-                    <w:t>invoiceItems</w:t>
-                  </w:r>
-                  <w:r>
-                    <w:rPr>
-                      <w:rFonts w:cstheme="minorHAnsi"/>
-                      <w:sz w:val="18"/>
-                      <w:szCs w:val="18"/>
-                    </w:rPr>
-                    <w:t>}{</w:t>
-                  </w:r>
-                  <w:proofErr w:type="gramEnd"/>
-                  <w:r>
-                    <w:rPr>
-                      <w:rFonts w:cstheme="minorHAnsi"/>
-                      <w:sz w:val="18"/>
-                      <w:szCs w:val="18"/>
-                    </w:rPr>
-                    <w:t>#</w:t>
-                  </w:r>
-                  <w:proofErr w:type="gramStart"/>
-                  <w:r>
-                    <w:rPr>
-                      <w:rFonts w:cstheme="minorHAnsi"/>
-                      <w:sz w:val="18"/>
-                      <w:szCs w:val="18"/>
-                    </w:rPr>
-                    <w:t>showThickness}</w:t>
-                  </w:r>
-                  <w:r>
-                    <w:rPr>
-                      <w:rFonts w:cstheme="minorHAnsi"/>
-                      <w:b/>
-                      <w:bCs/>
-                      <w:sz w:val="18"/>
-                      <w:szCs w:val="18"/>
-                    </w:rPr>
-                    <w:t>{</w:t>
-                  </w:r>
-                  <w:proofErr w:type="gramEnd"/>
-                  <w:r>
-                    <w:rPr>
-                      <w:rFonts w:cstheme="minorHAnsi"/>
-                      <w:b/>
-                      <w:bCs/>
-                      <w:sz w:val="18"/>
-                      <w:szCs w:val="18"/>
-                    </w:rPr>
-                    <w:t>thicknessDetail</w:t>
+                    <w:t>{#invoiceItems</w:t>
+                  </w:r>
+                  <w:r>
+                    <w:rPr>
+                      <w:rFonts w:cstheme="minorHAnsi"/>
+                      <w:sz w:val="18"/>
+                      <w:szCs w:val="18"/>
+                    </w:rPr>
+                    <w:t>}{#showThickness}</w:t>
+                  </w:r>
+                  <w:r>
+                    <w:rPr>
+                      <w:rFonts w:cstheme="minorHAnsi"/>
+                      <w:b/>
+                      <w:bCs/>
+                      <w:sz w:val="18"/>
+                      <w:szCs w:val="18"/>
+                    </w:rPr>
+                    <w:t>{thicknessDetail</w:t>
                   </w:r>
                   <w:r>
                     <w:rPr>
@@ -2572,7 +2619,25 @@
                       <w:sz w:val="18"/>
                       <w:szCs w:val="18"/>
                     </w:rPr>
-                    <w:t>{#invoices} {prefixCode}</w:t>
+                    <w:t>{#invoices} {</w:t>
+                  </w:r>
+                  <w:proofErr w:type="spellStart"/>
+                  <w:r>
+                    <w:rPr>
+                      <w:rFonts w:cstheme="minorHAnsi"/>
+                      <w:sz w:val="18"/>
+                      <w:szCs w:val="18"/>
+                    </w:rPr>
+                    <w:t>prefixCode</w:t>
+                  </w:r>
+                  <w:proofErr w:type="spellEnd"/>
+                  <w:r>
+                    <w:rPr>
+                      <w:rFonts w:cstheme="minorHAnsi"/>
+                      <w:sz w:val="18"/>
+                      <w:szCs w:val="18"/>
+                    </w:rPr>
+                    <w:t>}</w:t>
                   </w:r>
                   <w:r>
                     <w:rPr>
@@ -2610,7 +2675,61 @@
                       <w:sz w:val="18"/>
                       <w:szCs w:val="18"/>
                     </w:rPr>
-                    <w:t>{containerFrom}{#containerTo} to {containerTo}{/containerTo}</w:t>
+                    <w:t>{</w:t>
+                  </w:r>
+                  <w:proofErr w:type="spellStart"/>
+                  <w:r>
+                    <w:rPr>
+                      <w:rFonts w:cstheme="minorHAnsi"/>
+                      <w:sz w:val="18"/>
+                      <w:szCs w:val="18"/>
+                    </w:rPr>
+                    <w:t>containerFrom</w:t>
+                  </w:r>
+                  <w:proofErr w:type="spellEnd"/>
+                  <w:r>
+                    <w:rPr>
+                      <w:rFonts w:cstheme="minorHAnsi"/>
+                      <w:sz w:val="18"/>
+                      <w:szCs w:val="18"/>
+                    </w:rPr>
+                    <w:t>}{#containerTo} to {</w:t>
+                  </w:r>
+                  <w:proofErr w:type="spellStart"/>
+                  <w:r>
+                    <w:rPr>
+                      <w:rFonts w:cstheme="minorHAnsi"/>
+                      <w:sz w:val="18"/>
+                      <w:szCs w:val="18"/>
+                    </w:rPr>
+                    <w:t>containerTo</w:t>
+                  </w:r>
+                  <w:proofErr w:type="spellEnd"/>
+                  <w:r>
+                    <w:rPr>
+                      <w:rFonts w:cstheme="minorHAnsi"/>
+                      <w:sz w:val="18"/>
+                      <w:szCs w:val="18"/>
+                    </w:rPr>
+                    <w:t>}{/</w:t>
+                  </w:r>
+                  <w:proofErr w:type="spellStart"/>
+                  <w:r>
+                    <w:rPr>
+                      <w:rFonts w:cstheme="minorHAnsi"/>
+                      <w:sz w:val="18"/>
+                      <w:szCs w:val="18"/>
+                    </w:rPr>
+                    <w:t>containerTo</w:t>
+                  </w:r>
+                  <w:proofErr w:type="spellEnd"/>
+                  <w:r>
+                    <w:rPr>
+                      <w:rFonts w:cstheme="minorHAnsi"/>
+                      <w:sz w:val="18"/>
+                      <w:szCs w:val="18"/>
+                    </w:rPr>
+                    <w:t>}</w:t>
                   </w:r>
                 </w:p>
               </w:tc>
@@ -2640,8 +2759,18 @@
                       <w:sz w:val="18"/>
                       <w:szCs w:val="18"/>
                     </w:rPr>
-                    <w:t>{materialGrade</w:t>
-                  </w:r>
+                    <w:t>{</w:t>
+                  </w:r>
+                  <w:proofErr w:type="spellStart"/>
+                  <w:r>
+                    <w:rPr>
+                      <w:rFonts w:cstheme="minorHAnsi"/>
+                      <w:sz w:val="18"/>
+                      <w:szCs w:val="18"/>
+                    </w:rPr>
+                    <w:t>materialGrade</w:t>
+                  </w:r>
+                  <w:proofErr w:type="spellEnd"/>
                 </w:p>
                 <w:p>
                   <w:pPr>
@@ -2689,7 +2818,25 @@
                       <w:sz w:val="18"/>
                       <w:szCs w:val="18"/>
                     </w:rPr>
-                    <w:t>{brandName}</w:t>
+                    <w:t>{</w:t>
+                  </w:r>
+                  <w:proofErr w:type="spellStart"/>
+                  <w:r>
+                    <w:rPr>
+                      <w:rFonts w:cstheme="minorHAnsi"/>
+                      <w:sz w:val="18"/>
+                      <w:szCs w:val="18"/>
+                    </w:rPr>
+                    <w:t>brandName</w:t>
+                  </w:r>
+                  <w:proofErr w:type="spellEnd"/>
+                  <w:r>
+                    <w:rPr>
+                      <w:rFonts w:cstheme="minorHAnsi"/>
+                      <w:sz w:val="18"/>
+                      <w:szCs w:val="18"/>
+                    </w:rPr>
+                    <w:t>}</w:t>
                   </w:r>
                 </w:p>
               </w:tc>
@@ -2719,7 +2866,25 @@
                       <w:sz w:val="18"/>
                       <w:szCs w:val="18"/>
                     </w:rPr>
-                    <w:t>{designType}</w:t>
+                    <w:t>{</w:t>
+                  </w:r>
+                  <w:proofErr w:type="spellStart"/>
+                  <w:r>
+                    <w:rPr>
+                      <w:rFonts w:cstheme="minorHAnsi"/>
+                      <w:sz w:val="18"/>
+                      <w:szCs w:val="18"/>
+                    </w:rPr>
+                    <w:t>designType</w:t>
+                  </w:r>
+                  <w:proofErr w:type="spellEnd"/>
+                  <w:r>
+                    <w:rPr>
+                      <w:rFonts w:cstheme="minorHAnsi"/>
+                      <w:sz w:val="18"/>
+                      <w:szCs w:val="18"/>
+                    </w:rPr>
+                    <w:t>}</w:t>
                   </w:r>
                 </w:p>
               </w:tc>
@@ -2748,7 +2913,25 @@
                       <w:sz w:val="18"/>
                       <w:szCs w:val="18"/>
                     </w:rPr>
-                    <w:t>{finishType}</w:t>
+                    <w:t>{</w:t>
+                  </w:r>
+                  <w:proofErr w:type="spellStart"/>
+                  <w:r>
+                    <w:rPr>
+                      <w:rFonts w:cstheme="minorHAnsi"/>
+                      <w:sz w:val="18"/>
+                      <w:szCs w:val="18"/>
+                    </w:rPr>
+                    <w:t>finishType</w:t>
+                  </w:r>
+                  <w:proofErr w:type="spellEnd"/>
+                  <w:r>
+                    <w:rPr>
+                      <w:rFonts w:cstheme="minorHAnsi"/>
+                      <w:sz w:val="18"/>
+                      <w:szCs w:val="18"/>
+                    </w:rPr>
+                    <w:t>}</w:t>
                   </w:r>
                 </w:p>
               </w:tc>
@@ -2806,7 +2989,25 @@
                       <w:sz w:val="18"/>
                       <w:szCs w:val="18"/>
                     </w:rPr>
-                    <w:t>{netWeight}</w:t>
+                    <w:t>{</w:t>
+                  </w:r>
+                  <w:proofErr w:type="spellStart"/>
+                  <w:r>
+                    <w:rPr>
+                      <w:rFonts w:cstheme="minorHAnsi"/>
+                      <w:sz w:val="18"/>
+                      <w:szCs w:val="18"/>
+                    </w:rPr>
+                    <w:t>netWeight</w:t>
+                  </w:r>
+                  <w:proofErr w:type="spellEnd"/>
+                  <w:r>
+                    <w:rPr>
+                      <w:rFonts w:cstheme="minorHAnsi"/>
+                      <w:sz w:val="18"/>
+                      <w:szCs w:val="18"/>
+                    </w:rPr>
+                    <w:t>}</w:t>
                   </w:r>
                 </w:p>
               </w:tc>
@@ -2835,7 +3036,25 @@
                       <w:sz w:val="18"/>
                       <w:szCs w:val="18"/>
                     </w:rPr>
-                    <w:t>{grossWeight}</w:t>
+                    <w:t>{</w:t>
+                  </w:r>
+                  <w:proofErr w:type="spellStart"/>
+                  <w:r>
+                    <w:rPr>
+                      <w:rFonts w:cstheme="minorHAnsi"/>
+                      <w:sz w:val="18"/>
+                      <w:szCs w:val="18"/>
+                    </w:rPr>
+                    <w:t>grossWeight</w:t>
+                  </w:r>
+                  <w:proofErr w:type="spellEnd"/>
+                  <w:r>
+                    <w:rPr>
+                      <w:rFonts w:cstheme="minorHAnsi"/>
+                      <w:sz w:val="18"/>
+                      <w:szCs w:val="18"/>
+                    </w:rPr>
+                    <w:t>}</w:t>
                   </w:r>
                 </w:p>
               </w:tc>
@@ -2863,33 +3082,87 @@
                       <w:sz w:val="18"/>
                       <w:szCs w:val="18"/>
                     </w:rPr>
-                    <w:t>{lengthInch} X {widthInch} X {heightInch}"</w:t>
-                  </w:r>
-                  <w:r>
-                    <w:rPr>
-                      <w:rFonts w:cstheme="minorHAnsi"/>
-                      <w:sz w:val="18"/>
-                      <w:szCs w:val="18"/>
-                    </w:rPr>
-                    <w:t>{/</w:t>
-                  </w:r>
-                  <w:proofErr w:type="gramStart"/>
-                  <w:r>
-                    <w:rPr>
-                      <w:rFonts w:cstheme="minorHAnsi"/>
-                      <w:sz w:val="18"/>
-                      <w:szCs w:val="18"/>
-                    </w:rPr>
-                    <w:t>invoices}{</w:t>
-                  </w:r>
-                  <w:proofErr w:type="gramEnd"/>
-                  <w:r>
-                    <w:rPr>
-                      <w:rFonts w:cstheme="minorHAnsi"/>
-                      <w:sz w:val="18"/>
-                      <w:szCs w:val="18"/>
-                    </w:rPr>
-                    <w:t>/invoiceItems}</w:t>
+                    <w:t>{</w:t>
+                  </w:r>
+                  <w:proofErr w:type="spellStart"/>
+                  <w:r>
+                    <w:rPr>
+                      <w:rFonts w:cstheme="minorHAnsi"/>
+                      <w:sz w:val="18"/>
+                      <w:szCs w:val="18"/>
+                    </w:rPr>
+                    <w:t>lengthInch</w:t>
+                  </w:r>
+                  <w:proofErr w:type="spellEnd"/>
+                  <w:r>
+                    <w:rPr>
+                      <w:rFonts w:cstheme="minorHAnsi"/>
+                      <w:sz w:val="18"/>
+                      <w:szCs w:val="18"/>
+                    </w:rPr>
+                    <w:t>} X {</w:t>
+                  </w:r>
+                  <w:proofErr w:type="spellStart"/>
+                  <w:r>
+                    <w:rPr>
+                      <w:rFonts w:cstheme="minorHAnsi"/>
+                      <w:sz w:val="18"/>
+                      <w:szCs w:val="18"/>
+                    </w:rPr>
+                    <w:t>widthInch</w:t>
+                  </w:r>
+                  <w:proofErr w:type="spellEnd"/>
+                  <w:r>
+                    <w:rPr>
+                      <w:rFonts w:cstheme="minorHAnsi"/>
+                      <w:sz w:val="18"/>
+                      <w:szCs w:val="18"/>
+                    </w:rPr>
+                    <w:t>} X {</w:t>
+                  </w:r>
+                  <w:proofErr w:type="spellStart"/>
+                  <w:r>
+                    <w:rPr>
+                      <w:rFonts w:cstheme="minorHAnsi"/>
+                      <w:sz w:val="18"/>
+                      <w:szCs w:val="18"/>
+                    </w:rPr>
+                    <w:t>heightInch</w:t>
+                  </w:r>
+                  <w:proofErr w:type="spellEnd"/>
+                  <w:r>
+                    <w:rPr>
+                      <w:rFonts w:cstheme="minorHAnsi"/>
+                      <w:sz w:val="18"/>
+                      <w:szCs w:val="18"/>
+                    </w:rPr>
+                    <w:t>}"</w:t>
+                  </w:r>
+                  <w:r>
+                    <w:rPr>
+                      <w:rFonts w:cstheme="minorHAnsi"/>
+                      <w:sz w:val="18"/>
+                      <w:szCs w:val="18"/>
+                    </w:rPr>
+                    <w:t>{/invoices}{/</w:t>
+                  </w:r>
+                  <w:proofErr w:type="spellStart"/>
+                  <w:r>
+                    <w:rPr>
+                      <w:rFonts w:cstheme="minorHAnsi"/>
+                      <w:sz w:val="18"/>
+                      <w:szCs w:val="18"/>
+                    </w:rPr>
+                    <w:t>invoiceItems</w:t>
+                  </w:r>
+                  <w:proofErr w:type="spellEnd"/>
+                  <w:r>
+                    <w:rPr>
+                      <w:rFonts w:cstheme="minorHAnsi"/>
+                      <w:sz w:val="18"/>
+                      <w:szCs w:val="18"/>
+                    </w:rPr>
+                    <w:t>}</w:t>
                   </w:r>
                 </w:p>
               </w:tc>
@@ -3030,6 +3303,7 @@
                     </w:rPr>
                     <w:t>{</w:t>
                   </w:r>
+                  <w:proofErr w:type="spellStart"/>
                   <w:r>
                     <w:rPr>
                       <w:rFonts w:cstheme="minorHAnsi"/>
@@ -3040,6 +3314,7 @@
                     </w:rPr>
                     <w:t>totalQuantity</w:t>
                   </w:r>
+                  <w:proofErr w:type="spellEnd"/>
                   <w:r>
                     <w:rPr>
                       <w:rFonts w:cstheme="minorHAnsi"/>
@@ -3114,7 +3389,29 @@
                       <w:sz w:val="20"/>
                       <w:szCs w:val="20"/>
                     </w:rPr>
-                    <w:t>{totalBox}</w:t>
+                    <w:t>{</w:t>
+                  </w:r>
+                  <w:proofErr w:type="spellStart"/>
+                  <w:r>
+                    <w:rPr>
+                      <w:rFonts w:cstheme="minorHAnsi"/>
+                      <w:b/>
+                      <w:bCs/>
+                      <w:sz w:val="20"/>
+                      <w:szCs w:val="20"/>
+                    </w:rPr>
+                    <w:t>totalBox</w:t>
+                  </w:r>
+                  <w:proofErr w:type="spellEnd"/>
+                  <w:r>
+                    <w:rPr>
+                      <w:rFonts w:cstheme="minorHAnsi"/>
+                      <w:b/>
+                      <w:bCs/>
+                      <w:sz w:val="20"/>
+                      <w:szCs w:val="20"/>
+                    </w:rPr>
+                    <w:t>}</w:t>
                   </w:r>
                 </w:p>
               </w:tc>
@@ -3202,6 +3499,7 @@
                     </w:rPr>
                     <w:t>{</w:t>
                   </w:r>
+                  <w:proofErr w:type="spellStart"/>
                   <w:r>
                     <w:rPr>
                       <w:rFonts w:cstheme="minorHAnsi"/>
@@ -3212,6 +3510,7 @@
                     </w:rPr>
                     <w:t>totalNetWeight</w:t>
                   </w:r>
+                  <w:proofErr w:type="spellEnd"/>
                   <w:r>
                     <w:rPr>
                       <w:rFonts w:cstheme="minorHAnsi"/>
@@ -3307,6 +3606,7 @@
                     </w:rPr>
                     <w:t>{</w:t>
                   </w:r>
+                  <w:proofErr w:type="spellStart"/>
                   <w:r>
                     <w:rPr>
                       <w:rFonts w:cstheme="minorHAnsi"/>
@@ -3317,6 +3617,7 @@
                     </w:rPr>
                     <w:t>totalGrossWeight</w:t>
                   </w:r>
+                  <w:proofErr w:type="spellEnd"/>
                   <w:r>
                     <w:rPr>
                       <w:rFonts w:cstheme="minorHAnsi"/>
@@ -3660,16 +3961,7 @@
         <w:bCs/>
         <w:spacing w:val="60"/>
       </w:rPr>
-      <w:t xml:space="preserve"> </w:t>
-    </w:r>
-    <w:proofErr w:type="gramStart"/>
-    <w:r>
-      <w:rPr>
-        <w:b/>
-        <w:bCs/>
-        <w:spacing w:val="60"/>
-      </w:rPr>
-      <w:t xml:space="preserve"> </w:t>
+      <w:t xml:space="preserve">  </w:t>
     </w:r>
     <w:r>
       <w:rPr>
@@ -3693,16 +3985,7 @@
         <w:bCs/>
         <w:spacing w:val="60"/>
       </w:rPr>
-      <w:t>(</w:t>
-    </w:r>
-    <w:proofErr w:type="gramEnd"/>
-    <w:r>
-      <w:rPr>
-        <w:b/>
-        <w:bCs/>
-        <w:spacing w:val="60"/>
-      </w:rPr>
-      <w:t>I)</w:t>
+      <w:t>(I)</w:t>
     </w:r>
     <w:r>
       <w:rPr>

--- a/electron/database/generate-document/templates/party-packing.docx
+++ b/electron/database/generate-document/templates/party-packing.docx
@@ -1,6 +1,6 @@
 
 <file path=word/document.xml><?xml version="1.0" encoding="utf-8"?>
-<w:document xmlns:wpc="http://schemas.microsoft.com/office/word/2010/wordprocessingCanvas" xmlns:cx="http://schemas.microsoft.com/office/drawing/2014/chartex" xmlns:cx1="http://schemas.microsoft.com/office/drawing/2015/9/8/chartex" xmlns:cx2="http://schemas.microsoft.com/office/drawing/2015/10/21/chartex" xmlns:cx3="http://schemas.microsoft.com/office/drawing/2016/5/9/chartex" xmlns:cx4="http://schemas.microsoft.com/office/drawing/2016/5/10/chartex" xmlns:cx5="http://schemas.microsoft.com/office/drawing/2016/5/11/chartex" xmlns:cx6="http://schemas.microsoft.com/office/drawing/2016/5/12/chartex" xmlns:cx7="http://schemas.microsoft.com/office/drawing/2016/5/13/chartex" xmlns:cx8="http://schemas.microsoft.com/office/drawing/2016/5/14/chartex" xmlns:mc="http://schemas.openxmlformats.org/markup-compatibility/2006" xmlns:aink="http://schemas.microsoft.com/office/drawing/2016/ink" xmlns:am3d="http://schemas.microsoft.com/office/drawing/2017/model3d" xmlns:o="urn:schemas-microsoft-com:office:office" xmlns:oel="http://schemas.microsoft.com/office/2019/extlst" xmlns:r="http://schemas.openxmlformats.org/officeDocument/2006/relationships" xmlns:m="http://schemas.openxmlformats.org/officeDocument/2006/math" xmlns:v="urn:schemas-microsoft-com:vml" xmlns:wp14="http://schemas.microsoft.com/office/word/2010/wordprocessingDrawing" xmlns:wp="http://schemas.openxmlformats.org/drawingml/2006/wordprocessingDrawing" xmlns:w10="urn:schemas-microsoft-com:office:word" xmlns:w="http://schemas.openxmlformats.org/wordprocessingml/2006/main" xmlns:w14="http://schemas.microsoft.com/office/word/2010/wordml" xmlns:w15="http://schemas.microsoft.com/office/word/2012/wordml" xmlns:w16cex="http://schemas.microsoft.com/office/word/2018/wordml/cex" xmlns:w16cid="http://schemas.microsoft.com/office/word/2016/wordml/cid" xmlns:w16="http://schemas.microsoft.com/office/word/2018/wordml" xmlns:w16du="http://schemas.microsoft.com/office/word/2023/wordml/word16du" xmlns:w16sdtdh="http://schemas.microsoft.com/office/word/2020/wordml/sdtdatahash" xmlns:w16sdtfl="http://schemas.microsoft.com/office/word/2024/wordml/sdtformatlock" xmlns:w16se="http://schemas.microsoft.com/office/word/2015/wordml/symex" xmlns:wpg="http://schemas.microsoft.com/office/word/2010/wordprocessingGroup" xmlns:wpi="http://schemas.microsoft.com/office/word/2010/wordprocessingInk" xmlns:wne="http://schemas.microsoft.com/office/word/2006/wordml" xmlns:wps="http://schemas.microsoft.com/office/word/2010/wordprocessingShape" mc:Ignorable="w14 w15 w16se w16cid w16 w16cex w16sdtdh w16sdtfl w16du wp14">
+<w:document xmlns:wpc="http://schemas.microsoft.com/office/word/2010/wordprocessingCanvas" xmlns:cx="http://schemas.microsoft.com/office/drawing/2014/chartex" xmlns:cx1="http://schemas.microsoft.com/office/drawing/2015/9/8/chartex" xmlns:cx2="http://schemas.microsoft.com/office/drawing/2015/10/21/chartex" xmlns:cx3="http://schemas.microsoft.com/office/drawing/2016/5/9/chartex" xmlns:cx4="http://schemas.microsoft.com/office/drawing/2016/5/10/chartex" xmlns:cx5="http://schemas.microsoft.com/office/drawing/2016/5/11/chartex" xmlns:cx6="http://schemas.microsoft.com/office/drawing/2016/5/12/chartex" xmlns:cx7="http://schemas.microsoft.com/office/drawing/2016/5/13/chartex" xmlns:cx8="http://schemas.microsoft.com/office/drawing/2016/5/14/chartex" xmlns:mc="http://schemas.openxmlformats.org/markup-compatibility/2006" xmlns:aink="http://schemas.microsoft.com/office/drawing/2016/ink" xmlns:am3d="http://schemas.microsoft.com/office/drawing/2017/model3d" xmlns:o="urn:schemas-microsoft-com:office:office" xmlns:r="http://schemas.openxmlformats.org/officeDocument/2006/relationships" xmlns:m="http://schemas.openxmlformats.org/officeDocument/2006/math" xmlns:v="urn:schemas-microsoft-com:vml" xmlns:wp14="http://schemas.microsoft.com/office/word/2010/wordprocessingDrawing" xmlns:wp="http://schemas.openxmlformats.org/drawingml/2006/wordprocessingDrawing" xmlns:w10="urn:schemas-microsoft-com:office:word" xmlns:w="http://schemas.openxmlformats.org/wordprocessingml/2006/main" xmlns:w14="http://schemas.microsoft.com/office/word/2010/wordml" xmlns:w15="http://schemas.microsoft.com/office/word/2012/wordml" xmlns:w16cid="http://schemas.microsoft.com/office/word/2016/wordml/cid" xmlns:w16se="http://schemas.microsoft.com/office/word/2015/wordml/symex" xmlns:wpg="http://schemas.microsoft.com/office/word/2010/wordprocessingGroup" xmlns:wpi="http://schemas.microsoft.com/office/word/2010/wordprocessingInk" xmlns:wne="http://schemas.microsoft.com/office/word/2006/wordml" xmlns:wps="http://schemas.microsoft.com/office/word/2010/wordprocessingShape" mc:Ignorable="w14 w15 w16se w16cid wp14">
   <w:body>
     <w:tbl>
       <w:tblPr>
@@ -609,15 +609,51 @@
                 <w:sz w:val="20"/>
                 <w:szCs w:val="20"/>
               </w:rPr>
-              <w:t>{#isUK}</w:t>
-            </w:r>
-            <w:r>
-              <w:rPr>
-                <w:rFonts w:cstheme="minorHAnsi"/>
-                <w:sz w:val="20"/>
-                <w:szCs w:val="20"/>
-              </w:rPr>
-              <w:t>{#consigneePhone}TELE: {</w:t>
+              <w:t>{#</w:t>
+            </w:r>
+            <w:proofErr w:type="spellStart"/>
+            <w:r>
+              <w:rPr>
+                <w:rFonts w:cstheme="minorHAnsi"/>
+                <w:sz w:val="20"/>
+                <w:szCs w:val="20"/>
+              </w:rPr>
+              <w:t>isUK</w:t>
+            </w:r>
+            <w:proofErr w:type="spellEnd"/>
+            <w:r>
+              <w:rPr>
+                <w:rFonts w:cstheme="minorHAnsi"/>
+                <w:sz w:val="20"/>
+                <w:szCs w:val="20"/>
+              </w:rPr>
+              <w:t>}</w:t>
+            </w:r>
+            <w:r>
+              <w:rPr>
+                <w:rFonts w:cstheme="minorHAnsi"/>
+                <w:sz w:val="20"/>
+                <w:szCs w:val="20"/>
+              </w:rPr>
+              <w:t>{#</w:t>
+            </w:r>
+            <w:proofErr w:type="spellStart"/>
+            <w:r>
+              <w:rPr>
+                <w:rFonts w:cstheme="minorHAnsi"/>
+                <w:sz w:val="20"/>
+                <w:szCs w:val="20"/>
+              </w:rPr>
+              <w:t>consigneePhone</w:t>
+            </w:r>
+            <w:proofErr w:type="spellEnd"/>
+            <w:r>
+              <w:rPr>
+                <w:rFonts w:cstheme="minorHAnsi"/>
+                <w:sz w:val="20"/>
+                <w:szCs w:val="20"/>
+              </w:rPr>
+              <w:t>}TELE: {</w:t>
             </w:r>
             <w:proofErr w:type="spellStart"/>
             <w:r>
@@ -670,7 +706,25 @@
                 <w:sz w:val="20"/>
                 <w:szCs w:val="20"/>
               </w:rPr>
-              <w:t>{#consigneeEmail}EMAIL: {</w:t>
+              <w:t>{#</w:t>
+            </w:r>
+            <w:proofErr w:type="spellStart"/>
+            <w:r>
+              <w:rPr>
+                <w:rFonts w:cstheme="minorHAnsi"/>
+                <w:sz w:val="20"/>
+                <w:szCs w:val="20"/>
+              </w:rPr>
+              <w:t>consigneeEmail</w:t>
+            </w:r>
+            <w:proofErr w:type="spellEnd"/>
+            <w:r>
+              <w:rPr>
+                <w:rFonts w:cstheme="minorHAnsi"/>
+                <w:sz w:val="20"/>
+                <w:szCs w:val="20"/>
+              </w:rPr>
+              <w:t>}EMAIL: {</w:t>
             </w:r>
             <w:proofErr w:type="spellStart"/>
             <w:r>
@@ -1110,17 +1164,10 @@
                 <w:sz w:val="20"/>
                 <w:szCs w:val="20"/>
               </w:rPr>
-              <w:t>Term Of Delivery &amp; Payment</w:t>
-            </w:r>
-          </w:p>
-          <w:p>
-            <w:pPr>
-              <w:rPr>
-                <w:rFonts w:cstheme="minorHAnsi"/>
-                <w:sz w:val="20"/>
-                <w:szCs w:val="20"/>
-              </w:rPr>
-            </w:pPr>
+              <w:t xml:space="preserve">Payment Terms – </w:t>
+            </w:r>
+            <w:bookmarkStart w:id="1" w:name="_GoBack"/>
+            <w:bookmarkEnd w:id="1"/>
             <w:r>
               <w:rPr>
                 <w:rFonts w:cstheme="minorHAnsi"/>
@@ -1738,7 +1785,6 @@
               <w:tblpPr w:leftFromText="180" w:rightFromText="180" w:vertAnchor="text" w:horzAnchor="margin" w:tblpY="-1110"/>
               <w:tblOverlap w:val="never"/>
               <w:tblW w:w="10890" w:type="dxa"/>
-              <w:tblLayout w:type="fixed"/>
               <w:tblLook w:val="04A0" w:firstRow="1" w:lastRow="0" w:firstColumn="1" w:lastColumn="0" w:noHBand="0" w:noVBand="1"/>
             </w:tblPr>
             <w:tblGrid>
@@ -1845,7 +1891,29 @@
                       <w:sz w:val="20"/>
                       <w:szCs w:val="20"/>
                     </w:rPr>
-                    <w:t>{#isAus}ASW No{/</w:t>
+                    <w:t>{#</w:t>
+                  </w:r>
+                  <w:proofErr w:type="spellStart"/>
+                  <w:r>
+                    <w:rPr>
+                      <w:rFonts w:cstheme="minorHAnsi"/>
+                      <w:b/>
+                      <w:bCs/>
+                      <w:sz w:val="20"/>
+                      <w:szCs w:val="20"/>
+                    </w:rPr>
+                    <w:t>isAus</w:t>
+                  </w:r>
+                  <w:proofErr w:type="spellEnd"/>
+                  <w:r>
+                    <w:rPr>
+                      <w:rFonts w:cstheme="minorHAnsi"/>
+                      <w:b/>
+                      <w:bCs/>
+                      <w:sz w:val="20"/>
+                      <w:szCs w:val="20"/>
+                    </w:rPr>
+                    <w:t>}ASW No{/</w:t>
                   </w:r>
                   <w:proofErr w:type="spellStart"/>
                   <w:r>
@@ -1945,7 +2013,29 @@
                       <w:sz w:val="20"/>
                       <w:szCs w:val="20"/>
                     </w:rPr>
-                    <w:t xml:space="preserve">{#isAus}ASW </w:t>
+                    <w:t>{#</w:t>
+                  </w:r>
+                  <w:proofErr w:type="spellStart"/>
+                  <w:r>
+                    <w:rPr>
+                      <w:rFonts w:cstheme="minorHAnsi"/>
+                      <w:b/>
+                      <w:bCs/>
+                      <w:sz w:val="20"/>
+                      <w:szCs w:val="20"/>
+                    </w:rPr>
+                    <w:t>isAus</w:t>
+                  </w:r>
+                  <w:proofErr w:type="spellEnd"/>
+                  <w:r>
+                    <w:rPr>
+                      <w:rFonts w:cstheme="minorHAnsi"/>
+                      <w:b/>
+                      <w:bCs/>
+                      <w:sz w:val="20"/>
+                      <w:szCs w:val="20"/>
+                    </w:rPr>
+                    <w:t xml:space="preserve">}ASW </w:t>
                   </w:r>
                   <w:proofErr w:type="spellStart"/>
                   <w:r>
@@ -2693,7 +2783,25 @@
                       <w:sz w:val="18"/>
                       <w:szCs w:val="18"/>
                     </w:rPr>
-                    <w:t>}{#containerTo} to {</w:t>
+                    <w:t>}{#</w:t>
+                  </w:r>
+                  <w:proofErr w:type="spellStart"/>
+                  <w:r>
+                    <w:rPr>
+                      <w:rFonts w:cstheme="minorHAnsi"/>
+                      <w:sz w:val="18"/>
+                      <w:szCs w:val="18"/>
+                    </w:rPr>
+                    <w:t>containerTo</w:t>
+                  </w:r>
+                  <w:proofErr w:type="spellEnd"/>
+                  <w:r>
+                    <w:rPr>
+                      <w:rFonts w:cstheme="minorHAnsi"/>
+                      <w:sz w:val="18"/>
+                      <w:szCs w:val="18"/>
+                    </w:rPr>
+                    <w:t>} to {</w:t>
                   </w:r>
                   <w:proofErr w:type="spellStart"/>
                   <w:r>
@@ -3717,7 +3825,7 @@
 </file>
 
 <file path=word/endnotes.xml><?xml version="1.0" encoding="utf-8"?>
-<w:endnotes xmlns:wpc="http://schemas.microsoft.com/office/word/2010/wordprocessingCanvas" xmlns:cx="http://schemas.microsoft.com/office/drawing/2014/chartex" xmlns:cx1="http://schemas.microsoft.com/office/drawing/2015/9/8/chartex" xmlns:cx2="http://schemas.microsoft.com/office/drawing/2015/10/21/chartex" xmlns:cx3="http://schemas.microsoft.com/office/drawing/2016/5/9/chartex" xmlns:cx4="http://schemas.microsoft.com/office/drawing/2016/5/10/chartex" xmlns:cx5="http://schemas.microsoft.com/office/drawing/2016/5/11/chartex" xmlns:cx6="http://schemas.microsoft.com/office/drawing/2016/5/12/chartex" xmlns:cx7="http://schemas.microsoft.com/office/drawing/2016/5/13/chartex" xmlns:cx8="http://schemas.microsoft.com/office/drawing/2016/5/14/chartex" xmlns:mc="http://schemas.openxmlformats.org/markup-compatibility/2006" xmlns:aink="http://schemas.microsoft.com/office/drawing/2016/ink" xmlns:am3d="http://schemas.microsoft.com/office/drawing/2017/model3d" xmlns:o="urn:schemas-microsoft-com:office:office" xmlns:oel="http://schemas.microsoft.com/office/2019/extlst" xmlns:r="http://schemas.openxmlformats.org/officeDocument/2006/relationships" xmlns:m="http://schemas.openxmlformats.org/officeDocument/2006/math" xmlns:v="urn:schemas-microsoft-com:vml" xmlns:wp14="http://schemas.microsoft.com/office/word/2010/wordprocessingDrawing" xmlns:wp="http://schemas.openxmlformats.org/drawingml/2006/wordprocessingDrawing" xmlns:w10="urn:schemas-microsoft-com:office:word" xmlns:w="http://schemas.openxmlformats.org/wordprocessingml/2006/main" xmlns:w14="http://schemas.microsoft.com/office/word/2010/wordml" xmlns:w15="http://schemas.microsoft.com/office/word/2012/wordml" xmlns:w16cex="http://schemas.microsoft.com/office/word/2018/wordml/cex" xmlns:w16cid="http://schemas.microsoft.com/office/word/2016/wordml/cid" xmlns:w16="http://schemas.microsoft.com/office/word/2018/wordml" xmlns:w16du="http://schemas.microsoft.com/office/word/2023/wordml/word16du" xmlns:w16sdtdh="http://schemas.microsoft.com/office/word/2020/wordml/sdtdatahash" xmlns:w16sdtfl="http://schemas.microsoft.com/office/word/2024/wordml/sdtformatlock" xmlns:w16se="http://schemas.microsoft.com/office/word/2015/wordml/symex" xmlns:wpg="http://schemas.microsoft.com/office/word/2010/wordprocessingGroup" xmlns:wpi="http://schemas.microsoft.com/office/word/2010/wordprocessingInk" xmlns:wne="http://schemas.microsoft.com/office/word/2006/wordml" xmlns:wps="http://schemas.microsoft.com/office/word/2010/wordprocessingShape" mc:Ignorable="w14 w15 w16se w16cid w16 w16cex w16sdtdh w16sdtfl w16du wp14">
+<w:endnotes xmlns:wpc="http://schemas.microsoft.com/office/word/2010/wordprocessingCanvas" xmlns:cx="http://schemas.microsoft.com/office/drawing/2014/chartex" xmlns:cx1="http://schemas.microsoft.com/office/drawing/2015/9/8/chartex" xmlns:cx2="http://schemas.microsoft.com/office/drawing/2015/10/21/chartex" xmlns:cx3="http://schemas.microsoft.com/office/drawing/2016/5/9/chartex" xmlns:cx4="http://schemas.microsoft.com/office/drawing/2016/5/10/chartex" xmlns:cx5="http://schemas.microsoft.com/office/drawing/2016/5/11/chartex" xmlns:cx6="http://schemas.microsoft.com/office/drawing/2016/5/12/chartex" xmlns:cx7="http://schemas.microsoft.com/office/drawing/2016/5/13/chartex" xmlns:cx8="http://schemas.microsoft.com/office/drawing/2016/5/14/chartex" xmlns:mc="http://schemas.openxmlformats.org/markup-compatibility/2006" xmlns:aink="http://schemas.microsoft.com/office/drawing/2016/ink" xmlns:am3d="http://schemas.microsoft.com/office/drawing/2017/model3d" xmlns:o="urn:schemas-microsoft-com:office:office" xmlns:r="http://schemas.openxmlformats.org/officeDocument/2006/relationships" xmlns:m="http://schemas.openxmlformats.org/officeDocument/2006/math" xmlns:v="urn:schemas-microsoft-com:vml" xmlns:wp14="http://schemas.microsoft.com/office/word/2010/wordprocessingDrawing" xmlns:wp="http://schemas.openxmlformats.org/drawingml/2006/wordprocessingDrawing" xmlns:w10="urn:schemas-microsoft-com:office:word" xmlns:w="http://schemas.openxmlformats.org/wordprocessingml/2006/main" xmlns:w14="http://schemas.microsoft.com/office/word/2010/wordml" xmlns:w15="http://schemas.microsoft.com/office/word/2012/wordml" xmlns:w16cid="http://schemas.microsoft.com/office/word/2016/wordml/cid" xmlns:w16se="http://schemas.microsoft.com/office/word/2015/wordml/symex" xmlns:wpg="http://schemas.microsoft.com/office/word/2010/wordprocessingGroup" xmlns:wpi="http://schemas.microsoft.com/office/word/2010/wordprocessingInk" xmlns:wne="http://schemas.microsoft.com/office/word/2006/wordml" xmlns:wps="http://schemas.microsoft.com/office/word/2010/wordprocessingShape" mc:Ignorable="w14 w15 w16se w16cid wp14">
   <w:endnote w:type="separator" w:id="-1">
     <w:p>
       <w:pPr>
@@ -3742,7 +3850,7 @@
 </file>
 
 <file path=word/footer1.xml><?xml version="1.0" encoding="utf-8"?>
-<w:ftr xmlns:wpc="http://schemas.microsoft.com/office/word/2010/wordprocessingCanvas" xmlns:cx="http://schemas.microsoft.com/office/drawing/2014/chartex" xmlns:cx1="http://schemas.microsoft.com/office/drawing/2015/9/8/chartex" xmlns:cx2="http://schemas.microsoft.com/office/drawing/2015/10/21/chartex" xmlns:cx3="http://schemas.microsoft.com/office/drawing/2016/5/9/chartex" xmlns:cx4="http://schemas.microsoft.com/office/drawing/2016/5/10/chartex" xmlns:cx5="http://schemas.microsoft.com/office/drawing/2016/5/11/chartex" xmlns:cx6="http://schemas.microsoft.com/office/drawing/2016/5/12/chartex" xmlns:cx7="http://schemas.microsoft.com/office/drawing/2016/5/13/chartex" xmlns:cx8="http://schemas.microsoft.com/office/drawing/2016/5/14/chartex" xmlns:mc="http://schemas.openxmlformats.org/markup-compatibility/2006" xmlns:aink="http://schemas.microsoft.com/office/drawing/2016/ink" xmlns:am3d="http://schemas.microsoft.com/office/drawing/2017/model3d" xmlns:o="urn:schemas-microsoft-com:office:office" xmlns:oel="http://schemas.microsoft.com/office/2019/extlst" xmlns:r="http://schemas.openxmlformats.org/officeDocument/2006/relationships" xmlns:m="http://schemas.openxmlformats.org/officeDocument/2006/math" xmlns:v="urn:schemas-microsoft-com:vml" xmlns:wp14="http://schemas.microsoft.com/office/word/2010/wordprocessingDrawing" xmlns:wp="http://schemas.openxmlformats.org/drawingml/2006/wordprocessingDrawing" xmlns:w10="urn:schemas-microsoft-com:office:word" xmlns:w="http://schemas.openxmlformats.org/wordprocessingml/2006/main" xmlns:w14="http://schemas.microsoft.com/office/word/2010/wordml" xmlns:w15="http://schemas.microsoft.com/office/word/2012/wordml" xmlns:w16cex="http://schemas.microsoft.com/office/word/2018/wordml/cex" xmlns:w16cid="http://schemas.microsoft.com/office/word/2016/wordml/cid" xmlns:w16="http://schemas.microsoft.com/office/word/2018/wordml" xmlns:w16du="http://schemas.microsoft.com/office/word/2023/wordml/word16du" xmlns:w16sdtdh="http://schemas.microsoft.com/office/word/2020/wordml/sdtdatahash" xmlns:w16sdtfl="http://schemas.microsoft.com/office/word/2024/wordml/sdtformatlock" xmlns:w16se="http://schemas.microsoft.com/office/word/2015/wordml/symex" xmlns:wpg="http://schemas.microsoft.com/office/word/2010/wordprocessingGroup" xmlns:wpi="http://schemas.microsoft.com/office/word/2010/wordprocessingInk" xmlns:wne="http://schemas.microsoft.com/office/word/2006/wordml" xmlns:wps="http://schemas.microsoft.com/office/word/2010/wordprocessingShape" mc:Ignorable="w14 w15 w16se w16cid w16 w16cex w16sdtdh w16sdtfl w16du wp14">
+<w:ftr xmlns:wpc="http://schemas.microsoft.com/office/word/2010/wordprocessingCanvas" xmlns:cx="http://schemas.microsoft.com/office/drawing/2014/chartex" xmlns:cx1="http://schemas.microsoft.com/office/drawing/2015/9/8/chartex" xmlns:cx2="http://schemas.microsoft.com/office/drawing/2015/10/21/chartex" xmlns:cx3="http://schemas.microsoft.com/office/drawing/2016/5/9/chartex" xmlns:cx4="http://schemas.microsoft.com/office/drawing/2016/5/10/chartex" xmlns:cx5="http://schemas.microsoft.com/office/drawing/2016/5/11/chartex" xmlns:cx6="http://schemas.microsoft.com/office/drawing/2016/5/12/chartex" xmlns:cx7="http://schemas.microsoft.com/office/drawing/2016/5/13/chartex" xmlns:cx8="http://schemas.microsoft.com/office/drawing/2016/5/14/chartex" xmlns:mc="http://schemas.openxmlformats.org/markup-compatibility/2006" xmlns:aink="http://schemas.microsoft.com/office/drawing/2016/ink" xmlns:am3d="http://schemas.microsoft.com/office/drawing/2017/model3d" xmlns:o="urn:schemas-microsoft-com:office:office" xmlns:r="http://schemas.openxmlformats.org/officeDocument/2006/relationships" xmlns:m="http://schemas.openxmlformats.org/officeDocument/2006/math" xmlns:v="urn:schemas-microsoft-com:vml" xmlns:wp14="http://schemas.microsoft.com/office/word/2010/wordprocessingDrawing" xmlns:wp="http://schemas.openxmlformats.org/drawingml/2006/wordprocessingDrawing" xmlns:w10="urn:schemas-microsoft-com:office:word" xmlns:w="http://schemas.openxmlformats.org/wordprocessingml/2006/main" xmlns:w14="http://schemas.microsoft.com/office/word/2010/wordml" xmlns:w15="http://schemas.microsoft.com/office/word/2012/wordml" xmlns:w16cid="http://schemas.microsoft.com/office/word/2016/wordml/cid" xmlns:w16se="http://schemas.microsoft.com/office/word/2015/wordml/symex" xmlns:wpg="http://schemas.microsoft.com/office/word/2010/wordprocessingGroup" xmlns:wpi="http://schemas.microsoft.com/office/word/2010/wordprocessingInk" xmlns:wne="http://schemas.microsoft.com/office/word/2006/wordml" xmlns:wps="http://schemas.microsoft.com/office/word/2010/wordprocessingShape" mc:Ignorable="w14 w15 w16se w16cid wp14">
   <w:p>
     <w:pPr>
       <w:pStyle w:val="Footer"/>
@@ -3752,7 +3860,7 @@
 </file>
 
 <file path=word/footer2.xml><?xml version="1.0" encoding="utf-8"?>
-<w:ftr xmlns:wpc="http://schemas.microsoft.com/office/word/2010/wordprocessingCanvas" xmlns:cx="http://schemas.microsoft.com/office/drawing/2014/chartex" xmlns:cx1="http://schemas.microsoft.com/office/drawing/2015/9/8/chartex" xmlns:cx2="http://schemas.microsoft.com/office/drawing/2015/10/21/chartex" xmlns:cx3="http://schemas.microsoft.com/office/drawing/2016/5/9/chartex" xmlns:cx4="http://schemas.microsoft.com/office/drawing/2016/5/10/chartex" xmlns:cx5="http://schemas.microsoft.com/office/drawing/2016/5/11/chartex" xmlns:cx6="http://schemas.microsoft.com/office/drawing/2016/5/12/chartex" xmlns:cx7="http://schemas.microsoft.com/office/drawing/2016/5/13/chartex" xmlns:cx8="http://schemas.microsoft.com/office/drawing/2016/5/14/chartex" xmlns:mc="http://schemas.openxmlformats.org/markup-compatibility/2006" xmlns:aink="http://schemas.microsoft.com/office/drawing/2016/ink" xmlns:am3d="http://schemas.microsoft.com/office/drawing/2017/model3d" xmlns:o="urn:schemas-microsoft-com:office:office" xmlns:oel="http://schemas.microsoft.com/office/2019/extlst" xmlns:r="http://schemas.openxmlformats.org/officeDocument/2006/relationships" xmlns:m="http://schemas.openxmlformats.org/officeDocument/2006/math" xmlns:v="urn:schemas-microsoft-com:vml" xmlns:wp14="http://schemas.microsoft.com/office/word/2010/wordprocessingDrawing" xmlns:wp="http://schemas.openxmlformats.org/drawingml/2006/wordprocessingDrawing" xmlns:w10="urn:schemas-microsoft-com:office:word" xmlns:w="http://schemas.openxmlformats.org/wordprocessingml/2006/main" xmlns:w14="http://schemas.microsoft.com/office/word/2010/wordml" xmlns:w15="http://schemas.microsoft.com/office/word/2012/wordml" xmlns:w16cex="http://schemas.microsoft.com/office/word/2018/wordml/cex" xmlns:w16cid="http://schemas.microsoft.com/office/word/2016/wordml/cid" xmlns:w16="http://schemas.microsoft.com/office/word/2018/wordml" xmlns:w16du="http://schemas.microsoft.com/office/word/2023/wordml/word16du" xmlns:w16sdtdh="http://schemas.microsoft.com/office/word/2020/wordml/sdtdatahash" xmlns:w16sdtfl="http://schemas.microsoft.com/office/word/2024/wordml/sdtformatlock" xmlns:w16se="http://schemas.microsoft.com/office/word/2015/wordml/symex" xmlns:wpg="http://schemas.microsoft.com/office/word/2010/wordprocessingGroup" xmlns:wpi="http://schemas.microsoft.com/office/word/2010/wordprocessingInk" xmlns:wne="http://schemas.microsoft.com/office/word/2006/wordml" xmlns:wps="http://schemas.microsoft.com/office/word/2010/wordprocessingShape" mc:Ignorable="w14 w15 w16se w16cid w16 w16cex w16sdtdh w16sdtfl w16du wp14">
+<w:ftr xmlns:wpc="http://schemas.microsoft.com/office/word/2010/wordprocessingCanvas" xmlns:cx="http://schemas.microsoft.com/office/drawing/2014/chartex" xmlns:cx1="http://schemas.microsoft.com/office/drawing/2015/9/8/chartex" xmlns:cx2="http://schemas.microsoft.com/office/drawing/2015/10/21/chartex" xmlns:cx3="http://schemas.microsoft.com/office/drawing/2016/5/9/chartex" xmlns:cx4="http://schemas.microsoft.com/office/drawing/2016/5/10/chartex" xmlns:cx5="http://schemas.microsoft.com/office/drawing/2016/5/11/chartex" xmlns:cx6="http://schemas.microsoft.com/office/drawing/2016/5/12/chartex" xmlns:cx7="http://schemas.microsoft.com/office/drawing/2016/5/13/chartex" xmlns:cx8="http://schemas.microsoft.com/office/drawing/2016/5/14/chartex" xmlns:mc="http://schemas.openxmlformats.org/markup-compatibility/2006" xmlns:aink="http://schemas.microsoft.com/office/drawing/2016/ink" xmlns:am3d="http://schemas.microsoft.com/office/drawing/2017/model3d" xmlns:o="urn:schemas-microsoft-com:office:office" xmlns:r="http://schemas.openxmlformats.org/officeDocument/2006/relationships" xmlns:m="http://schemas.openxmlformats.org/officeDocument/2006/math" xmlns:v="urn:schemas-microsoft-com:vml" xmlns:wp14="http://schemas.microsoft.com/office/word/2010/wordprocessingDrawing" xmlns:wp="http://schemas.openxmlformats.org/drawingml/2006/wordprocessingDrawing" xmlns:w10="urn:schemas-microsoft-com:office:word" xmlns:w="http://schemas.openxmlformats.org/wordprocessingml/2006/main" xmlns:w14="http://schemas.microsoft.com/office/word/2010/wordml" xmlns:w15="http://schemas.microsoft.com/office/word/2012/wordml" xmlns:w16cid="http://schemas.microsoft.com/office/word/2016/wordml/cid" xmlns:w16se="http://schemas.microsoft.com/office/word/2015/wordml/symex" xmlns:wpg="http://schemas.microsoft.com/office/word/2010/wordprocessingGroup" xmlns:wpi="http://schemas.microsoft.com/office/word/2010/wordprocessingInk" xmlns:wne="http://schemas.microsoft.com/office/word/2006/wordml" xmlns:wps="http://schemas.microsoft.com/office/word/2010/wordprocessingShape" mc:Ignorable="w14 w15 w16se w16cid wp14">
   <w:p>
     <w:pPr>
       <w:pStyle w:val="Footer"/>
@@ -3822,7 +3930,7 @@
             </wp:anchor>
           </w:drawing>
         </mc:Choice>
-        <mc:Fallback>
+        <mc:Fallback xmlns:oel="http://schemas.microsoft.com/office/2019/extlst" xmlns:w16cex="http://schemas.microsoft.com/office/word/2018/wordml/cex" xmlns:w16="http://schemas.microsoft.com/office/word/2018/wordml" xmlns:w16du="http://schemas.microsoft.com/office/word/2023/wordml/word16du" xmlns:w16sdtdh="http://schemas.microsoft.com/office/word/2020/wordml/sdtdatahash" xmlns:w16sdtfl="http://schemas.microsoft.com/office/word/2024/wordml/sdtformatlock">
           <w:pict>
             <v:line w14:anchorId="1A5FDE57" id="Straight Connector 5" o:spid="_x0000_s1026" style="position:absolute;z-index:251658240;visibility:visible;mso-wrap-style:square;mso-width-percent:0;mso-height-percent:0;mso-wrap-distance-left:9pt;mso-wrap-distance-top:-3e-5mm;mso-wrap-distance-right:9pt;mso-wrap-distance-bottom:-3e-5mm;mso-position-horizontal:absolute;mso-position-horizontal-relative:margin;mso-position-vertical:absolute;mso-position-vertical-relative:text;mso-width-percent:0;mso-height-percent:0;mso-width-relative:margin;mso-height-relative:margin" from="373.65pt,.1pt" to="555.15pt,.1pt" o:gfxdata="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" strokecolor="black [3200]" strokeweight=".5pt">
               <v:stroke joinstyle="miter"/>
@@ -3897,7 +4005,7 @@
             </wp:anchor>
           </w:drawing>
         </mc:Choice>
-        <mc:Fallback>
+        <mc:Fallback xmlns:oel="http://schemas.microsoft.com/office/2019/extlst" xmlns:w16cex="http://schemas.microsoft.com/office/word/2018/wordml/cex" xmlns:w16="http://schemas.microsoft.com/office/word/2018/wordml" xmlns:w16du="http://schemas.microsoft.com/office/word/2023/wordml/word16du" xmlns:w16sdtdh="http://schemas.microsoft.com/office/word/2020/wordml/sdtdatahash" xmlns:w16sdtfl="http://schemas.microsoft.com/office/word/2024/wordml/sdtformatlock">
           <w:pict>
             <v:line w14:anchorId="77E7AF94" id="Straight Connector 3" o:spid="_x0000_s1026" style="position:absolute;z-index:251658240;visibility:visible;mso-wrap-style:square;mso-width-percent:0;mso-height-percent:0;mso-wrap-distance-left:3.17497mm;mso-wrap-distance-top:0;mso-wrap-distance-right:3.17497mm;mso-wrap-distance-bottom:0;mso-position-horizontal:absolute;mso-position-horizontal-relative:text;mso-position-vertical:absolute;mso-position-vertical-relative:text;mso-width-percent:0;mso-height-percent:0;mso-width-relative:page;mso-height-relative:page" from="373.95pt,.1pt" to="373.95pt,67.3pt" o:gfxdata="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" strokecolor="black [3200]" strokeweight=".5pt">
               <v:stroke joinstyle="miter"/>
@@ -4097,7 +4205,7 @@
 </file>
 
 <file path=word/footer3.xml><?xml version="1.0" encoding="utf-8"?>
-<w:ftr xmlns:wpc="http://schemas.microsoft.com/office/word/2010/wordprocessingCanvas" xmlns:cx="http://schemas.microsoft.com/office/drawing/2014/chartex" xmlns:cx1="http://schemas.microsoft.com/office/drawing/2015/9/8/chartex" xmlns:cx2="http://schemas.microsoft.com/office/drawing/2015/10/21/chartex" xmlns:cx3="http://schemas.microsoft.com/office/drawing/2016/5/9/chartex" xmlns:cx4="http://schemas.microsoft.com/office/drawing/2016/5/10/chartex" xmlns:cx5="http://schemas.microsoft.com/office/drawing/2016/5/11/chartex" xmlns:cx6="http://schemas.microsoft.com/office/drawing/2016/5/12/chartex" xmlns:cx7="http://schemas.microsoft.com/office/drawing/2016/5/13/chartex" xmlns:cx8="http://schemas.microsoft.com/office/drawing/2016/5/14/chartex" xmlns:mc="http://schemas.openxmlformats.org/markup-compatibility/2006" xmlns:aink="http://schemas.microsoft.com/office/drawing/2016/ink" xmlns:am3d="http://schemas.microsoft.com/office/drawing/2017/model3d" xmlns:o="urn:schemas-microsoft-com:office:office" xmlns:oel="http://schemas.microsoft.com/office/2019/extlst" xmlns:r="http://schemas.openxmlformats.org/officeDocument/2006/relationships" xmlns:m="http://schemas.openxmlformats.org/officeDocument/2006/math" xmlns:v="urn:schemas-microsoft-com:vml" xmlns:wp14="http://schemas.microsoft.com/office/word/2010/wordprocessingDrawing" xmlns:wp="http://schemas.openxmlformats.org/drawingml/2006/wordprocessingDrawing" xmlns:w10="urn:schemas-microsoft-com:office:word" xmlns:w="http://schemas.openxmlformats.org/wordprocessingml/2006/main" xmlns:w14="http://schemas.microsoft.com/office/word/2010/wordml" xmlns:w15="http://schemas.microsoft.com/office/word/2012/wordml" xmlns:w16cex="http://schemas.microsoft.com/office/word/2018/wordml/cex" xmlns:w16cid="http://schemas.microsoft.com/office/word/2016/wordml/cid" xmlns:w16="http://schemas.microsoft.com/office/word/2018/wordml" xmlns:w16du="http://schemas.microsoft.com/office/word/2023/wordml/word16du" xmlns:w16sdtdh="http://schemas.microsoft.com/office/word/2020/wordml/sdtdatahash" xmlns:w16sdtfl="http://schemas.microsoft.com/office/word/2024/wordml/sdtformatlock" xmlns:w16se="http://schemas.microsoft.com/office/word/2015/wordml/symex" xmlns:wpg="http://schemas.microsoft.com/office/word/2010/wordprocessingGroup" xmlns:wpi="http://schemas.microsoft.com/office/word/2010/wordprocessingInk" xmlns:wne="http://schemas.microsoft.com/office/word/2006/wordml" xmlns:wps="http://schemas.microsoft.com/office/word/2010/wordprocessingShape" mc:Ignorable="w14 w15 w16se w16cid w16 w16cex w16sdtdh w16sdtfl w16du wp14">
+<w:ftr xmlns:wpc="http://schemas.microsoft.com/office/word/2010/wordprocessingCanvas" xmlns:cx="http://schemas.microsoft.com/office/drawing/2014/chartex" xmlns:cx1="http://schemas.microsoft.com/office/drawing/2015/9/8/chartex" xmlns:cx2="http://schemas.microsoft.com/office/drawing/2015/10/21/chartex" xmlns:cx3="http://schemas.microsoft.com/office/drawing/2016/5/9/chartex" xmlns:cx4="http://schemas.microsoft.com/office/drawing/2016/5/10/chartex" xmlns:cx5="http://schemas.microsoft.com/office/drawing/2016/5/11/chartex" xmlns:cx6="http://schemas.microsoft.com/office/drawing/2016/5/12/chartex" xmlns:cx7="http://schemas.microsoft.com/office/drawing/2016/5/13/chartex" xmlns:cx8="http://schemas.microsoft.com/office/drawing/2016/5/14/chartex" xmlns:mc="http://schemas.openxmlformats.org/markup-compatibility/2006" xmlns:aink="http://schemas.microsoft.com/office/drawing/2016/ink" xmlns:am3d="http://schemas.microsoft.com/office/drawing/2017/model3d" xmlns:o="urn:schemas-microsoft-com:office:office" xmlns:r="http://schemas.openxmlformats.org/officeDocument/2006/relationships" xmlns:m="http://schemas.openxmlformats.org/officeDocument/2006/math" xmlns:v="urn:schemas-microsoft-com:vml" xmlns:wp14="http://schemas.microsoft.com/office/word/2010/wordprocessingDrawing" xmlns:wp="http://schemas.openxmlformats.org/drawingml/2006/wordprocessingDrawing" xmlns:w10="urn:schemas-microsoft-com:office:word" xmlns:w="http://schemas.openxmlformats.org/wordprocessingml/2006/main" xmlns:w14="http://schemas.microsoft.com/office/word/2010/wordml" xmlns:w15="http://schemas.microsoft.com/office/word/2012/wordml" xmlns:w16cid="http://schemas.microsoft.com/office/word/2016/wordml/cid" xmlns:w16se="http://schemas.microsoft.com/office/word/2015/wordml/symex" xmlns:wpg="http://schemas.microsoft.com/office/word/2010/wordprocessingGroup" xmlns:wpi="http://schemas.microsoft.com/office/word/2010/wordprocessingInk" xmlns:wne="http://schemas.microsoft.com/office/word/2006/wordml" xmlns:wps="http://schemas.microsoft.com/office/word/2010/wordprocessingShape" mc:Ignorable="w14 w15 w16se w16cid wp14">
   <w:p>
     <w:pPr>
       <w:pStyle w:val="Footer"/>
@@ -4107,7 +4215,7 @@
 </file>
 
 <file path=word/footnotes.xml><?xml version="1.0" encoding="utf-8"?>
-<w:footnotes xmlns:wpc="http://schemas.microsoft.com/office/word/2010/wordprocessingCanvas" xmlns:cx="http://schemas.microsoft.com/office/drawing/2014/chartex" xmlns:cx1="http://schemas.microsoft.com/office/drawing/2015/9/8/chartex" xmlns:cx2="http://schemas.microsoft.com/office/drawing/2015/10/21/chartex" xmlns:cx3="http://schemas.microsoft.com/office/drawing/2016/5/9/chartex" xmlns:cx4="http://schemas.microsoft.com/office/drawing/2016/5/10/chartex" xmlns:cx5="http://schemas.microsoft.com/office/drawing/2016/5/11/chartex" xmlns:cx6="http://schemas.microsoft.com/office/drawing/2016/5/12/chartex" xmlns:cx7="http://schemas.microsoft.com/office/drawing/2016/5/13/chartex" xmlns:cx8="http://schemas.microsoft.com/office/drawing/2016/5/14/chartex" xmlns:mc="http://schemas.openxmlformats.org/markup-compatibility/2006" xmlns:aink="http://schemas.microsoft.com/office/drawing/2016/ink" xmlns:am3d="http://schemas.microsoft.com/office/drawing/2017/model3d" xmlns:o="urn:schemas-microsoft-com:office:office" xmlns:oel="http://schemas.microsoft.com/office/2019/extlst" xmlns:r="http://schemas.openxmlformats.org/officeDocument/2006/relationships" xmlns:m="http://schemas.openxmlformats.org/officeDocument/2006/math" xmlns:v="urn:schemas-microsoft-com:vml" xmlns:wp14="http://schemas.microsoft.com/office/word/2010/wordprocessingDrawing" xmlns:wp="http://schemas.openxmlformats.org/drawingml/2006/wordprocessingDrawing" xmlns:w10="urn:schemas-microsoft-com:office:word" xmlns:w="http://schemas.openxmlformats.org/wordprocessingml/2006/main" xmlns:w14="http://schemas.microsoft.com/office/word/2010/wordml" xmlns:w15="http://schemas.microsoft.com/office/word/2012/wordml" xmlns:w16cex="http://schemas.microsoft.com/office/word/2018/wordml/cex" xmlns:w16cid="http://schemas.microsoft.com/office/word/2016/wordml/cid" xmlns:w16="http://schemas.microsoft.com/office/word/2018/wordml" xmlns:w16du="http://schemas.microsoft.com/office/word/2023/wordml/word16du" xmlns:w16sdtdh="http://schemas.microsoft.com/office/word/2020/wordml/sdtdatahash" xmlns:w16sdtfl="http://schemas.microsoft.com/office/word/2024/wordml/sdtformatlock" xmlns:w16se="http://schemas.microsoft.com/office/word/2015/wordml/symex" xmlns:wpg="http://schemas.microsoft.com/office/word/2010/wordprocessingGroup" xmlns:wpi="http://schemas.microsoft.com/office/word/2010/wordprocessingInk" xmlns:wne="http://schemas.microsoft.com/office/word/2006/wordml" xmlns:wps="http://schemas.microsoft.com/office/word/2010/wordprocessingShape" mc:Ignorable="w14 w15 w16se w16cid w16 w16cex w16sdtdh w16sdtfl w16du wp14">
+<w:footnotes xmlns:wpc="http://schemas.microsoft.com/office/word/2010/wordprocessingCanvas" xmlns:cx="http://schemas.microsoft.com/office/drawing/2014/chartex" xmlns:cx1="http://schemas.microsoft.com/office/drawing/2015/9/8/chartex" xmlns:cx2="http://schemas.microsoft.com/office/drawing/2015/10/21/chartex" xmlns:cx3="http://schemas.microsoft.com/office/drawing/2016/5/9/chartex" xmlns:cx4="http://schemas.microsoft.com/office/drawing/2016/5/10/chartex" xmlns:cx5="http://schemas.microsoft.com/office/drawing/2016/5/11/chartex" xmlns:cx6="http://schemas.microsoft.com/office/drawing/2016/5/12/chartex" xmlns:cx7="http://schemas.microsoft.com/office/drawing/2016/5/13/chartex" xmlns:cx8="http://schemas.microsoft.com/office/drawing/2016/5/14/chartex" xmlns:mc="http://schemas.openxmlformats.org/markup-compatibility/2006" xmlns:aink="http://schemas.microsoft.com/office/drawing/2016/ink" xmlns:am3d="http://schemas.microsoft.com/office/drawing/2017/model3d" xmlns:o="urn:schemas-microsoft-com:office:office" xmlns:r="http://schemas.openxmlformats.org/officeDocument/2006/relationships" xmlns:m="http://schemas.openxmlformats.org/officeDocument/2006/math" xmlns:v="urn:schemas-microsoft-com:vml" xmlns:wp14="http://schemas.microsoft.com/office/word/2010/wordprocessingDrawing" xmlns:wp="http://schemas.openxmlformats.org/drawingml/2006/wordprocessingDrawing" xmlns:w10="urn:schemas-microsoft-com:office:word" xmlns:w="http://schemas.openxmlformats.org/wordprocessingml/2006/main" xmlns:w14="http://schemas.microsoft.com/office/word/2010/wordml" xmlns:w15="http://schemas.microsoft.com/office/word/2012/wordml" xmlns:w16cid="http://schemas.microsoft.com/office/word/2016/wordml/cid" xmlns:w16se="http://schemas.microsoft.com/office/word/2015/wordml/symex" xmlns:wpg="http://schemas.microsoft.com/office/word/2010/wordprocessingGroup" xmlns:wpi="http://schemas.microsoft.com/office/word/2010/wordprocessingInk" xmlns:wne="http://schemas.microsoft.com/office/word/2006/wordml" xmlns:wps="http://schemas.microsoft.com/office/word/2010/wordprocessingShape" mc:Ignorable="w14 w15 w16se w16cid wp14">
   <w:footnote w:type="separator" w:id="-1">
     <w:p>
       <w:pPr>
@@ -4132,7 +4240,7 @@
 </file>
 
 <file path=word/header1.xml><?xml version="1.0" encoding="utf-8"?>
-<w:hdr xmlns:wpc="http://schemas.microsoft.com/office/word/2010/wordprocessingCanvas" xmlns:cx="http://schemas.microsoft.com/office/drawing/2014/chartex" xmlns:cx1="http://schemas.microsoft.com/office/drawing/2015/9/8/chartex" xmlns:cx2="http://schemas.microsoft.com/office/drawing/2015/10/21/chartex" xmlns:cx3="http://schemas.microsoft.com/office/drawing/2016/5/9/chartex" xmlns:cx4="http://schemas.microsoft.com/office/drawing/2016/5/10/chartex" xmlns:cx5="http://schemas.microsoft.com/office/drawing/2016/5/11/chartex" xmlns:cx6="http://schemas.microsoft.com/office/drawing/2016/5/12/chartex" xmlns:cx7="http://schemas.microsoft.com/office/drawing/2016/5/13/chartex" xmlns:cx8="http://schemas.microsoft.com/office/drawing/2016/5/14/chartex" xmlns:mc="http://schemas.openxmlformats.org/markup-compatibility/2006" xmlns:aink="http://schemas.microsoft.com/office/drawing/2016/ink" xmlns:am3d="http://schemas.microsoft.com/office/drawing/2017/model3d" xmlns:o="urn:schemas-microsoft-com:office:office" xmlns:oel="http://schemas.microsoft.com/office/2019/extlst" xmlns:r="http://schemas.openxmlformats.org/officeDocument/2006/relationships" xmlns:m="http://schemas.openxmlformats.org/officeDocument/2006/math" xmlns:v="urn:schemas-microsoft-com:vml" xmlns:wp14="http://schemas.microsoft.com/office/word/2010/wordprocessingDrawing" xmlns:wp="http://schemas.openxmlformats.org/drawingml/2006/wordprocessingDrawing" xmlns:w10="urn:schemas-microsoft-com:office:word" xmlns:w="http://schemas.openxmlformats.org/wordprocessingml/2006/main" xmlns:w14="http://schemas.microsoft.com/office/word/2010/wordml" xmlns:w15="http://schemas.microsoft.com/office/word/2012/wordml" xmlns:w16cex="http://schemas.microsoft.com/office/word/2018/wordml/cex" xmlns:w16cid="http://schemas.microsoft.com/office/word/2016/wordml/cid" xmlns:w16="http://schemas.microsoft.com/office/word/2018/wordml" xmlns:w16du="http://schemas.microsoft.com/office/word/2023/wordml/word16du" xmlns:w16sdtdh="http://schemas.microsoft.com/office/word/2020/wordml/sdtdatahash" xmlns:w16sdtfl="http://schemas.microsoft.com/office/word/2024/wordml/sdtformatlock" xmlns:w16se="http://schemas.microsoft.com/office/word/2015/wordml/symex" xmlns:wpg="http://schemas.microsoft.com/office/word/2010/wordprocessingGroup" xmlns:wpi="http://schemas.microsoft.com/office/word/2010/wordprocessingInk" xmlns:wne="http://schemas.microsoft.com/office/word/2006/wordml" xmlns:wps="http://schemas.microsoft.com/office/word/2010/wordprocessingShape" mc:Ignorable="w14 w15 w16se w16cid w16 w16cex w16sdtdh w16sdtfl w16du wp14">
+<w:hdr xmlns:wpc="http://schemas.microsoft.com/office/word/2010/wordprocessingCanvas" xmlns:cx="http://schemas.microsoft.com/office/drawing/2014/chartex" xmlns:cx1="http://schemas.microsoft.com/office/drawing/2015/9/8/chartex" xmlns:cx2="http://schemas.microsoft.com/office/drawing/2015/10/21/chartex" xmlns:cx3="http://schemas.microsoft.com/office/drawing/2016/5/9/chartex" xmlns:cx4="http://schemas.microsoft.com/office/drawing/2016/5/10/chartex" xmlns:cx5="http://schemas.microsoft.com/office/drawing/2016/5/11/chartex" xmlns:cx6="http://schemas.microsoft.com/office/drawing/2016/5/12/chartex" xmlns:cx7="http://schemas.microsoft.com/office/drawing/2016/5/13/chartex" xmlns:cx8="http://schemas.microsoft.com/office/drawing/2016/5/14/chartex" xmlns:mc="http://schemas.openxmlformats.org/markup-compatibility/2006" xmlns:aink="http://schemas.microsoft.com/office/drawing/2016/ink" xmlns:am3d="http://schemas.microsoft.com/office/drawing/2017/model3d" xmlns:o="urn:schemas-microsoft-com:office:office" xmlns:r="http://schemas.openxmlformats.org/officeDocument/2006/relationships" xmlns:m="http://schemas.openxmlformats.org/officeDocument/2006/math" xmlns:v="urn:schemas-microsoft-com:vml" xmlns:wp14="http://schemas.microsoft.com/office/word/2010/wordprocessingDrawing" xmlns:wp="http://schemas.openxmlformats.org/drawingml/2006/wordprocessingDrawing" xmlns:w10="urn:schemas-microsoft-com:office:word" xmlns:w="http://schemas.openxmlformats.org/wordprocessingml/2006/main" xmlns:w14="http://schemas.microsoft.com/office/word/2010/wordml" xmlns:w15="http://schemas.microsoft.com/office/word/2012/wordml" xmlns:w16cid="http://schemas.microsoft.com/office/word/2016/wordml/cid" xmlns:w16se="http://schemas.microsoft.com/office/word/2015/wordml/symex" xmlns:wpg="http://schemas.microsoft.com/office/word/2010/wordprocessingGroup" xmlns:wpi="http://schemas.microsoft.com/office/word/2010/wordprocessingInk" xmlns:wne="http://schemas.microsoft.com/office/word/2006/wordml" xmlns:wps="http://schemas.microsoft.com/office/word/2010/wordprocessingShape" mc:Ignorable="w14 w15 w16se w16cid wp14">
   <w:p>
     <w:pPr>
       <w:pStyle w:val="Header"/>
@@ -4142,7 +4250,7 @@
 </file>
 
 <file path=word/header2.xml><?xml version="1.0" encoding="utf-8"?>
-<w:hdr xmlns:wpc="http://schemas.microsoft.com/office/word/2010/wordprocessingCanvas" xmlns:cx="http://schemas.microsoft.com/office/drawing/2014/chartex" xmlns:cx1="http://schemas.microsoft.com/office/drawing/2015/9/8/chartex" xmlns:cx2="http://schemas.microsoft.com/office/drawing/2015/10/21/chartex" xmlns:cx3="http://schemas.microsoft.com/office/drawing/2016/5/9/chartex" xmlns:cx4="http://schemas.microsoft.com/office/drawing/2016/5/10/chartex" xmlns:cx5="http://schemas.microsoft.com/office/drawing/2016/5/11/chartex" xmlns:cx6="http://schemas.microsoft.com/office/drawing/2016/5/12/chartex" xmlns:cx7="http://schemas.microsoft.com/office/drawing/2016/5/13/chartex" xmlns:cx8="http://schemas.microsoft.com/office/drawing/2016/5/14/chartex" xmlns:mc="http://schemas.openxmlformats.org/markup-compatibility/2006" xmlns:aink="http://schemas.microsoft.com/office/drawing/2016/ink" xmlns:am3d="http://schemas.microsoft.com/office/drawing/2017/model3d" xmlns:o="urn:schemas-microsoft-com:office:office" xmlns:oel="http://schemas.microsoft.com/office/2019/extlst" xmlns:r="http://schemas.openxmlformats.org/officeDocument/2006/relationships" xmlns:m="http://schemas.openxmlformats.org/officeDocument/2006/math" xmlns:v="urn:schemas-microsoft-com:vml" xmlns:wp14="http://schemas.microsoft.com/office/word/2010/wordprocessingDrawing" xmlns:wp="http://schemas.openxmlformats.org/drawingml/2006/wordprocessingDrawing" xmlns:w10="urn:schemas-microsoft-com:office:word" xmlns:w="http://schemas.openxmlformats.org/wordprocessingml/2006/main" xmlns:w14="http://schemas.microsoft.com/office/word/2010/wordml" xmlns:w15="http://schemas.microsoft.com/office/word/2012/wordml" xmlns:w16cex="http://schemas.microsoft.com/office/word/2018/wordml/cex" xmlns:w16cid="http://schemas.microsoft.com/office/word/2016/wordml/cid" xmlns:w16="http://schemas.microsoft.com/office/word/2018/wordml" xmlns:w16du="http://schemas.microsoft.com/office/word/2023/wordml/word16du" xmlns:w16sdtdh="http://schemas.microsoft.com/office/word/2020/wordml/sdtdatahash" xmlns:w16sdtfl="http://schemas.microsoft.com/office/word/2024/wordml/sdtformatlock" xmlns:w16se="http://schemas.microsoft.com/office/word/2015/wordml/symex" xmlns:wpg="http://schemas.microsoft.com/office/word/2010/wordprocessingGroup" xmlns:wpi="http://schemas.microsoft.com/office/word/2010/wordprocessingInk" xmlns:wne="http://schemas.microsoft.com/office/word/2006/wordml" xmlns:wps="http://schemas.microsoft.com/office/word/2010/wordprocessingShape" mc:Ignorable="w14 w15 w16se w16cid w16 w16cex w16sdtdh w16sdtfl w16du wp14">
+<w:hdr xmlns:wpc="http://schemas.microsoft.com/office/word/2010/wordprocessingCanvas" xmlns:cx="http://schemas.microsoft.com/office/drawing/2014/chartex" xmlns:cx1="http://schemas.microsoft.com/office/drawing/2015/9/8/chartex" xmlns:cx2="http://schemas.microsoft.com/office/drawing/2015/10/21/chartex" xmlns:cx3="http://schemas.microsoft.com/office/drawing/2016/5/9/chartex" xmlns:cx4="http://schemas.microsoft.com/office/drawing/2016/5/10/chartex" xmlns:cx5="http://schemas.microsoft.com/office/drawing/2016/5/11/chartex" xmlns:cx6="http://schemas.microsoft.com/office/drawing/2016/5/12/chartex" xmlns:cx7="http://schemas.microsoft.com/office/drawing/2016/5/13/chartex" xmlns:cx8="http://schemas.microsoft.com/office/drawing/2016/5/14/chartex" xmlns:mc="http://schemas.openxmlformats.org/markup-compatibility/2006" xmlns:aink="http://schemas.microsoft.com/office/drawing/2016/ink" xmlns:am3d="http://schemas.microsoft.com/office/drawing/2017/model3d" xmlns:o="urn:schemas-microsoft-com:office:office" xmlns:r="http://schemas.openxmlformats.org/officeDocument/2006/relationships" xmlns:m="http://schemas.openxmlformats.org/officeDocument/2006/math" xmlns:v="urn:schemas-microsoft-com:vml" xmlns:wp14="http://schemas.microsoft.com/office/word/2010/wordprocessingDrawing" xmlns:wp="http://schemas.openxmlformats.org/drawingml/2006/wordprocessingDrawing" xmlns:w10="urn:schemas-microsoft-com:office:word" xmlns:w="http://schemas.openxmlformats.org/wordprocessingml/2006/main" xmlns:w14="http://schemas.microsoft.com/office/word/2010/wordml" xmlns:w15="http://schemas.microsoft.com/office/word/2012/wordml" xmlns:w16cid="http://schemas.microsoft.com/office/word/2016/wordml/cid" xmlns:w16se="http://schemas.microsoft.com/office/word/2015/wordml/symex" xmlns:wpg="http://schemas.microsoft.com/office/word/2010/wordprocessingGroup" xmlns:wpi="http://schemas.microsoft.com/office/word/2010/wordprocessingInk" xmlns:wne="http://schemas.microsoft.com/office/word/2006/wordml" xmlns:wps="http://schemas.microsoft.com/office/word/2010/wordprocessingShape" mc:Ignorable="w14 w15 w16se w16cid wp14">
   <w:p>
     <w:pPr>
       <w:pStyle w:val="Header"/>
@@ -4168,7 +4276,7 @@
 </file>
 
 <file path=word/header3.xml><?xml version="1.0" encoding="utf-8"?>
-<w:hdr xmlns:wpc="http://schemas.microsoft.com/office/word/2010/wordprocessingCanvas" xmlns:cx="http://schemas.microsoft.com/office/drawing/2014/chartex" xmlns:cx1="http://schemas.microsoft.com/office/drawing/2015/9/8/chartex" xmlns:cx2="http://schemas.microsoft.com/office/drawing/2015/10/21/chartex" xmlns:cx3="http://schemas.microsoft.com/office/drawing/2016/5/9/chartex" xmlns:cx4="http://schemas.microsoft.com/office/drawing/2016/5/10/chartex" xmlns:cx5="http://schemas.microsoft.com/office/drawing/2016/5/11/chartex" xmlns:cx6="http://schemas.microsoft.com/office/drawing/2016/5/12/chartex" xmlns:cx7="http://schemas.microsoft.com/office/drawing/2016/5/13/chartex" xmlns:cx8="http://schemas.microsoft.com/office/drawing/2016/5/14/chartex" xmlns:mc="http://schemas.openxmlformats.org/markup-compatibility/2006" xmlns:aink="http://schemas.microsoft.com/office/drawing/2016/ink" xmlns:am3d="http://schemas.microsoft.com/office/drawing/2017/model3d" xmlns:o="urn:schemas-microsoft-com:office:office" xmlns:oel="http://schemas.microsoft.com/office/2019/extlst" xmlns:r="http://schemas.openxmlformats.org/officeDocument/2006/relationships" xmlns:m="http://schemas.openxmlformats.org/officeDocument/2006/math" xmlns:v="urn:schemas-microsoft-com:vml" xmlns:wp14="http://schemas.microsoft.com/office/word/2010/wordprocessingDrawing" xmlns:wp="http://schemas.openxmlformats.org/drawingml/2006/wordprocessingDrawing" xmlns:w10="urn:schemas-microsoft-com:office:word" xmlns:w="http://schemas.openxmlformats.org/wordprocessingml/2006/main" xmlns:w14="http://schemas.microsoft.com/office/word/2010/wordml" xmlns:w15="http://schemas.microsoft.com/office/word/2012/wordml" xmlns:w16cex="http://schemas.microsoft.com/office/word/2018/wordml/cex" xmlns:w16cid="http://schemas.microsoft.com/office/word/2016/wordml/cid" xmlns:w16="http://schemas.microsoft.com/office/word/2018/wordml" xmlns:w16du="http://schemas.microsoft.com/office/word/2023/wordml/word16du" xmlns:w16sdtdh="http://schemas.microsoft.com/office/word/2020/wordml/sdtdatahash" xmlns:w16sdtfl="http://schemas.microsoft.com/office/word/2024/wordml/sdtformatlock" xmlns:w16se="http://schemas.microsoft.com/office/word/2015/wordml/symex" xmlns:wpg="http://schemas.microsoft.com/office/word/2010/wordprocessingGroup" xmlns:wpi="http://schemas.microsoft.com/office/word/2010/wordprocessingInk" xmlns:wne="http://schemas.microsoft.com/office/word/2006/wordml" xmlns:wps="http://schemas.microsoft.com/office/word/2010/wordprocessingShape" mc:Ignorable="w14 w15 w16se w16cid w16 w16cex w16sdtdh w16sdtfl w16du wp14">
+<w:hdr xmlns:wpc="http://schemas.microsoft.com/office/word/2010/wordprocessingCanvas" xmlns:cx="http://schemas.microsoft.com/office/drawing/2014/chartex" xmlns:cx1="http://schemas.microsoft.com/office/drawing/2015/9/8/chartex" xmlns:cx2="http://schemas.microsoft.com/office/drawing/2015/10/21/chartex" xmlns:cx3="http://schemas.microsoft.com/office/drawing/2016/5/9/chartex" xmlns:cx4="http://schemas.microsoft.com/office/drawing/2016/5/10/chartex" xmlns:cx5="http://schemas.microsoft.com/office/drawing/2016/5/11/chartex" xmlns:cx6="http://schemas.microsoft.com/office/drawing/2016/5/12/chartex" xmlns:cx7="http://schemas.microsoft.com/office/drawing/2016/5/13/chartex" xmlns:cx8="http://schemas.microsoft.com/office/drawing/2016/5/14/chartex" xmlns:mc="http://schemas.openxmlformats.org/markup-compatibility/2006" xmlns:aink="http://schemas.microsoft.com/office/drawing/2016/ink" xmlns:am3d="http://schemas.microsoft.com/office/drawing/2017/model3d" xmlns:o="urn:schemas-microsoft-com:office:office" xmlns:r="http://schemas.openxmlformats.org/officeDocument/2006/relationships" xmlns:m="http://schemas.openxmlformats.org/officeDocument/2006/math" xmlns:v="urn:schemas-microsoft-com:vml" xmlns:wp14="http://schemas.microsoft.com/office/word/2010/wordprocessingDrawing" xmlns:wp="http://schemas.openxmlformats.org/drawingml/2006/wordprocessingDrawing" xmlns:w10="urn:schemas-microsoft-com:office:word" xmlns:w="http://schemas.openxmlformats.org/wordprocessingml/2006/main" xmlns:w14="http://schemas.microsoft.com/office/word/2010/wordml" xmlns:w15="http://schemas.microsoft.com/office/word/2012/wordml" xmlns:w16cid="http://schemas.microsoft.com/office/word/2016/wordml/cid" xmlns:w16se="http://schemas.microsoft.com/office/word/2015/wordml/symex" xmlns:wpg="http://schemas.microsoft.com/office/word/2010/wordprocessingGroup" xmlns:wpi="http://schemas.microsoft.com/office/word/2010/wordprocessingInk" xmlns:wne="http://schemas.microsoft.com/office/word/2006/wordml" xmlns:wps="http://schemas.microsoft.com/office/word/2010/wordprocessingShape" mc:Ignorable="w14 w15 w16se w16cid wp14">
   <w:p>
     <w:pPr>
       <w:pStyle w:val="Header"/>
@@ -4178,7 +4286,7 @@
 </file>
 
 <file path=word/styles.xml><?xml version="1.0" encoding="utf-8"?>
-<w:styles xmlns:mc="http://schemas.openxmlformats.org/markup-compatibility/2006" xmlns:r="http://schemas.openxmlformats.org/officeDocument/2006/relationships" xmlns:w="http://schemas.openxmlformats.org/wordprocessingml/2006/main" xmlns:w14="http://schemas.microsoft.com/office/word/2010/wordml" xmlns:w15="http://schemas.microsoft.com/office/word/2012/wordml" xmlns:w16cex="http://schemas.microsoft.com/office/word/2018/wordml/cex" xmlns:w16cid="http://schemas.microsoft.com/office/word/2016/wordml/cid" xmlns:w16="http://schemas.microsoft.com/office/word/2018/wordml" xmlns:w16du="http://schemas.microsoft.com/office/word/2023/wordml/word16du" xmlns:w16sdtdh="http://schemas.microsoft.com/office/word/2020/wordml/sdtdatahash" xmlns:w16sdtfl="http://schemas.microsoft.com/office/word/2024/wordml/sdtformatlock" xmlns:w16se="http://schemas.microsoft.com/office/word/2015/wordml/symex" mc:Ignorable="w14 w15 w16se w16cid w16 w16cex w16sdtdh w16sdtfl w16du">
+<w:styles xmlns:mc="http://schemas.openxmlformats.org/markup-compatibility/2006" xmlns:r="http://schemas.openxmlformats.org/officeDocument/2006/relationships" xmlns:w="http://schemas.openxmlformats.org/wordprocessingml/2006/main" xmlns:w14="http://schemas.microsoft.com/office/word/2010/wordml" xmlns:w15="http://schemas.microsoft.com/office/word/2012/wordml" xmlns:w16cid="http://schemas.microsoft.com/office/word/2016/wordml/cid" xmlns:w16se="http://schemas.microsoft.com/office/word/2015/wordml/symex" mc:Ignorable="w14 w15 w16se w16cid">
   <w:docDefaults>
     <w:rPrDefault>
       <w:rPr>
@@ -4196,7 +4304,7 @@
       </w:pPr>
     </w:pPrDefault>
   </w:docDefaults>
-  <w:latentStyles w:defLockedState="0" w:defUIPriority="99" w:defSemiHidden="0" w:defUnhideWhenUsed="0" w:defQFormat="0" w:count="376">
+  <w:latentStyles w:defLockedState="0" w:defUIPriority="99" w:defSemiHidden="0" w:defUnhideWhenUsed="0" w:defQFormat="0" w:count="375">
     <w:lsdException w:name="Normal" w:uiPriority="0" w:qFormat="1"/>
     <w:lsdException w:name="heading 1" w:uiPriority="9" w:qFormat="1"/>
     <w:lsdException w:name="heading 2" w:semiHidden="1" w:uiPriority="9" w:unhideWhenUsed="1" w:qFormat="1"/>
@@ -4572,7 +4680,6 @@
     <w:lsdException w:name="Smart Hyperlink" w:semiHidden="1" w:unhideWhenUsed="1"/>
     <w:lsdException w:name="Hashtag" w:semiHidden="1" w:unhideWhenUsed="1"/>
     <w:lsdException w:name="Unresolved Mention" w:semiHidden="1" w:unhideWhenUsed="1"/>
-    <w:lsdException w:name="Smart Link" w:semiHidden="1" w:unhideWhenUsed="1"/>
   </w:latentStyles>
   <w:style w:type="paragraph" w:default="1" w:styleId="Normal">
     <w:name w:val="Normal"/>
@@ -4781,6 +4888,7 @@
   <w:style w:type="character" w:default="1" w:styleId="DefaultParagraphFont">
     <w:name w:val="Default Paragraph Font"/>
     <w:uiPriority w:val="1"/>
+    <w:semiHidden/>
     <w:unhideWhenUsed/>
   </w:style>
   <w:style w:type="table" w:default="1" w:styleId="TableNormal">
@@ -5469,7 +5577,7 @@
 </file>
 
 <file path=customXml/itemProps1.xml><?xml version="1.0" encoding="utf-8"?>
-<ds:datastoreItem xmlns:ds="http://schemas.openxmlformats.org/officeDocument/2006/customXml" ds:itemID="{FFAC696C-E34C-4C8A-83C8-974B9911AEE2}">
+<ds:datastoreItem xmlns:ds="http://schemas.openxmlformats.org/officeDocument/2006/customXml" ds:itemID="{91BF05C4-4BC3-41D9-8529-53420D30A0E2}">
   <ds:schemaRefs>
     <ds:schemaRef ds:uri="http://schemas.openxmlformats.org/officeDocument/2006/bibliography"/>
   </ds:schemaRefs>

--- a/electron/database/generate-document/templates/party-packing.docx
+++ b/electron/database/generate-document/templates/party-packing.docx
@@ -612,6 +612,7 @@
               <w:t>{#</w:t>
             </w:r>
             <w:proofErr w:type="spellStart"/>
+            <w:proofErr w:type="gramStart"/>
             <w:r>
               <w:rPr>
                 <w:rFonts w:cstheme="minorHAnsi"/>
@@ -635,7 +636,16 @@
                 <w:sz w:val="20"/>
                 <w:szCs w:val="20"/>
               </w:rPr>
-              <w:t>{#</w:t>
+              <w:t>{</w:t>
+            </w:r>
+            <w:proofErr w:type="gramEnd"/>
+            <w:r>
+              <w:rPr>
+                <w:rFonts w:cstheme="minorHAnsi"/>
+                <w:sz w:val="20"/>
+                <w:szCs w:val="20"/>
+              </w:rPr>
+              <w:t>#</w:t>
             </w:r>
             <w:proofErr w:type="spellStart"/>
             <w:r>
@@ -709,6 +719,7 @@
               <w:t>{#</w:t>
             </w:r>
             <w:proofErr w:type="spellStart"/>
+            <w:proofErr w:type="gramStart"/>
             <w:r>
               <w:rPr>
                 <w:rFonts w:cstheme="minorHAnsi"/>
@@ -724,7 +735,16 @@
                 <w:sz w:val="20"/>
                 <w:szCs w:val="20"/>
               </w:rPr>
-              <w:t>}EMAIL: {</w:t>
+              <w:t>}EMAIL</w:t>
+            </w:r>
+            <w:proofErr w:type="gramEnd"/>
+            <w:r>
+              <w:rPr>
+                <w:rFonts w:cstheme="minorHAnsi"/>
+                <w:sz w:val="20"/>
+                <w:szCs w:val="20"/>
+              </w:rPr>
+              <w:t>: {</w:t>
             </w:r>
             <w:proofErr w:type="spellStart"/>
             <w:r>
@@ -807,23 +827,8 @@
                 <w:szCs w:val="20"/>
               </w:rPr>
             </w:pPr>
-            <w:r>
-              <w:rPr>
-                <w:rFonts w:cstheme="minorHAnsi"/>
-                <w:sz w:val="20"/>
-                <w:szCs w:val="20"/>
-              </w:rPr>
-              <w:t xml:space="preserve">Buyer </w:t>
-            </w:r>
-          </w:p>
-          <w:p>
-            <w:pPr>
-              <w:rPr>
-                <w:rFonts w:cstheme="minorHAnsi"/>
-                <w:sz w:val="20"/>
-                <w:szCs w:val="20"/>
-              </w:rPr>
-            </w:pPr>
+            <w:bookmarkStart w:id="1" w:name="_GoBack"/>
+            <w:bookmarkEnd w:id="1"/>
             <w:r>
               <w:rPr>
                 <w:rFonts w:cstheme="minorHAnsi"/>
@@ -1166,8 +1171,6 @@
               </w:rPr>
               <w:t xml:space="preserve">Payment Terms – </w:t>
             </w:r>
-            <w:bookmarkStart w:id="1" w:name="_GoBack"/>
-            <w:bookmarkEnd w:id="1"/>
             <w:r>
               <w:rPr>
                 <w:rFonts w:cstheme="minorHAnsi"/>
@@ -1894,6 +1897,7 @@
                     <w:t>{#</w:t>
                   </w:r>
                   <w:proofErr w:type="spellStart"/>
+                  <w:proofErr w:type="gramStart"/>
                   <w:r>
                     <w:rPr>
                       <w:rFonts w:cstheme="minorHAnsi"/>
@@ -1913,7 +1917,18 @@
                       <w:sz w:val="20"/>
                       <w:szCs w:val="20"/>
                     </w:rPr>
-                    <w:t>}ASW No{/</w:t>
+                    <w:t>}ASW</w:t>
+                  </w:r>
+                  <w:proofErr w:type="gramEnd"/>
+                  <w:r>
+                    <w:rPr>
+                      <w:rFonts w:cstheme="minorHAnsi"/>
+                      <w:b/>
+                      <w:bCs/>
+                      <w:sz w:val="20"/>
+                      <w:szCs w:val="20"/>
+                    </w:rPr>
+                    <w:t xml:space="preserve"> No{/</w:t>
                   </w:r>
                   <w:proofErr w:type="spellStart"/>
                   <w:r>
@@ -2016,6 +2031,7 @@
                     <w:t>{#</w:t>
                   </w:r>
                   <w:proofErr w:type="spellStart"/>
+                  <w:proofErr w:type="gramStart"/>
                   <w:r>
                     <w:rPr>
                       <w:rFonts w:cstheme="minorHAnsi"/>
@@ -2035,7 +2051,18 @@
                       <w:sz w:val="20"/>
                       <w:szCs w:val="20"/>
                     </w:rPr>
-                    <w:t xml:space="preserve">}ASW </w:t>
+                    <w:t>}ASW</w:t>
+                  </w:r>
+                  <w:proofErr w:type="gramEnd"/>
+                  <w:r>
+                    <w:rPr>
+                      <w:rFonts w:cstheme="minorHAnsi"/>
+                      <w:b/>
+                      <w:bCs/>
+                      <w:sz w:val="20"/>
+                      <w:szCs w:val="20"/>
+                    </w:rPr>
+                    <w:t xml:space="preserve"> </w:t>
                   </w:r>
                   <w:proofErr w:type="spellStart"/>
                   <w:r>
@@ -2393,7 +2420,29 @@
                       <w:sz w:val="20"/>
                       <w:szCs w:val="20"/>
                     </w:rPr>
-                    <w:t>Box Size In Inch</w:t>
+                    <w:t xml:space="preserve">Box Size </w:t>
+                  </w:r>
+                  <w:proofErr w:type="gramStart"/>
+                  <w:r>
+                    <w:rPr>
+                      <w:rFonts w:cstheme="minorHAnsi"/>
+                      <w:b/>
+                      <w:bCs/>
+                      <w:sz w:val="20"/>
+                      <w:szCs w:val="20"/>
+                    </w:rPr>
+                    <w:t>In</w:t>
+                  </w:r>
+                  <w:proofErr w:type="gramEnd"/>
+                  <w:r>
+                    <w:rPr>
+                      <w:rFonts w:cstheme="minorHAnsi"/>
+                      <w:b/>
+                      <w:bCs/>
+                      <w:sz w:val="20"/>
+                      <w:szCs w:val="20"/>
+                    </w:rPr>
+                    <w:t xml:space="preserve"> Inch</w:t>
                   </w:r>
                 </w:p>
               </w:tc>
@@ -2546,15 +2595,33 @@
                       <w:sz w:val="18"/>
                       <w:szCs w:val="18"/>
                     </w:rPr>
-                    <w:t>{#invoiceItems</w:t>
-                  </w:r>
-                  <w:r>
-                    <w:rPr>
-                      <w:rFonts w:cstheme="minorHAnsi"/>
-                      <w:sz w:val="18"/>
-                      <w:szCs w:val="18"/>
-                    </w:rPr>
-                    <w:t>}{#showThickness}</w:t>
+                    <w:t>{#</w:t>
+                  </w:r>
+                  <w:proofErr w:type="gramStart"/>
+                  <w:r>
+                    <w:rPr>
+                      <w:rFonts w:cstheme="minorHAnsi"/>
+                      <w:sz w:val="18"/>
+                      <w:szCs w:val="18"/>
+                    </w:rPr>
+                    <w:t>invoiceItems</w:t>
+                  </w:r>
+                  <w:r>
+                    <w:rPr>
+                      <w:rFonts w:cstheme="minorHAnsi"/>
+                      <w:sz w:val="18"/>
+                      <w:szCs w:val="18"/>
+                    </w:rPr>
+                    <w:t>}{</w:t>
+                  </w:r>
+                  <w:proofErr w:type="gramEnd"/>
+                  <w:r>
+                    <w:rPr>
+                      <w:rFonts w:cstheme="minorHAnsi"/>
+                      <w:sz w:val="18"/>
+                      <w:szCs w:val="18"/>
+                    </w:rPr>
+                    <w:t>#showThickness}</w:t>
                   </w:r>
                   <w:r>
                     <w:rPr>
@@ -3252,7 +3319,25 @@
                       <w:sz w:val="18"/>
                       <w:szCs w:val="18"/>
                     </w:rPr>
-                    <w:t>{/invoices}{/</w:t>
+                    <w:t>{/</w:t>
+                  </w:r>
+                  <w:proofErr w:type="gramStart"/>
+                  <w:r>
+                    <w:rPr>
+                      <w:rFonts w:cstheme="minorHAnsi"/>
+                      <w:sz w:val="18"/>
+                      <w:szCs w:val="18"/>
+                    </w:rPr>
+                    <w:t>invoices}{</w:t>
+                  </w:r>
+                  <w:proofErr w:type="gramEnd"/>
+                  <w:r>
+                    <w:rPr>
+                      <w:rFonts w:cstheme="minorHAnsi"/>
+                      <w:sz w:val="18"/>
+                      <w:szCs w:val="18"/>
+                    </w:rPr>
+                    <w:t>/</w:t>
                   </w:r>
                   <w:proofErr w:type="spellStart"/>
                   <w:r>
@@ -3930,7 +4015,7 @@
             </wp:anchor>
           </w:drawing>
         </mc:Choice>
-        <mc:Fallback xmlns:oel="http://schemas.microsoft.com/office/2019/extlst" xmlns:w16cex="http://schemas.microsoft.com/office/word/2018/wordml/cex" xmlns:w16="http://schemas.microsoft.com/office/word/2018/wordml" xmlns:w16du="http://schemas.microsoft.com/office/word/2023/wordml/word16du" xmlns:w16sdtdh="http://schemas.microsoft.com/office/word/2020/wordml/sdtdatahash" xmlns:w16sdtfl="http://schemas.microsoft.com/office/word/2024/wordml/sdtformatlock">
+        <mc:Fallback xmlns:w16sdtfl="http://schemas.microsoft.com/office/word/2024/wordml/sdtformatlock" xmlns:w16sdtdh="http://schemas.microsoft.com/office/word/2020/wordml/sdtdatahash" xmlns:w16du="http://schemas.microsoft.com/office/word/2023/wordml/word16du" xmlns:w16="http://schemas.microsoft.com/office/word/2018/wordml" xmlns:w16cex="http://schemas.microsoft.com/office/word/2018/wordml/cex" xmlns:oel="http://schemas.microsoft.com/office/2019/extlst">
           <w:pict>
             <v:line w14:anchorId="1A5FDE57" id="Straight Connector 5" o:spid="_x0000_s1026" style="position:absolute;z-index:251658240;visibility:visible;mso-wrap-style:square;mso-width-percent:0;mso-height-percent:0;mso-wrap-distance-left:9pt;mso-wrap-distance-top:-3e-5mm;mso-wrap-distance-right:9pt;mso-wrap-distance-bottom:-3e-5mm;mso-position-horizontal:absolute;mso-position-horizontal-relative:margin;mso-position-vertical:absolute;mso-position-vertical-relative:text;mso-width-percent:0;mso-height-percent:0;mso-width-relative:margin;mso-height-relative:margin" from="373.65pt,.1pt" to="555.15pt,.1pt" o:gfxdata="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" strokecolor="black [3200]" strokeweight=".5pt">
               <v:stroke joinstyle="miter"/>
@@ -4005,7 +4090,7 @@
             </wp:anchor>
           </w:drawing>
         </mc:Choice>
-        <mc:Fallback xmlns:oel="http://schemas.microsoft.com/office/2019/extlst" xmlns:w16cex="http://schemas.microsoft.com/office/word/2018/wordml/cex" xmlns:w16="http://schemas.microsoft.com/office/word/2018/wordml" xmlns:w16du="http://schemas.microsoft.com/office/word/2023/wordml/word16du" xmlns:w16sdtdh="http://schemas.microsoft.com/office/word/2020/wordml/sdtdatahash" xmlns:w16sdtfl="http://schemas.microsoft.com/office/word/2024/wordml/sdtformatlock">
+        <mc:Fallback xmlns:w16sdtfl="http://schemas.microsoft.com/office/word/2024/wordml/sdtformatlock" xmlns:w16sdtdh="http://schemas.microsoft.com/office/word/2020/wordml/sdtdatahash" xmlns:w16du="http://schemas.microsoft.com/office/word/2023/wordml/word16du" xmlns:w16="http://schemas.microsoft.com/office/word/2018/wordml" xmlns:w16cex="http://schemas.microsoft.com/office/word/2018/wordml/cex" xmlns:oel="http://schemas.microsoft.com/office/2019/extlst">
           <w:pict>
             <v:line w14:anchorId="77E7AF94" id="Straight Connector 3" o:spid="_x0000_s1026" style="position:absolute;z-index:251658240;visibility:visible;mso-wrap-style:square;mso-width-percent:0;mso-height-percent:0;mso-wrap-distance-left:3.17497mm;mso-wrap-distance-top:0;mso-wrap-distance-right:3.17497mm;mso-wrap-distance-bottom:0;mso-position-horizontal:absolute;mso-position-horizontal-relative:text;mso-position-vertical:absolute;mso-position-vertical-relative:text;mso-width-percent:0;mso-height-percent:0;mso-width-relative:page;mso-height-relative:page" from="373.95pt,.1pt" to="373.95pt,67.3pt" o:gfxdata="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" strokecolor="black [3200]" strokeweight=".5pt">
               <v:stroke joinstyle="miter"/>
@@ -4069,7 +4154,16 @@
         <w:bCs/>
         <w:spacing w:val="60"/>
       </w:rPr>
-      <w:t xml:space="preserve">  </w:t>
+      <w:t xml:space="preserve"> </w:t>
+    </w:r>
+    <w:proofErr w:type="gramStart"/>
+    <w:r>
+      <w:rPr>
+        <w:b/>
+        <w:bCs/>
+        <w:spacing w:val="60"/>
+      </w:rPr>
+      <w:t xml:space="preserve"> </w:t>
     </w:r>
     <w:r>
       <w:rPr>
@@ -4093,7 +4187,16 @@
         <w:bCs/>
         <w:spacing w:val="60"/>
       </w:rPr>
-      <w:t>(I)</w:t>
+      <w:t>(</w:t>
+    </w:r>
+    <w:proofErr w:type="gramEnd"/>
+    <w:r>
+      <w:rPr>
+        <w:b/>
+        <w:bCs/>
+        <w:spacing w:val="60"/>
+      </w:rPr>
+      <w:t>I)</w:t>
     </w:r>
     <w:r>
       <w:rPr>
@@ -5577,7 +5680,7 @@
 </file>
 
 <file path=customXml/itemProps1.xml><?xml version="1.0" encoding="utf-8"?>
-<ds:datastoreItem xmlns:ds="http://schemas.openxmlformats.org/officeDocument/2006/customXml" ds:itemID="{91BF05C4-4BC3-41D9-8529-53420D30A0E2}">
+<ds:datastoreItem xmlns:ds="http://schemas.openxmlformats.org/officeDocument/2006/customXml" ds:itemID="{43888E61-235D-4AD5-887D-B735C2C5FC43}">
   <ds:schemaRefs>
     <ds:schemaRef ds:uri="http://schemas.openxmlformats.org/officeDocument/2006/bibliography"/>
   </ds:schemaRefs>
